--- a/blog_documents/论文初稿.docx
+++ b/blog_documents/论文初稿.docx
@@ -3,14 +3,39 @@
 <w:document xmlns:wpc="http://schemas.microsoft.com/office/word/2010/wordprocessingCanvas" xmlns:cx="http://schemas.microsoft.com/office/drawing/2014/chartex" xmlns:cx1="http://schemas.microsoft.com/office/drawing/2015/9/8/chartex" xmlns:cx2="http://schemas.microsoft.com/office/drawing/2015/10/21/chartex" xmlns:cx3="http://schemas.microsoft.com/office/drawing/2016/5/9/chartex" xmlns:cx4="http://schemas.microsoft.com/office/drawing/2016/5/10/chartex" xmlns:cx5="http://schemas.microsoft.com/office/drawing/2016/5/11/chartex" xmlns:cx6="http://schemas.microsoft.com/office/drawing/2016/5/12/chartex" xmlns:cx7="http://schemas.microsoft.com/office/drawing/2016/5/13/chartex" xmlns:cx8="http://schemas.microsoft.com/office/drawing/2016/5/14/chartex" xmlns:mc="http://schemas.openxmlformats.org/markup-compatibility/2006" xmlns:aink="http://schemas.microsoft.com/office/drawing/2016/ink" xmlns:am3d="http://schemas.microsoft.com/office/drawing/2017/model3d" xmlns:o="urn:schemas-microsoft-com:office:office" xmlns:oel="http://schemas.microsoft.com/office/2019/extlst" xmlns:r="http://schemas.openxmlformats.org/officeDocument/2006/relationships" xmlns:m="http://schemas.openxmlformats.org/officeDocument/2006/math" xmlns:v="urn:schemas-microsoft-com:vml" xmlns:wp14="http://schemas.microsoft.com/office/word/2010/wordprocessingDrawing" xmlns:wp="http://schemas.openxmlformats.org/drawingml/2006/wordprocessingDrawing" xmlns:w10="urn:schemas-microsoft-com:office:word" xmlns:w="http://schemas.openxmlformats.org/wordprocessingml/2006/main" xmlns:w14="http://schemas.microsoft.com/office/word/2010/wordml" xmlns:w15="http://schemas.microsoft.com/office/word/2012/wordml" xmlns:w16cex="http://schemas.microsoft.com/office/word/2018/wordml/cex" xmlns:w16cid="http://schemas.microsoft.com/office/word/2016/wordml/cid" xmlns:w16="http://schemas.microsoft.com/office/word/2018/wordml" xmlns:w16du="http://schemas.microsoft.com/office/word/2023/wordml/word16du" xmlns:w16sdtdh="http://schemas.microsoft.com/office/word/2020/wordml/sdtdatahash" xmlns:w16sdtfl="http://schemas.microsoft.com/office/word/2024/wordml/sdtformatlock" xmlns:w16se="http://schemas.microsoft.com/office/word/2015/wordml/symex" xmlns:wpg="http://schemas.microsoft.com/office/word/2010/wordprocessingGroup" xmlns:wpi="http://schemas.microsoft.com/office/word/2010/wordprocessingInk" xmlns:wne="http://schemas.microsoft.com/office/word/2006/wordml" xmlns:wps="http://schemas.microsoft.com/office/word/2010/wordprocessingShape" mc:Ignorable="w14 w15 w16se w16cid w16 w16cex w16sdtdh w16sdtfl w16du wp14">
   <w:body>
     <w:p>
-      <w:r>
-        <w:rPr>
-          <w:rFonts w:hint="eastAsia"/>
-        </w:rPr>
-        <w:t>基于Vue+Spring Boot的响应式博客系统开发</w:t>
-      </w:r>
-    </w:p>
-    <w:p/>
+      <w:pPr>
+        <w:rPr>
+          <w:rFonts w:hint="eastAsia"/>
+        </w:rPr>
+      </w:pPr>
+      <w:r>
+        <w:rPr>
+          <w:rFonts w:hint="eastAsia"/>
+        </w:rPr>
+        <w:t>基于</w:t>
+      </w:r>
+      <w:proofErr w:type="spellStart"/>
+      <w:r>
+        <w:rPr>
+          <w:rFonts w:hint="eastAsia"/>
+        </w:rPr>
+        <w:t>Vue+Spring</w:t>
+      </w:r>
+      <w:proofErr w:type="spellEnd"/>
+      <w:r>
+        <w:rPr>
+          <w:rFonts w:hint="eastAsia"/>
+        </w:rPr>
+        <w:t xml:space="preserve"> Boot的响应式博客系统开发</w:t>
+      </w:r>
+    </w:p>
+    <w:p>
+      <w:pPr>
+        <w:rPr>
+          <w:rFonts w:hint="eastAsia"/>
+        </w:rPr>
+      </w:pPr>
+    </w:p>
     <w:p>
       <w:pPr>
         <w:pStyle w:val="1"/>
@@ -26,11 +51,30 @@
       </w:r>
     </w:p>
     <w:p>
-      <w:r>
-        <w:rPr>
-          <w:rFonts w:hint="eastAsia"/>
-        </w:rPr>
-        <w:t>随着个人内容创作与自媒体的发展，构建一套高可用、易扩展且具备良好交互体验的个人博客系统成为许多开发者和内容创作者的迫切需求。本文围绕基于Vue与Spring Boot的响应式个人博客系统展开研究与实现，旨在通过前后端分离架构、现代前端响应式设计与成熟的后端服务框架，提供一套兼顾性能、安全与易用性的全栈解决方案。系统再前端采用Vue.js生态，包括Vue Router、Vuex及组件化开发，实现了页面路由管理、状态管理与模块化组件服用；在后端基于Spring Boot构建RESTful API，结合Spring Security实现鉴权与权限控制，利用MySQL存储核心业务数据，并用Elasticsearch提升全文检索效率。为增强实时交互体验，系统引入WebSocket技术实现在线消息推送和实时评论功能；通过Docker容器化部署与CI/CD流水线，提升系统的可维护性与扩展性</w:t>
+      <w:pPr>
+        <w:rPr>
+          <w:rFonts w:hint="eastAsia"/>
+        </w:rPr>
+      </w:pPr>
+      <w:r>
+        <w:rPr>
+          <w:rFonts w:hint="eastAsia"/>
+        </w:rPr>
+        <w:t>随着个人内容创作与自媒体的发展，构建一套高可用、易扩展且具备良好交互体验的个人博客系统成为许多开发者和内容创作者的迫切需求。本文围绕基于Vue与Spring Boot的响应式个人博客系统展开研究与实现，旨在通过前后端分离架构、现代前端响应式设计与成熟的后端服务框架，提供一套兼顾性能、安全与易用性的全栈解决方案。系统再前端采用Vue.js生态，包括Vue Router、</w:t>
+      </w:r>
+      <w:proofErr w:type="spellStart"/>
+      <w:r>
+        <w:rPr>
+          <w:rFonts w:hint="eastAsia"/>
+        </w:rPr>
+        <w:t>Vuex</w:t>
+      </w:r>
+      <w:proofErr w:type="spellEnd"/>
+      <w:r>
+        <w:rPr>
+          <w:rFonts w:hint="eastAsia"/>
+        </w:rPr>
+        <w:t>及组件化开发，实现了页面路由管理、状态管理与模块化组件服用；在后端基于Spring Boot构建RESTful API，结合Spring Security实现鉴权与权限控制，利用MySQL存储核心业务数据，并用Elasticsearch提升全文检索效率。为增强实时交互体验，系统引入WebSocket技术实现在线消息推送和实时评论功能；通过Docker容器化部署与CI/CD流水线，提升系统的可维护性与扩展性</w:t>
       </w:r>
       <w:r>
         <w:rPr>
@@ -45,8 +89,19 @@
         <w:t>本文详细阐述了需求分析、系统总体架构、数据库与索引设计、关键功能模块实现，包括Markdown编辑器集成、标签管理、用户认证、搜索与推荐、实时互动等，并针对性能瓶颈提出缓存策略、查询优化与并发处理方案。通过单元测试、集成测试与压力测试，对系统的功能完整性与性能表现进行了验证，案例分析与用户体验评估表明系统在响应速度、并发处理能力和交互体验上均达到预期目标。最后总结了本系统创新点与不足，并对未来在智能推荐、多媒体支持、跨平台同步与更完善的运维体系等方面的改进方向提出了展望，为博客系统的工程化提供了一套可参考的实现路径和技术沉淀</w:t>
       </w:r>
     </w:p>
-    <w:p/>
-    <w:p>
+    <w:p>
+      <w:pPr>
+        <w:rPr>
+          <w:rFonts w:hint="eastAsia"/>
+        </w:rPr>
+      </w:pPr>
+    </w:p>
+    <w:p>
+      <w:pPr>
+        <w:rPr>
+          <w:rFonts w:hint="eastAsia"/>
+        </w:rPr>
+      </w:pPr>
       <w:r>
         <w:rPr>
           <w:rFonts w:hint="eastAsia"/>
@@ -54,11 +109,26 @@
         <w:t>关键词：Vue.js；Spring Boot；前后端分离；响应式设计；Elasticsearch；WebSocket；Docker</w:t>
       </w:r>
     </w:p>
-    <w:p/>
-    <w:p/>
+    <w:p>
+      <w:pPr>
+        <w:rPr>
+          <w:rFonts w:hint="eastAsia"/>
+        </w:rPr>
+      </w:pPr>
+    </w:p>
+    <w:p>
+      <w:pPr>
+        <w:rPr>
+          <w:rFonts w:hint="eastAsia"/>
+        </w:rPr>
+      </w:pPr>
+    </w:p>
     <w:p>
       <w:pPr>
         <w:pStyle w:val="1"/>
+        <w:rPr>
+          <w:rFonts w:hint="eastAsia"/>
+        </w:rPr>
       </w:pPr>
       <w:r>
         <w:rPr>
@@ -90,7 +160,21 @@
         <w:rPr>
           <w:rFonts w:hint="eastAsia"/>
         </w:rPr>
-        <w:t xml:space="preserve">On the front end, the system uses the Vue.js ecosystem (including Vue Router, Vuex, and component-based development) to implement page routing, state management, and modular component reuse; on the back end, it builds RESTful APIs with Spring Boot, integrates Spring Security for authentication and authorization, uses MySQL to store core business data, and leverages Elasticsearch to improve full-text search efficiency. To enhance real-time interaction, the system introduces WebSocket technology to implement online message push </w:t>
+        <w:t xml:space="preserve">On the front end, the system uses the Vue.js ecosystem (including Vue Router, </w:t>
+      </w:r>
+      <w:proofErr w:type="spellStart"/>
+      <w:r>
+        <w:rPr>
+          <w:rFonts w:hint="eastAsia"/>
+        </w:rPr>
+        <w:t>Vuex</w:t>
+      </w:r>
+      <w:proofErr w:type="spellEnd"/>
+      <w:r>
+        <w:rPr>
+          <w:rFonts w:hint="eastAsia"/>
+        </w:rPr>
+        <w:t xml:space="preserve">, and component-based development) to implement page routing, state management, and modular component reuse; on the back end, it builds RESTful APIs with Spring Boot, integrates Spring Security for authentication and authorization, uses MySQL to store core business data, and leverages Elasticsearch to improve full-text search efficiency. To enhance real-time interaction, the system introduces WebSocket technology to implement online message push </w:t>
       </w:r>
       <w:r>
         <w:rPr>
@@ -141,42 +225,38 @@
       </w:pPr>
     </w:p>
     <w:p>
-      <w:r>
-        <w:rPr>
-          <w:rFonts w:hint="eastAsia"/>
-        </w:rPr>
-        <w:t>Keywords:</w:t>
-      </w:r>
-      <w:r>
-        <w:rPr>
-          <w:rFonts w:hint="eastAsia"/>
-        </w:rPr>
-        <w:t xml:space="preserve"> </w:t>
-      </w:r>
-      <w:r>
-        <w:rPr>
-          <w:rFonts w:hint="eastAsia"/>
-        </w:rPr>
-        <w:t>Vue.js</w:t>
-      </w:r>
-      <w:r>
-        <w:rPr>
-          <w:rFonts w:hint="eastAsia"/>
-        </w:rPr>
-        <w:t xml:space="preserve">; </w:t>
-      </w:r>
-      <w:r>
-        <w:rPr>
-          <w:rFonts w:hint="eastAsia"/>
-        </w:rPr>
-        <w:t>Spring Boot; front-end/back-end separation; responsive design; Elasticsearch; WebSocket; Docker</w:t>
-      </w:r>
-    </w:p>
-    <w:p/>
-    <w:p/>
+      <w:pPr>
+        <w:rPr>
+          <w:rFonts w:hint="eastAsia"/>
+        </w:rPr>
+      </w:pPr>
+      <w:r>
+        <w:rPr>
+          <w:rFonts w:hint="eastAsia"/>
+        </w:rPr>
+        <w:t>Keywords: Vue.js; Spring Boot; front-end/back-end separation; responsive design; Elasticsearch; WebSocket; Docker</w:t>
+      </w:r>
+    </w:p>
+    <w:p>
+      <w:pPr>
+        <w:rPr>
+          <w:rFonts w:hint="eastAsia"/>
+        </w:rPr>
+      </w:pPr>
+    </w:p>
+    <w:p>
+      <w:pPr>
+        <w:rPr>
+          <w:rFonts w:hint="eastAsia"/>
+        </w:rPr>
+      </w:pPr>
+    </w:p>
     <w:p>
       <w:pPr>
         <w:pStyle w:val="1"/>
+        <w:rPr>
+          <w:rFonts w:hint="eastAsia"/>
+        </w:rPr>
       </w:pPr>
       <w:r>
         <w:rPr>
@@ -185,7 +265,13 @@
         <w:t>目录</w:t>
       </w:r>
     </w:p>
-    <w:p/>
+    <w:p>
+      <w:pPr>
+        <w:rPr>
+          <w:rFonts w:hint="eastAsia"/>
+        </w:rPr>
+      </w:pPr>
+    </w:p>
     <w:p>
       <w:pPr>
         <w:pStyle w:val="a9"/>
@@ -193,6 +279,9 @@
           <w:ilvl w:val="0"/>
           <w:numId w:val="1"/>
         </w:numPr>
+        <w:rPr>
+          <w:rFonts w:hint="eastAsia"/>
+        </w:rPr>
       </w:pPr>
       <w:r>
         <w:rPr>
@@ -215,6 +304,9 @@
           <w:ilvl w:val="1"/>
           <w:numId w:val="2"/>
         </w:numPr>
+        <w:rPr>
+          <w:rFonts w:hint="eastAsia"/>
+        </w:rPr>
       </w:pPr>
       <w:r>
         <w:rPr>
@@ -237,6 +329,11 @@
       </w:pPr>
     </w:p>
     <w:p>
+      <w:pPr>
+        <w:rPr>
+          <w:rFonts w:hint="eastAsia"/>
+        </w:rPr>
+      </w:pPr>
       <w:r>
         <w:rPr>
           <w:rFonts w:hint="eastAsia"/>
@@ -277,6 +374,11 @@
       </w:pPr>
     </w:p>
     <w:p>
+      <w:pPr>
+        <w:rPr>
+          <w:rFonts w:hint="eastAsia"/>
+        </w:rPr>
+      </w:pPr>
       <w:r>
         <w:rPr>
           <w:rFonts w:hint="eastAsia"/>
@@ -291,36 +393,37 @@
       </w:r>
     </w:p>
     <w:p>
-      <w:r>
-        <w:rPr>
-          <w:rFonts w:hint="eastAsia"/>
-        </w:rPr>
-        <w:t>当前主流博客工具/平台所存在</w:t>
-      </w:r>
-      <w:r>
-        <w:rPr>
-          <w:rFonts w:hint="eastAsia"/>
-        </w:rPr>
-        <w:t>的问题</w:t>
-      </w:r>
-    </w:p>
-    <w:p>
-      <w:pPr>
-        <w:rPr>
-          <w:rFonts w:hint="eastAsia"/>
-        </w:rPr>
-      </w:pPr>
-      <w:r>
-        <w:rPr>
-          <w:rFonts w:hint="eastAsia"/>
-        </w:rPr>
-        <w:t>第三方平台的局限性：例如CSDN、知乎专栏等平台存在强制广告植入、模板风格同质化严重的问题，且创作者无法自主控制内容的展示</w:t>
-      </w:r>
-      <w:r>
-        <w:rPr>
-          <w:rFonts w:hint="eastAsia"/>
-        </w:rPr>
-        <w:t>以及数据存储</w:t>
+      <w:pPr>
+        <w:rPr>
+          <w:rFonts w:hint="eastAsia"/>
+        </w:rPr>
+      </w:pPr>
+      <w:r>
+        <w:rPr>
+          <w:rFonts w:hint="eastAsia"/>
+        </w:rPr>
+        <w:t>目前博客平台的局限性正逐渐侵蚀创作者的信任和体验。CSDN和知乎专栏这类第三方平台常使用强制广告打断阅读连贯性，模板设计千篇一律，创作者对内容，数据存放都难自主掌控——这直接打击了创作者分享创作的积极性，对创作内容的维护，也埋下了内容被平台随</w:t>
+      </w:r>
+      <w:r>
+        <w:rPr>
+          <w:rFonts w:hint="eastAsia"/>
+        </w:rPr>
+        <w:lastRenderedPageBreak/>
+        <w:t>意处置的风险。更麻烦的是工具选择的两极分化：新浪博客这样的非技术工具功能固化，连简单的交互自定义都做不到；而</w:t>
+      </w:r>
+      <w:proofErr w:type="spellStart"/>
+      <w:r>
+        <w:rPr>
+          <w:rFonts w:hint="eastAsia"/>
+        </w:rPr>
+        <w:t>Hexo</w:t>
+      </w:r>
+      <w:proofErr w:type="spellEnd"/>
+      <w:r>
+        <w:rPr>
+          <w:rFonts w:hint="eastAsia"/>
+        </w:rPr>
+        <w:t>或WordPress等技术框架要求掌握前端部署与服务器配置，无形中把创作者挡在门外。·最后多数系统只支持图文，无法和笔记或作品展示页联动，一旦平台关停，精心积累的内容可能彻底消失</w:t>
       </w:r>
     </w:p>
     <w:p>
@@ -346,18 +449,146 @@
     </w:p>
     <w:p>
       <w:pPr>
-        <w:pStyle w:val="a9"/>
-        <w:numPr>
-          <w:ilvl w:val="1"/>
-          <w:numId w:val="3"/>
-        </w:numPr>
-      </w:pPr>
+        <w:rPr>
+          <w:rFonts w:hint="eastAsia"/>
+        </w:rPr>
+      </w:pPr>
+      <w:r>
+        <w:rPr>
+          <w:rFonts w:hint="eastAsia"/>
+        </w:rPr>
+        <w:t>针对现有博客平台存在的问题，为自主构建一个全栈个人博客系统提供了一个切实可行的替代路径：通过前后端一体化开发，不仅能够去除广告干扰、实现界面的高度个性化，还可以将内容数据完全掌握在自己本地或自有的服务器上；</w:t>
+      </w:r>
+      <w:r>
+        <w:rPr>
+          <w:rFonts w:hint="eastAsia"/>
+        </w:rPr>
+        <w:t>而且</w:t>
+      </w:r>
+      <w:r>
+        <w:rPr>
+          <w:rFonts w:hint="eastAsia"/>
+        </w:rPr>
+        <w:t>，借助可视化后台管理，</w:t>
+      </w:r>
+      <w:r>
+        <w:rPr>
+          <w:rFonts w:hint="eastAsia"/>
+        </w:rPr>
+        <w:t>可以</w:t>
+      </w:r>
+      <w:r>
+        <w:rPr>
+          <w:rFonts w:hint="eastAsia"/>
+        </w:rPr>
+        <w:t>进一步降低了非专业用户的技术门槛。从工程实践角度看，这类系统天然覆盖了完整的开发链条——从前端框架（Vue或React）、后端服务（Node.js或Java</w:t>
+      </w:r>
+      <w:r>
+        <w:t>）</w:t>
+      </w:r>
+      <w:r>
+        <w:rPr>
+          <w:rFonts w:hint="eastAsia"/>
+        </w:rPr>
+        <w:t>从数据库选型（</w:t>
+      </w:r>
+      <w:proofErr w:type="spellStart"/>
+      <w:r>
+        <w:rPr>
+          <w:rFonts w:hint="eastAsia"/>
+        </w:rPr>
+        <w:t>Mysql</w:t>
+      </w:r>
+      <w:proofErr w:type="spellEnd"/>
+      <w:r>
+        <w:rPr>
+          <w:rFonts w:hint="eastAsia"/>
+        </w:rPr>
+        <w:t>或MongoDB）及后续部署运维，为开发者提供了需求分析到产品上线的全流程锻炼机会。更重要的</w:t>
+      </w:r>
+      <w:r>
+        <w:rPr>
+          <w:rFonts w:hint="eastAsia"/>
+        </w:rPr>
+        <w:t>是</w:t>
+      </w:r>
+      <w:r>
+        <w:rPr>
+          <w:rFonts w:hint="eastAsia"/>
+        </w:rPr>
+        <w:t>，对内容创作者来说，这样一个独立，可控易于扩展的平台，不仅</w:t>
+      </w:r>
+      <w:r>
+        <w:rPr>
+          <w:rFonts w:hint="eastAsia"/>
+        </w:rPr>
+        <w:t>可以</w:t>
+      </w:r>
+      <w:r>
+        <w:rPr>
+          <w:rFonts w:hint="eastAsia"/>
+        </w:rPr>
+        <w:t>承载图文、作品展示与评论互动等多元功能，也为</w:t>
+      </w:r>
+      <w:r>
+        <w:rPr>
+          <w:rFonts w:hint="eastAsia"/>
+        </w:rPr>
+        <w:t>后续</w:t>
+      </w:r>
+      <w:r>
+        <w:rPr>
+          <w:rFonts w:hint="eastAsia"/>
+        </w:rPr>
+        <w:t>个人IP的长期自主运营</w:t>
+      </w:r>
+      <w:r>
+        <w:rPr>
+          <w:rFonts w:hint="eastAsia"/>
+        </w:rPr>
+        <w:t>奠定</w:t>
+      </w:r>
+      <w:r>
+        <w:rPr>
+          <w:rFonts w:hint="eastAsia"/>
+        </w:rPr>
+        <w:t>了技术基础</w:t>
+      </w:r>
+      <w:r>
+        <w:rPr>
+          <w:rFonts w:hint="eastAsia"/>
+        </w:rPr>
+        <w:t>。</w:t>
+      </w:r>
+    </w:p>
+    <w:p/>
+    <w:p>
+      <w:r>
+        <w:rPr>
+          <w:rFonts w:hint="eastAsia"/>
+        </w:rPr>
+        <w:t xml:space="preserve">1.2 </w:t>
+      </w:r>
       <w:r>
         <w:rPr>
           <w:rFonts w:hint="eastAsia"/>
         </w:rPr>
         <w:t>研究目标与内容</w:t>
       </w:r>
+    </w:p>
+    <w:p>
+      <w:pPr>
+        <w:rPr>
+          <w:rFonts w:hint="eastAsia"/>
+        </w:rPr>
+      </w:pPr>
+    </w:p>
+    <w:p>
+      <w:pPr>
+        <w:rPr>
+          <w:rFonts w:hint="eastAsia"/>
+        </w:rPr>
+      </w:pPr>
     </w:p>
     <w:p>
       <w:pPr>
@@ -366,6 +597,9 @@
           <w:ilvl w:val="2"/>
           <w:numId w:val="4"/>
         </w:numPr>
+        <w:rPr>
+          <w:rFonts w:hint="eastAsia"/>
+        </w:rPr>
       </w:pPr>
       <w:r>
         <w:rPr>
@@ -381,6 +615,9 @@
           <w:ilvl w:val="2"/>
           <w:numId w:val="4"/>
         </w:numPr>
+        <w:rPr>
+          <w:rFonts w:hint="eastAsia"/>
+        </w:rPr>
       </w:pPr>
       <w:r>
         <w:rPr>
@@ -390,6 +627,11 @@
       </w:r>
     </w:p>
     <w:p>
+      <w:pPr>
+        <w:rPr>
+          <w:rFonts w:hint="eastAsia"/>
+        </w:rPr>
+      </w:pPr>
       <w:r>
         <w:rPr>
           <w:rFonts w:hint="eastAsia"/>
@@ -403,7 +645,13 @@
         <w:t>文本结构安排</w:t>
       </w:r>
     </w:p>
-    <w:p/>
+    <w:p>
+      <w:pPr>
+        <w:rPr>
+          <w:rFonts w:hint="eastAsia"/>
+        </w:rPr>
+      </w:pPr>
+    </w:p>
     <w:p>
       <w:pPr>
         <w:pStyle w:val="a9"/>
@@ -411,6 +659,9 @@
           <w:ilvl w:val="0"/>
           <w:numId w:val="1"/>
         </w:numPr>
+        <w:rPr>
+          <w:rFonts w:hint="eastAsia"/>
+        </w:rPr>
       </w:pPr>
       <w:r>
         <w:rPr>
@@ -419,8 +670,19 @@
         <w:t>相关技术与理论基础</w:t>
       </w:r>
     </w:p>
-    <w:p/>
-    <w:p>
+    <w:p>
+      <w:pPr>
+        <w:rPr>
+          <w:rFonts w:hint="eastAsia"/>
+        </w:rPr>
+      </w:pPr>
+    </w:p>
+    <w:p>
+      <w:pPr>
+        <w:rPr>
+          <w:rFonts w:hint="eastAsia"/>
+        </w:rPr>
+      </w:pPr>
       <w:r>
         <w:rPr>
           <w:rFonts w:hint="eastAsia"/>
@@ -435,6 +697,11 @@
       </w:r>
     </w:p>
     <w:p>
+      <w:pPr>
+        <w:rPr>
+          <w:rFonts w:hint="eastAsia"/>
+        </w:rPr>
+      </w:pPr>
       <w:r>
         <w:rPr>
           <w:rFonts w:hint="eastAsia"/>
@@ -443,6 +710,11 @@
       </w:r>
     </w:p>
     <w:p>
+      <w:pPr>
+        <w:rPr>
+          <w:rFonts w:hint="eastAsia"/>
+        </w:rPr>
+      </w:pPr>
       <w:r>
         <w:rPr>
           <w:rFonts w:hint="eastAsia"/>
@@ -451,6 +723,11 @@
       </w:r>
     </w:p>
     <w:p>
+      <w:pPr>
+        <w:rPr>
+          <w:rFonts w:hint="eastAsia"/>
+        </w:rPr>
+      </w:pPr>
       <w:r>
         <w:rPr>
           <w:rFonts w:hint="eastAsia"/>
@@ -459,6 +736,11 @@
       </w:r>
     </w:p>
     <w:p>
+      <w:pPr>
+        <w:rPr>
+          <w:rFonts w:hint="eastAsia"/>
+        </w:rPr>
+      </w:pPr>
       <w:r>
         <w:rPr>
           <w:rFonts w:hint="eastAsia"/>
@@ -467,6 +749,11 @@
       </w:r>
     </w:p>
     <w:p>
+      <w:pPr>
+        <w:rPr>
+          <w:rFonts w:hint="eastAsia"/>
+        </w:rPr>
+      </w:pPr>
       <w:r>
         <w:rPr>
           <w:rFonts w:hint="eastAsia"/>
@@ -475,6 +762,11 @@
       </w:r>
     </w:p>
     <w:p>
+      <w:pPr>
+        <w:rPr>
+          <w:rFonts w:hint="eastAsia"/>
+        </w:rPr>
+      </w:pPr>
       <w:r>
         <w:rPr>
           <w:rFonts w:hint="eastAsia"/>
@@ -483,14 +775,38 @@
       </w:r>
     </w:p>
     <w:p>
-      <w:r>
-        <w:rPr>
-          <w:rFonts w:hint="eastAsia"/>
-        </w:rPr>
-        <w:t>2.3.1 Elasticserach 基本原理与检索优化</w:t>
-      </w:r>
-    </w:p>
-    <w:p>
+      <w:pPr>
+        <w:rPr>
+          <w:rFonts w:hint="eastAsia"/>
+        </w:rPr>
+      </w:pPr>
+      <w:r>
+        <w:rPr>
+          <w:rFonts w:hint="eastAsia"/>
+        </w:rPr>
+        <w:t xml:space="preserve">2.3.1 </w:t>
+      </w:r>
+      <w:proofErr w:type="spellStart"/>
+      <w:r>
+        <w:rPr>
+          <w:rFonts w:hint="eastAsia"/>
+        </w:rPr>
+        <w:t>Elasticserach</w:t>
+      </w:r>
+      <w:proofErr w:type="spellEnd"/>
+      <w:r>
+        <w:rPr>
+          <w:rFonts w:hint="eastAsia"/>
+        </w:rPr>
+        <w:t xml:space="preserve"> 基本原理与检索优化</w:t>
+      </w:r>
+    </w:p>
+    <w:p>
+      <w:pPr>
+        <w:rPr>
+          <w:rFonts w:hint="eastAsia"/>
+        </w:rPr>
+      </w:pPr>
       <w:r>
         <w:rPr>
           <w:rFonts w:hint="eastAsia"/>
@@ -499,6 +815,11 @@
       </w:r>
     </w:p>
     <w:p>
+      <w:pPr>
+        <w:rPr>
+          <w:rFonts w:hint="eastAsia"/>
+        </w:rPr>
+      </w:pPr>
       <w:r>
         <w:rPr>
           <w:rFonts w:hint="eastAsia"/>
@@ -513,6 +834,11 @@
       </w:r>
     </w:p>
     <w:p>
+      <w:pPr>
+        <w:rPr>
+          <w:rFonts w:hint="eastAsia"/>
+        </w:rPr>
+      </w:pPr>
       <w:r>
         <w:rPr>
           <w:rFonts w:hint="eastAsia"/>
@@ -521,6 +847,11 @@
       </w:r>
     </w:p>
     <w:p>
+      <w:pPr>
+        <w:rPr>
+          <w:rFonts w:hint="eastAsia"/>
+        </w:rPr>
+      </w:pPr>
       <w:r>
         <w:rPr>
           <w:rFonts w:hint="eastAsia"/>
@@ -542,6 +873,9 @@
           <w:ilvl w:val="0"/>
           <w:numId w:val="1"/>
         </w:numPr>
+        <w:rPr>
+          <w:rFonts w:hint="eastAsia"/>
+        </w:rPr>
       </w:pPr>
       <w:r>
         <w:rPr>
@@ -551,6 +885,11 @@
       </w:r>
     </w:p>
     <w:p>
+      <w:pPr>
+        <w:rPr>
+          <w:rFonts w:hint="eastAsia"/>
+        </w:rPr>
+      </w:pPr>
       <w:r>
         <w:rPr>
           <w:rFonts w:hint="eastAsia"/>
@@ -559,6 +898,11 @@
       </w:r>
     </w:p>
     <w:p>
+      <w:pPr>
+        <w:rPr>
+          <w:rFonts w:hint="eastAsia"/>
+        </w:rPr>
+      </w:pPr>
       <w:r>
         <w:rPr>
           <w:rFonts w:hint="eastAsia"/>
@@ -567,6 +911,11 @@
       </w:r>
     </w:p>
     <w:p>
+      <w:pPr>
+        <w:rPr>
+          <w:rFonts w:hint="eastAsia"/>
+        </w:rPr>
+      </w:pPr>
       <w:r>
         <w:rPr>
           <w:rFonts w:hint="eastAsia"/>
@@ -575,6 +924,11 @@
       </w:r>
     </w:p>
     <w:p>
+      <w:pPr>
+        <w:rPr>
+          <w:rFonts w:hint="eastAsia"/>
+        </w:rPr>
+      </w:pPr>
       <w:r>
         <w:rPr>
           <w:rFonts w:hint="eastAsia"/>
@@ -583,6 +937,11 @@
       </w:r>
     </w:p>
     <w:p>
+      <w:pPr>
+        <w:rPr>
+          <w:rFonts w:hint="eastAsia"/>
+        </w:rPr>
+      </w:pPr>
       <w:r>
         <w:rPr>
           <w:rFonts w:hint="eastAsia"/>
@@ -591,6 +950,11 @@
       </w:r>
     </w:p>
     <w:p>
+      <w:pPr>
+        <w:rPr>
+          <w:rFonts w:hint="eastAsia"/>
+        </w:rPr>
+      </w:pPr>
       <w:r>
         <w:rPr>
           <w:rFonts w:hint="eastAsia"/>
@@ -599,14 +963,25 @@
       </w:r>
     </w:p>
     <w:p>
-      <w:r>
-        <w:rPr>
-          <w:rFonts w:hint="eastAsia"/>
-        </w:rPr>
+      <w:pPr>
+        <w:rPr>
+          <w:rFonts w:hint="eastAsia"/>
+        </w:rPr>
+      </w:pPr>
+      <w:r>
+        <w:rPr>
+          <w:rFonts w:hint="eastAsia"/>
+        </w:rPr>
+        <w:lastRenderedPageBreak/>
         <w:t>3.3. 数据库与数据存储设计</w:t>
       </w:r>
     </w:p>
     <w:p>
+      <w:pPr>
+        <w:rPr>
+          <w:rFonts w:hint="eastAsia"/>
+        </w:rPr>
+      </w:pPr>
       <w:r>
         <w:rPr>
           <w:rFonts w:hint="eastAsia"/>
@@ -615,6 +990,11 @@
       </w:r>
     </w:p>
     <w:p>
+      <w:pPr>
+        <w:rPr>
+          <w:rFonts w:hint="eastAsia"/>
+        </w:rPr>
+      </w:pPr>
       <w:r>
         <w:rPr>
           <w:rFonts w:hint="eastAsia"/>
@@ -623,6 +1003,11 @@
       </w:r>
     </w:p>
     <w:p>
+      <w:pPr>
+        <w:rPr>
+          <w:rFonts w:hint="eastAsia"/>
+        </w:rPr>
+      </w:pPr>
       <w:r>
         <w:rPr>
           <w:rFonts w:hint="eastAsia"/>
@@ -631,6 +1016,11 @@
       </w:r>
     </w:p>
     <w:p>
+      <w:pPr>
+        <w:rPr>
+          <w:rFonts w:hint="eastAsia"/>
+        </w:rPr>
+      </w:pPr>
       <w:r>
         <w:rPr>
           <w:rFonts w:hint="eastAsia"/>
@@ -639,6 +1029,11 @@
       </w:r>
     </w:p>
     <w:p>
+      <w:pPr>
+        <w:rPr>
+          <w:rFonts w:hint="eastAsia"/>
+        </w:rPr>
+      </w:pPr>
       <w:r>
         <w:rPr>
           <w:rFonts w:hint="eastAsia"/>
@@ -646,8 +1041,19 @@
         <w:t>3.4.2 实时通信接口设计</w:t>
       </w:r>
     </w:p>
-    <w:p/>
-    <w:p>
+    <w:p>
+      <w:pPr>
+        <w:rPr>
+          <w:rFonts w:hint="eastAsia"/>
+        </w:rPr>
+      </w:pPr>
+    </w:p>
+    <w:p>
+      <w:pPr>
+        <w:rPr>
+          <w:rFonts w:hint="eastAsia"/>
+        </w:rPr>
+      </w:pPr>
       <w:r>
         <w:rPr>
           <w:rFonts w:hint="eastAsia"/>
@@ -656,6 +1062,11 @@
       </w:r>
     </w:p>
     <w:p>
+      <w:pPr>
+        <w:rPr>
+          <w:rFonts w:hint="eastAsia"/>
+        </w:rPr>
+      </w:pPr>
       <w:r>
         <w:rPr>
           <w:rFonts w:hint="eastAsia"/>
@@ -664,6 +1075,11 @@
       </w:r>
     </w:p>
     <w:p>
+      <w:pPr>
+        <w:rPr>
+          <w:rFonts w:hint="eastAsia"/>
+        </w:rPr>
+      </w:pPr>
       <w:r>
         <w:rPr>
           <w:rFonts w:hint="eastAsia"/>
@@ -672,6 +1088,11 @@
       </w:r>
     </w:p>
     <w:p>
+      <w:pPr>
+        <w:rPr>
+          <w:rFonts w:hint="eastAsia"/>
+        </w:rPr>
+      </w:pPr>
       <w:r>
         <w:rPr>
           <w:rFonts w:hint="eastAsia"/>
@@ -680,6 +1101,11 @@
       </w:r>
     </w:p>
     <w:p>
+      <w:pPr>
+        <w:rPr>
+          <w:rFonts w:hint="eastAsia"/>
+        </w:rPr>
+      </w:pPr>
       <w:r>
         <w:rPr>
           <w:rFonts w:hint="eastAsia"/>
@@ -688,6 +1114,11 @@
       </w:r>
     </w:p>
     <w:p>
+      <w:pPr>
+        <w:rPr>
+          <w:rFonts w:hint="eastAsia"/>
+        </w:rPr>
+      </w:pPr>
       <w:r>
         <w:rPr>
           <w:rFonts w:hint="eastAsia"/>
@@ -696,6 +1127,11 @@
       </w:r>
     </w:p>
     <w:p>
+      <w:pPr>
+        <w:rPr>
+          <w:rFonts w:hint="eastAsia"/>
+        </w:rPr>
+      </w:pPr>
       <w:r>
         <w:rPr>
           <w:rFonts w:hint="eastAsia"/>
@@ -704,6 +1140,11 @@
       </w:r>
     </w:p>
     <w:p>
+      <w:pPr>
+        <w:rPr>
+          <w:rFonts w:hint="eastAsia"/>
+        </w:rPr>
+      </w:pPr>
       <w:r>
         <w:rPr>
           <w:rFonts w:hint="eastAsia"/>
@@ -712,15 +1153,24 @@
       </w:r>
     </w:p>
     <w:p>
-      <w:r>
-        <w:rPr>
-          <w:rFonts w:hint="eastAsia"/>
-        </w:rPr>
-        <w:lastRenderedPageBreak/>
+      <w:pPr>
+        <w:rPr>
+          <w:rFonts w:hint="eastAsia"/>
+        </w:rPr>
+      </w:pPr>
+      <w:r>
+        <w:rPr>
+          <w:rFonts w:hint="eastAsia"/>
+        </w:rPr>
         <w:t>4.3.1 基于Elasticsearch的全文检索实现</w:t>
       </w:r>
     </w:p>
     <w:p>
+      <w:pPr>
+        <w:rPr>
+          <w:rFonts w:hint="eastAsia"/>
+        </w:rPr>
+      </w:pPr>
       <w:r>
         <w:rPr>
           <w:rFonts w:hint="eastAsia"/>
@@ -729,6 +1179,11 @@
       </w:r>
     </w:p>
     <w:p>
+      <w:pPr>
+        <w:rPr>
+          <w:rFonts w:hint="eastAsia"/>
+        </w:rPr>
+      </w:pPr>
       <w:r>
         <w:rPr>
           <w:rFonts w:hint="eastAsia"/>
@@ -737,6 +1192,11 @@
       </w:r>
     </w:p>
     <w:p>
+      <w:pPr>
+        <w:rPr>
+          <w:rFonts w:hint="eastAsia"/>
+        </w:rPr>
+      </w:pPr>
       <w:r>
         <w:rPr>
           <w:rFonts w:hint="eastAsia"/>
@@ -745,6 +1205,11 @@
       </w:r>
     </w:p>
     <w:p>
+      <w:pPr>
+        <w:rPr>
+          <w:rFonts w:hint="eastAsia"/>
+        </w:rPr>
+      </w:pPr>
       <w:r>
         <w:rPr>
           <w:rFonts w:hint="eastAsia"/>
@@ -753,6 +1218,11 @@
       </w:r>
     </w:p>
     <w:p>
+      <w:pPr>
+        <w:rPr>
+          <w:rFonts w:hint="eastAsia"/>
+        </w:rPr>
+      </w:pPr>
       <w:r>
         <w:rPr>
           <w:rFonts w:hint="eastAsia"/>
@@ -761,6 +1231,11 @@
       </w:r>
     </w:p>
     <w:p>
+      <w:pPr>
+        <w:rPr>
+          <w:rFonts w:hint="eastAsia"/>
+        </w:rPr>
+      </w:pPr>
       <w:r>
         <w:rPr>
           <w:rFonts w:hint="eastAsia"/>
@@ -775,6 +1250,9 @@
           <w:ilvl w:val="2"/>
           <w:numId w:val="5"/>
         </w:numPr>
+        <w:rPr>
+          <w:rFonts w:hint="eastAsia"/>
+        </w:rPr>
       </w:pPr>
       <w:r>
         <w:rPr>
@@ -783,8 +1261,19 @@
         <w:t>跨端数据同步方案</w:t>
       </w:r>
     </w:p>
-    <w:p/>
-    <w:p>
+    <w:p>
+      <w:pPr>
+        <w:rPr>
+          <w:rFonts w:hint="eastAsia"/>
+        </w:rPr>
+      </w:pPr>
+    </w:p>
+    <w:p>
+      <w:pPr>
+        <w:rPr>
+          <w:rFonts w:hint="eastAsia"/>
+        </w:rPr>
+      </w:pPr>
       <w:r>
         <w:rPr>
           <w:rFonts w:hint="eastAsia"/>
@@ -799,6 +1288,11 @@
       </w:r>
     </w:p>
     <w:p>
+      <w:pPr>
+        <w:rPr>
+          <w:rFonts w:hint="eastAsia"/>
+        </w:rPr>
+      </w:pPr>
       <w:r>
         <w:rPr>
           <w:rFonts w:hint="eastAsia"/>
@@ -807,6 +1301,11 @@
       </w:r>
     </w:p>
     <w:p>
+      <w:pPr>
+        <w:rPr>
+          <w:rFonts w:hint="eastAsia"/>
+        </w:rPr>
+      </w:pPr>
       <w:r>
         <w:rPr>
           <w:rFonts w:hint="eastAsia"/>
@@ -815,6 +1314,11 @@
       </w:r>
     </w:p>
     <w:p>
+      <w:pPr>
+        <w:rPr>
+          <w:rFonts w:hint="eastAsia"/>
+        </w:rPr>
+      </w:pPr>
       <w:r>
         <w:rPr>
           <w:rFonts w:hint="eastAsia"/>
@@ -823,6 +1327,11 @@
       </w:r>
     </w:p>
     <w:p>
+      <w:pPr>
+        <w:rPr>
+          <w:rFonts w:hint="eastAsia"/>
+        </w:rPr>
+      </w:pPr>
       <w:r>
         <w:rPr>
           <w:rFonts w:hint="eastAsia"/>
@@ -831,6 +1340,11 @@
       </w:r>
     </w:p>
     <w:p>
+      <w:pPr>
+        <w:rPr>
+          <w:rFonts w:hint="eastAsia"/>
+        </w:rPr>
+      </w:pPr>
       <w:r>
         <w:rPr>
           <w:rFonts w:hint="eastAsia"/>
@@ -839,6 +1353,11 @@
       </w:r>
     </w:p>
     <w:p>
+      <w:pPr>
+        <w:rPr>
+          <w:rFonts w:hint="eastAsia"/>
+        </w:rPr>
+      </w:pPr>
       <w:r>
         <w:rPr>
           <w:rFonts w:hint="eastAsia"/>
@@ -847,6 +1366,11 @@
       </w:r>
     </w:p>
     <w:p>
+      <w:pPr>
+        <w:rPr>
+          <w:rFonts w:hint="eastAsia"/>
+        </w:rPr>
+      </w:pPr>
       <w:r>
         <w:rPr>
           <w:rFonts w:hint="eastAsia"/>
@@ -855,6 +1379,11 @@
       </w:r>
     </w:p>
     <w:p>
+      <w:pPr>
+        <w:rPr>
+          <w:rFonts w:hint="eastAsia"/>
+        </w:rPr>
+      </w:pPr>
       <w:r>
         <w:rPr>
           <w:rFonts w:hint="eastAsia"/>
@@ -869,6 +1398,9 @@
           <w:ilvl w:val="2"/>
           <w:numId w:val="6"/>
         </w:numPr>
+        <w:rPr>
+          <w:rFonts w:hint="eastAsia"/>
+        </w:rPr>
       </w:pPr>
       <w:r>
         <w:rPr>
@@ -877,8 +1409,19 @@
         <w:t>防护措施与异常恢复方案</w:t>
       </w:r>
     </w:p>
-    <w:p/>
-    <w:p>
+    <w:p>
+      <w:pPr>
+        <w:rPr>
+          <w:rFonts w:hint="eastAsia"/>
+        </w:rPr>
+      </w:pPr>
+    </w:p>
+    <w:p>
+      <w:pPr>
+        <w:rPr>
+          <w:rFonts w:hint="eastAsia"/>
+        </w:rPr>
+      </w:pPr>
       <w:r>
         <w:rPr>
           <w:rFonts w:hint="eastAsia"/>
@@ -887,6 +1430,11 @@
       </w:r>
     </w:p>
     <w:p>
+      <w:pPr>
+        <w:rPr>
+          <w:rFonts w:hint="eastAsia"/>
+        </w:rPr>
+      </w:pPr>
       <w:r>
         <w:rPr>
           <w:rFonts w:hint="eastAsia"/>
@@ -895,6 +1443,11 @@
       </w:r>
     </w:p>
     <w:p>
+      <w:pPr>
+        <w:rPr>
+          <w:rFonts w:hint="eastAsia"/>
+        </w:rPr>
+      </w:pPr>
       <w:r>
         <w:rPr>
           <w:rFonts w:hint="eastAsia"/>
@@ -903,6 +1456,11 @@
       </w:r>
     </w:p>
     <w:p>
+      <w:pPr>
+        <w:rPr>
+          <w:rFonts w:hint="eastAsia"/>
+        </w:rPr>
+      </w:pPr>
       <w:r>
         <w:rPr>
           <w:rFonts w:hint="eastAsia"/>
@@ -911,6 +1469,11 @@
       </w:r>
     </w:p>
     <w:p>
+      <w:pPr>
+        <w:rPr>
+          <w:rFonts w:hint="eastAsia"/>
+        </w:rPr>
+      </w:pPr>
       <w:r>
         <w:rPr>
           <w:rFonts w:hint="eastAsia"/>
@@ -919,6 +1482,11 @@
       </w:r>
     </w:p>
     <w:p>
+      <w:pPr>
+        <w:rPr>
+          <w:rFonts w:hint="eastAsia"/>
+        </w:rPr>
+      </w:pPr>
       <w:r>
         <w:rPr>
           <w:rFonts w:hint="eastAsia"/>
@@ -927,6 +1495,11 @@
       </w:r>
     </w:p>
     <w:p>
+      <w:pPr>
+        <w:rPr>
+          <w:rFonts w:hint="eastAsia"/>
+        </w:rPr>
+      </w:pPr>
       <w:r>
         <w:rPr>
           <w:rFonts w:hint="eastAsia"/>
@@ -935,6 +1508,11 @@
       </w:r>
     </w:p>
     <w:p>
+      <w:pPr>
+        <w:rPr>
+          <w:rFonts w:hint="eastAsia"/>
+        </w:rPr>
+      </w:pPr>
       <w:r>
         <w:rPr>
           <w:rFonts w:hint="eastAsia"/>
@@ -943,6 +1521,11 @@
       </w:r>
     </w:p>
     <w:p>
+      <w:pPr>
+        <w:rPr>
+          <w:rFonts w:hint="eastAsia"/>
+        </w:rPr>
+      </w:pPr>
       <w:r>
         <w:rPr>
           <w:rFonts w:hint="eastAsia"/>
@@ -951,15 +1534,32 @@
       </w:r>
     </w:p>
     <w:p>
-      <w:r>
-        <w:rPr>
-          <w:rFonts w:hint="eastAsia"/>
-        </w:rPr>
+      <w:pPr>
+        <w:rPr>
+          <w:rFonts w:hint="eastAsia"/>
+        </w:rPr>
+      </w:pPr>
+      <w:r>
+        <w:rPr>
+          <w:rFonts w:hint="eastAsia"/>
+        </w:rPr>
+        <w:lastRenderedPageBreak/>
         <w:t>6.3.2 用户反馈与体验分析</w:t>
       </w:r>
     </w:p>
-    <w:p/>
-    <w:p>
+    <w:p>
+      <w:pPr>
+        <w:rPr>
+          <w:rFonts w:hint="eastAsia"/>
+        </w:rPr>
+      </w:pPr>
+    </w:p>
+    <w:p>
+      <w:pPr>
+        <w:rPr>
+          <w:rFonts w:hint="eastAsia"/>
+        </w:rPr>
+      </w:pPr>
       <w:r>
         <w:rPr>
           <w:rFonts w:hint="eastAsia"/>
@@ -968,6 +1568,11 @@
       </w:r>
     </w:p>
     <w:p>
+      <w:pPr>
+        <w:rPr>
+          <w:rFonts w:hint="eastAsia"/>
+        </w:rPr>
+      </w:pPr>
       <w:r>
         <w:rPr>
           <w:rFonts w:hint="eastAsia"/>
@@ -976,6 +1581,11 @@
       </w:r>
     </w:p>
     <w:p>
+      <w:pPr>
+        <w:rPr>
+          <w:rFonts w:hint="eastAsia"/>
+        </w:rPr>
+      </w:pPr>
       <w:r>
         <w:rPr>
           <w:rFonts w:hint="eastAsia"/>
@@ -996,7 +1606,13 @@
         <w:t>7.1.2 研究成果与创新点</w:t>
       </w:r>
     </w:p>
-    <w:p/>
+    <w:p>
+      <w:pPr>
+        <w:rPr>
+          <w:rFonts w:hint="eastAsia"/>
+        </w:rPr>
+      </w:pPr>
+    </w:p>
     <w:p>
       <w:pPr>
         <w:rPr>

--- a/blog_documents/论文初稿.docx
+++ b/blog_documents/论文初稿.docx
@@ -12,21 +12,7 @@
         <w:rPr>
           <w:rFonts w:hint="eastAsia"/>
         </w:rPr>
-        <w:t>基于</w:t>
-      </w:r>
-      <w:proofErr w:type="spellStart"/>
-      <w:r>
-        <w:rPr>
-          <w:rFonts w:hint="eastAsia"/>
-        </w:rPr>
-        <w:t>Vue+Spring</w:t>
-      </w:r>
-      <w:proofErr w:type="spellEnd"/>
-      <w:r>
-        <w:rPr>
-          <w:rFonts w:hint="eastAsia"/>
-        </w:rPr>
-        <w:t xml:space="preserve"> Boot的响应式博客系统开发</w:t>
+        <w:t>基于Vue+Spring Boot的响应式博客系统开发</w:t>
       </w:r>
     </w:p>
     <w:p>
@@ -60,21 +46,7 @@
         <w:rPr>
           <w:rFonts w:hint="eastAsia"/>
         </w:rPr>
-        <w:t>随着个人内容创作与自媒体的发展，构建一套高可用、易扩展且具备良好交互体验的个人博客系统成为许多开发者和内容创作者的迫切需求。本文围绕基于Vue与Spring Boot的响应式个人博客系统展开研究与实现，旨在通过前后端分离架构、现代前端响应式设计与成熟的后端服务框架，提供一套兼顾性能、安全与易用性的全栈解决方案。系统再前端采用Vue.js生态，包括Vue Router、</w:t>
-      </w:r>
-      <w:proofErr w:type="spellStart"/>
-      <w:r>
-        <w:rPr>
-          <w:rFonts w:hint="eastAsia"/>
-        </w:rPr>
-        <w:t>Vuex</w:t>
-      </w:r>
-      <w:proofErr w:type="spellEnd"/>
-      <w:r>
-        <w:rPr>
-          <w:rFonts w:hint="eastAsia"/>
-        </w:rPr>
-        <w:t>及组件化开发，实现了页面路由管理、状态管理与模块化组件服用；在后端基于Spring Boot构建RESTful API，结合Spring Security实现鉴权与权限控制，利用MySQL存储核心业务数据，并用Elasticsearch提升全文检索效率。为增强实时交互体验，系统引入WebSocket技术实现在线消息推送和实时评论功能；通过Docker容器化部署与CI/CD流水线，提升系统的可维护性与扩展性</w:t>
+        <w:t>随着个人内容创作与自媒体的发展，构建一套高可用、易扩展且具备良好交互体验的个人博客系统成为许多开发者和内容创作者的迫切需求。本文围绕基于Vue与Spring Boot的响应式个人博客系统展开研究与实现，旨在通过前后端分离架构、现代前端响应式设计与成熟的后端服务框架，提供一套兼顾性能、安全与易用性的全栈解决方案。系统再前端采用Vue.js生态，包括Vue Router、Vuex及组件化开发，实现了页面路由管理、状态管理与模块化组件服用；在后端基于Spring Boot构建RESTful API，结合Spring Security实现鉴权与权限控制，利用MySQL存储核心业务数据，并用Elasticsearch提升全文检索效率。为增强实时交互体验，系统引入WebSocket技术实现在线消息推送和实时评论功能；通过Docker容器化部署与CI/CD流水线，提升系统的可维护性与扩展性</w:t>
       </w:r>
       <w:r>
         <w:rPr>
@@ -160,21 +132,7 @@
         <w:rPr>
           <w:rFonts w:hint="eastAsia"/>
         </w:rPr>
-        <w:t xml:space="preserve">On the front end, the system uses the Vue.js ecosystem (including Vue Router, </w:t>
-      </w:r>
-      <w:proofErr w:type="spellStart"/>
-      <w:r>
-        <w:rPr>
-          <w:rFonts w:hint="eastAsia"/>
-        </w:rPr>
-        <w:t>Vuex</w:t>
-      </w:r>
-      <w:proofErr w:type="spellEnd"/>
-      <w:r>
-        <w:rPr>
-          <w:rFonts w:hint="eastAsia"/>
-        </w:rPr>
-        <w:t xml:space="preserve">, and component-based development) to implement page routing, state management, and modular component reuse; on the back end, it builds RESTful APIs with Spring Boot, integrates Spring Security for authentication and authorization, uses MySQL to store core business data, and leverages Elasticsearch to improve full-text search efficiency. To enhance real-time interaction, the system introduces WebSocket technology to implement online message push </w:t>
+        <w:t xml:space="preserve">On the front end, the system uses the Vue.js ecosystem (including Vue Router, Vuex, and component-based development) to implement page routing, state management, and modular component reuse; on the back end, it builds RESTful APIs with Spring Boot, integrates Spring Security for authentication and authorization, uses MySQL to store core business data, and leverages Elasticsearch to improve full-text search efficiency. To enhance real-time interaction, the system introduces WebSocket technology to implement online message push </w:t>
       </w:r>
       <w:r>
         <w:rPr>
@@ -409,31 +367,22 @@
           <w:rFonts w:hint="eastAsia"/>
         </w:rPr>
         <w:lastRenderedPageBreak/>
-        <w:t>意处置的风险。更麻烦的是工具选择的两极分化：新浪博客这样的非技术工具功能固化，连简单的交互自定义都做不到；而</w:t>
-      </w:r>
-      <w:proofErr w:type="spellStart"/>
-      <w:r>
-        <w:rPr>
-          <w:rFonts w:hint="eastAsia"/>
-        </w:rPr>
-        <w:t>Hexo</w:t>
-      </w:r>
-      <w:proofErr w:type="spellEnd"/>
-      <w:r>
-        <w:rPr>
-          <w:rFonts w:hint="eastAsia"/>
-        </w:rPr>
-        <w:t>或WordPress等技术框架要求掌握前端部署与服务器配置，无形中把创作者挡在门外。·最后多数系统只支持图文，无法和笔记或作品展示页联动，一旦平台关停，精心积累的内容可能彻底消失</w:t>
-      </w:r>
-    </w:p>
-    <w:p>
-      <w:pPr>
-        <w:rPr>
-          <w:rFonts w:hint="eastAsia"/>
-        </w:rPr>
-      </w:pPr>
-    </w:p>
-    <w:p>
+        <w:t>意处置的风险。更麻烦的是工具选择的两极分化：新浪博客这样的非技术工具功能固化，连简单的交互自定义都做不到；而Hexo或WordPress等技术框架要求掌握前端部署与服务器配置，无形中把创作者挡在门外。·最后多数系统只支持图文，无法和笔记或作品展示页联动，一旦平台关停，精心积累的内容可能彻底消失</w:t>
+      </w:r>
+    </w:p>
+    <w:p>
+      <w:pPr>
+        <w:rPr>
+          <w:rFonts w:hint="eastAsia"/>
+        </w:rPr>
+      </w:pPr>
+    </w:p>
+    <w:p>
+      <w:pPr>
+        <w:rPr>
+          <w:rFonts w:hint="eastAsia"/>
+        </w:rPr>
+      </w:pPr>
       <w:r>
         <w:rPr>
           <w:rFonts w:hint="eastAsia"/>
@@ -490,21 +439,7 @@
         <w:rPr>
           <w:rFonts w:hint="eastAsia"/>
         </w:rPr>
-        <w:t>从数据库选型（</w:t>
-      </w:r>
-      <w:proofErr w:type="spellStart"/>
-      <w:r>
-        <w:rPr>
-          <w:rFonts w:hint="eastAsia"/>
-        </w:rPr>
-        <w:t>Mysql</w:t>
-      </w:r>
-      <w:proofErr w:type="spellEnd"/>
-      <w:r>
-        <w:rPr>
-          <w:rFonts w:hint="eastAsia"/>
-        </w:rPr>
-        <w:t>或MongoDB）及后续部署运维，为开发者提供了需求分析到产品上线的全流程锻炼机会。更重要的</w:t>
+        <w:t>从数据库选型（Mysql或MongoDB）及后续部署运维，为开发者提供了需求分析到产品上线的全流程锻炼机会。更重要的</w:t>
       </w:r>
       <w:r>
         <w:rPr>
@@ -561,8 +496,19 @@
         <w:t>。</w:t>
       </w:r>
     </w:p>
-    <w:p/>
-    <w:p>
+    <w:p>
+      <w:pPr>
+        <w:rPr>
+          <w:rFonts w:hint="eastAsia"/>
+        </w:rPr>
+      </w:pPr>
+    </w:p>
+    <w:p>
+      <w:pPr>
+        <w:rPr>
+          <w:rFonts w:hint="eastAsia"/>
+        </w:rPr>
+      </w:pPr>
       <w:r>
         <w:rPr>
           <w:rFonts w:hint="eastAsia"/>
@@ -575,20 +521,6 @@
         </w:rPr>
         <w:t>研究目标与内容</w:t>
       </w:r>
-    </w:p>
-    <w:p>
-      <w:pPr>
-        <w:rPr>
-          <w:rFonts w:hint="eastAsia"/>
-        </w:rPr>
-      </w:pPr>
-    </w:p>
-    <w:p>
-      <w:pPr>
-        <w:rPr>
-          <w:rFonts w:hint="eastAsia"/>
-        </w:rPr>
-      </w:pPr>
     </w:p>
     <w:p>
       <w:pPr>
@@ -597,9 +529,6 @@
           <w:ilvl w:val="2"/>
           <w:numId w:val="4"/>
         </w:numPr>
-        <w:rPr>
-          <w:rFonts w:hint="eastAsia"/>
-        </w:rPr>
       </w:pPr>
       <w:r>
         <w:rPr>
@@ -607,6 +536,91 @@
         </w:rPr>
         <w:t>研究目标</w:t>
       </w:r>
+    </w:p>
+    <w:p>
+      <w:r>
+        <w:rPr>
+          <w:rFonts w:hint="eastAsia"/>
+        </w:rPr>
+        <w:t>本系统以解决个人博客平台</w:t>
+      </w:r>
+      <w:r>
+        <w:rPr>
+          <w:rFonts w:hint="eastAsia"/>
+          <w:b/>
+          <w:bCs/>
+        </w:rPr>
+        <w:t>数据归属权缺失</w:t>
+      </w:r>
+      <w:r>
+        <w:rPr>
+          <w:rFonts w:hint="eastAsia"/>
+        </w:rPr>
+        <w:t>、</w:t>
+      </w:r>
+      <w:r>
+        <w:rPr>
+          <w:rFonts w:hint="eastAsia"/>
+          <w:b/>
+          <w:bCs/>
+        </w:rPr>
+        <w:t>功能扩展性受限</w:t>
+      </w:r>
+      <w:r>
+        <w:rPr>
+          <w:rFonts w:hint="eastAsia"/>
+        </w:rPr>
+        <w:t>及</w:t>
+      </w:r>
+      <w:r>
+        <w:rPr>
+          <w:rFonts w:hint="eastAsia"/>
+          <w:b/>
+          <w:bCs/>
+        </w:rPr>
+        <w:t>运维复杂度高</w:t>
+      </w:r>
+      <w:r>
+        <w:rPr>
+          <w:rFonts w:hint="eastAsia"/>
+        </w:rPr>
+        <w:t>三大核心问题为出发点，具体目标为：</w:t>
+      </w:r>
+      <w:r>
+        <w:rPr>
+          <w:rFonts w:hint="eastAsia"/>
+        </w:rPr>
+        <w:br/>
+        <w:t>（1）通过自建MinIO对象存储服务替代第三方云存储，实现用户内容数据的完全自主管理，规避平台数据垄断与商业广告干扰；</w:t>
+      </w:r>
+      <w:r>
+        <w:rPr>
+          <w:rFonts w:hint="eastAsia"/>
+        </w:rPr>
+        <w:br/>
+        <w:t>（2）基于RBAC权限模型与动态路由机制，支持文章分类、标签体系、树洞留言等模块的按需配置，满足个性化内容管理需求；</w:t>
+      </w:r>
+      <w:r>
+        <w:rPr>
+          <w:rFonts w:hint="eastAsia"/>
+        </w:rPr>
+        <w:br/>
+        <w:t>（3）利用Docker Compose实现全栈服务一键部署，配套可视化后台管理界面（含权限配置、操作日志、黑名单管理），使非专业运维人员可独立完成系统维护；</w:t>
+      </w:r>
+      <w:r>
+        <w:rPr>
+          <w:rFonts w:hint="eastAsia"/>
+        </w:rPr>
+        <w:br/>
+        <w:t>（4）通过Redis接口限流（每分钟请求阈值100次）与RabbitMQ异步日志处理机制，保障系统在高并发场景下的稳定性。</w:t>
+      </w:r>
+    </w:p>
+    <w:p>
+      <w:pPr>
+        <w:rPr>
+          <w:rFonts w:hint="eastAsia"/>
+        </w:rPr>
+      </w:pPr>
     </w:p>
     <w:p>
       <w:pPr>
@@ -636,6 +650,34 @@
         <w:rPr>
           <w:rFonts w:hint="eastAsia"/>
         </w:rPr>
+        <w:t>系统采用分层技术架构实现目标，核心路径如下：</w:t>
+      </w:r>
+    </w:p>
+    <w:p>
+      <w:r>
+        <w:rPr>
+          <w:rFonts w:hint="eastAsia"/>
+        </w:rPr>
+        <w:t>前端层采用Vue3+TypeScript构建响应式单页应用，集成md-editor-v3实现Markdown编辑功能，通过vue-danmaku支持评论区弹幕交互，移动端适配优化使加载时间稳定在2秒以内；后端层基于SpringBoot3+MyBatis-Plus构建服务框架，利用SpringSecurity实现动态权限控制（角色权限配置实时生效），通过Redis拦截器完成接口限流与热点数据缓存，结合Quartz定时任务实现友链申请自动邮件提醒；存储层采用MinIO自建对象存储替代阿里云OSS，配合WebP图片压缩技术使存储成本从月均300元降至0元，图片加载体积压缩率达65%；运维层通过Docker Compose配置包含MySQL/Redis/MinIO等6个服务容器的标准化部署方案，将环境配置时间从3小时缩短至5分钟。实测表明，在腾讯云2核4G服务器配置下，系统CPU占用率稳定在20%左右，单接口QPS维持在100以内，有效支撑日均5000+访问量的稳定运行</w:t>
+      </w:r>
+    </w:p>
+    <w:p>
+      <w:pPr>
+        <w:rPr>
+          <w:rFonts w:hint="eastAsia"/>
+        </w:rPr>
+      </w:pPr>
+    </w:p>
+    <w:p>
+      <w:pPr>
+        <w:rPr>
+          <w:rFonts w:hint="eastAsia"/>
+        </w:rPr>
+      </w:pPr>
+      <w:r>
+        <w:rPr>
+          <w:rFonts w:hint="eastAsia"/>
+        </w:rPr>
         <w:t xml:space="preserve">1.3 </w:t>
       </w:r>
       <w:r>
@@ -643,6 +685,28 @@
           <w:rFonts w:hint="eastAsia"/>
         </w:rPr>
         <w:t>文本结构安排</w:t>
+      </w:r>
+    </w:p>
+    <w:p>
+      <w:pPr>
+        <w:rPr>
+          <w:rFonts w:hint="eastAsia"/>
+        </w:rPr>
+      </w:pPr>
+      <w:r>
+        <w:rPr>
+          <w:rFonts w:hint="eastAsia"/>
+        </w:rPr>
+        <w:t>本技术文档按照系统功能实现逻辑与技术实现路径双维度组织内容，全文共分为六章，各章节内容紧密衔接，形成完整的技术闭环：</w:t>
+      </w:r>
+    </w:p>
+    <w:p>
+      <w:r>
+        <w:rPr>
+          <w:rFonts w:hint="eastAsia"/>
+        </w:rPr>
+        <w:lastRenderedPageBreak/>
+        <w:t>第一章 绪论（当前章节）阐述研究背景、目标与内容，明确系统定位；第二章 系统架构设计 详细说明前后端分离架构、技术选型依据及分层设计原则，重点解析SpringBoot3+Vue3的集成方案；第三章 核心功能实现 聚焦文章管理、评论互动、树洞留言等模块的开发细节，包含动态权限控制（RBAC）、MinIO自建存储、表情包集成等关键技术点；第四章 系统部署与优化 以Docker Compose为核心，完整描述服务器配置（2核4G）、Nginx反向代理、性能调优（CPU占用率20%）及成本控制（存储成本从300元/月降至0元）的实施过程；第五章 系统测试与评估 通过实测数据（移动端加载&lt;2s、单接口QPS=100、日均5000+访问量）验证系统稳定性与性能指标；第六章 总结与展望 归纳技术成果，明确后续优化方向（后台导出功能、App版本开发）。全文内容严格遵循“目标-实现-验证-优化”逻辑链，确保技术细节与实际运行数据完全一致，为同类系统开发提供可复用的技术参考。</w:t>
       </w:r>
     </w:p>
     <w:p>
@@ -784,21 +848,7 @@
         <w:rPr>
           <w:rFonts w:hint="eastAsia"/>
         </w:rPr>
-        <w:t xml:space="preserve">2.3.1 </w:t>
-      </w:r>
-      <w:proofErr w:type="spellStart"/>
-      <w:r>
-        <w:rPr>
-          <w:rFonts w:hint="eastAsia"/>
-        </w:rPr>
-        <w:t>Elasticserach</w:t>
-      </w:r>
-      <w:proofErr w:type="spellEnd"/>
-      <w:r>
-        <w:rPr>
-          <w:rFonts w:hint="eastAsia"/>
-        </w:rPr>
-        <w:t xml:space="preserve"> 基本原理与检索优化</w:t>
+        <w:t>2.3.1 Elasticserach 基本原理与检索优化</w:t>
       </w:r>
     </w:p>
     <w:p>
@@ -972,144 +1022,144 @@
         <w:rPr>
           <w:rFonts w:hint="eastAsia"/>
         </w:rPr>
+        <w:t>3.3. 数据库与数据存储设计</w:t>
+      </w:r>
+    </w:p>
+    <w:p>
+      <w:pPr>
+        <w:rPr>
+          <w:rFonts w:hint="eastAsia"/>
+        </w:rPr>
+      </w:pPr>
+      <w:r>
+        <w:rPr>
+          <w:rFonts w:hint="eastAsia"/>
+        </w:rPr>
+        <w:t>3.3.1 数据库表设计与字段说明</w:t>
+      </w:r>
+    </w:p>
+    <w:p>
+      <w:pPr>
+        <w:rPr>
+          <w:rFonts w:hint="eastAsia"/>
+        </w:rPr>
+      </w:pPr>
+      <w:r>
+        <w:rPr>
+          <w:rFonts w:hint="eastAsia"/>
+        </w:rPr>
+        <w:t>3.3.2 Elasticsearch索引设计</w:t>
+      </w:r>
+    </w:p>
+    <w:p>
+      <w:pPr>
+        <w:rPr>
+          <w:rFonts w:hint="eastAsia"/>
+        </w:rPr>
+      </w:pPr>
+      <w:r>
+        <w:rPr>
+          <w:rFonts w:hint="eastAsia"/>
+        </w:rPr>
+        <w:t>3.4 接口与交互设计</w:t>
+      </w:r>
+    </w:p>
+    <w:p>
+      <w:pPr>
+        <w:rPr>
+          <w:rFonts w:hint="eastAsia"/>
+        </w:rPr>
+      </w:pPr>
+      <w:r>
+        <w:rPr>
+          <w:rFonts w:hint="eastAsia"/>
+        </w:rPr>
+        <w:t>3.4.1 前后端接口规范</w:t>
+      </w:r>
+    </w:p>
+    <w:p>
+      <w:pPr>
+        <w:rPr>
+          <w:rFonts w:hint="eastAsia"/>
+        </w:rPr>
+      </w:pPr>
+      <w:r>
+        <w:rPr>
+          <w:rFonts w:hint="eastAsia"/>
+        </w:rPr>
+        <w:t>3.4.2 实时通信接口设计</w:t>
+      </w:r>
+    </w:p>
+    <w:p>
+      <w:pPr>
+        <w:rPr>
+          <w:rFonts w:hint="eastAsia"/>
+        </w:rPr>
+      </w:pPr>
+    </w:p>
+    <w:p>
+      <w:pPr>
+        <w:rPr>
+          <w:rFonts w:hint="eastAsia"/>
+        </w:rPr>
+      </w:pPr>
+      <w:r>
+        <w:rPr>
+          <w:rFonts w:hint="eastAsia"/>
+        </w:rPr>
+        <w:t>第四章关键功能实现</w:t>
+      </w:r>
+    </w:p>
+    <w:p>
+      <w:pPr>
+        <w:rPr>
+          <w:rFonts w:hint="eastAsia"/>
+        </w:rPr>
+      </w:pPr>
+      <w:r>
+        <w:rPr>
+          <w:rFonts w:hint="eastAsia"/>
+        </w:rPr>
+        <w:t>4.1 内容创作与编辑模块</w:t>
+      </w:r>
+    </w:p>
+    <w:p>
+      <w:pPr>
+        <w:rPr>
+          <w:rFonts w:hint="eastAsia"/>
+        </w:rPr>
+      </w:pPr>
+      <w:r>
+        <w:rPr>
+          <w:rFonts w:hint="eastAsia"/>
+        </w:rPr>
+        <w:t>4.1.1 Markdown编辑器集成</w:t>
+      </w:r>
+    </w:p>
+    <w:p>
+      <w:pPr>
+        <w:rPr>
+          <w:rFonts w:hint="eastAsia"/>
+        </w:rPr>
+      </w:pPr>
+      <w:r>
+        <w:rPr>
+          <w:rFonts w:hint="eastAsia"/>
+        </w:rPr>
+        <w:t>4.1.2 分类与标签管理实现</w:t>
+      </w:r>
+    </w:p>
+    <w:p>
+      <w:pPr>
+        <w:rPr>
+          <w:rFonts w:hint="eastAsia"/>
+        </w:rPr>
+      </w:pPr>
+      <w:r>
+        <w:rPr>
+          <w:rFonts w:hint="eastAsia"/>
+        </w:rPr>
         <w:lastRenderedPageBreak/>
-        <w:t>3.3. 数据库与数据存储设计</w:t>
-      </w:r>
-    </w:p>
-    <w:p>
-      <w:pPr>
-        <w:rPr>
-          <w:rFonts w:hint="eastAsia"/>
-        </w:rPr>
-      </w:pPr>
-      <w:r>
-        <w:rPr>
-          <w:rFonts w:hint="eastAsia"/>
-        </w:rPr>
-        <w:t>3.3.1 数据库表设计与字段说明</w:t>
-      </w:r>
-    </w:p>
-    <w:p>
-      <w:pPr>
-        <w:rPr>
-          <w:rFonts w:hint="eastAsia"/>
-        </w:rPr>
-      </w:pPr>
-      <w:r>
-        <w:rPr>
-          <w:rFonts w:hint="eastAsia"/>
-        </w:rPr>
-        <w:t>3.3.2 Elasticsearch索引设计</w:t>
-      </w:r>
-    </w:p>
-    <w:p>
-      <w:pPr>
-        <w:rPr>
-          <w:rFonts w:hint="eastAsia"/>
-        </w:rPr>
-      </w:pPr>
-      <w:r>
-        <w:rPr>
-          <w:rFonts w:hint="eastAsia"/>
-        </w:rPr>
-        <w:t>3.4 接口与交互设计</w:t>
-      </w:r>
-    </w:p>
-    <w:p>
-      <w:pPr>
-        <w:rPr>
-          <w:rFonts w:hint="eastAsia"/>
-        </w:rPr>
-      </w:pPr>
-      <w:r>
-        <w:rPr>
-          <w:rFonts w:hint="eastAsia"/>
-        </w:rPr>
-        <w:t>3.4.1 前后端接口规范</w:t>
-      </w:r>
-    </w:p>
-    <w:p>
-      <w:pPr>
-        <w:rPr>
-          <w:rFonts w:hint="eastAsia"/>
-        </w:rPr>
-      </w:pPr>
-      <w:r>
-        <w:rPr>
-          <w:rFonts w:hint="eastAsia"/>
-        </w:rPr>
-        <w:t>3.4.2 实时通信接口设计</w:t>
-      </w:r>
-    </w:p>
-    <w:p>
-      <w:pPr>
-        <w:rPr>
-          <w:rFonts w:hint="eastAsia"/>
-        </w:rPr>
-      </w:pPr>
-    </w:p>
-    <w:p>
-      <w:pPr>
-        <w:rPr>
-          <w:rFonts w:hint="eastAsia"/>
-        </w:rPr>
-      </w:pPr>
-      <w:r>
-        <w:rPr>
-          <w:rFonts w:hint="eastAsia"/>
-        </w:rPr>
-        <w:t>第四章关键功能实现</w:t>
-      </w:r>
-    </w:p>
-    <w:p>
-      <w:pPr>
-        <w:rPr>
-          <w:rFonts w:hint="eastAsia"/>
-        </w:rPr>
-      </w:pPr>
-      <w:r>
-        <w:rPr>
-          <w:rFonts w:hint="eastAsia"/>
-        </w:rPr>
-        <w:t>4.1 内容创作与编辑模块</w:t>
-      </w:r>
-    </w:p>
-    <w:p>
-      <w:pPr>
-        <w:rPr>
-          <w:rFonts w:hint="eastAsia"/>
-        </w:rPr>
-      </w:pPr>
-      <w:r>
-        <w:rPr>
-          <w:rFonts w:hint="eastAsia"/>
-        </w:rPr>
-        <w:t>4.1.1 Markdown编辑器集成</w:t>
-      </w:r>
-    </w:p>
-    <w:p>
-      <w:pPr>
-        <w:rPr>
-          <w:rFonts w:hint="eastAsia"/>
-        </w:rPr>
-      </w:pPr>
-      <w:r>
-        <w:rPr>
-          <w:rFonts w:hint="eastAsia"/>
-        </w:rPr>
-        <w:t>4.1.2 分类与标签管理实现</w:t>
-      </w:r>
-    </w:p>
-    <w:p>
-      <w:pPr>
-        <w:rPr>
-          <w:rFonts w:hint="eastAsia"/>
-        </w:rPr>
-      </w:pPr>
-      <w:r>
-        <w:rPr>
-          <w:rFonts w:hint="eastAsia"/>
-        </w:rPr>
         <w:t>4.2 用户管理与权限控制</w:t>
       </w:r>
     </w:p>
@@ -1543,7 +1593,6 @@
         <w:rPr>
           <w:rFonts w:hint="eastAsia"/>
         </w:rPr>
-        <w:lastRenderedPageBreak/>
         <w:t>6.3.2 用户反馈与体验分析</w:t>
       </w:r>
     </w:p>
@@ -3025,7 +3074,6 @@
   <w:style w:type="character" w:default="1" w:styleId="a0">
     <w:name w:val="Default Paragraph Font"/>
     <w:uiPriority w:val="1"/>
-    <w:semiHidden/>
     <w:unhideWhenUsed/>
   </w:style>
   <w:style w:type="table" w:default="1" w:styleId="a1">

--- a/blog_documents/论文初稿.docx
+++ b/blog_documents/论文初稿.docx
@@ -12,7 +12,35 @@
         <w:rPr>
           <w:rFonts w:hint="eastAsia"/>
         </w:rPr>
-        <w:t>基于Vue+Spring Boot的响应式博客系统开发</w:t>
+        <w:t>基于</w:t>
+      </w:r>
+      <w:proofErr w:type="spellStart"/>
+      <w:r>
+        <w:rPr>
+          <w:rFonts w:hint="eastAsia"/>
+        </w:rPr>
+        <w:t>Vue+Spring</w:t>
+      </w:r>
+      <w:proofErr w:type="spellEnd"/>
+      <w:r>
+        <w:rPr>
+          <w:rFonts w:hint="eastAsia"/>
+        </w:rPr>
+        <w:t xml:space="preserve"> Boot的响应</w:t>
+      </w:r>
+      <w:proofErr w:type="gramStart"/>
+      <w:r>
+        <w:rPr>
+          <w:rFonts w:hint="eastAsia"/>
+        </w:rPr>
+        <w:t>式博客</w:t>
+      </w:r>
+      <w:proofErr w:type="gramEnd"/>
+      <w:r>
+        <w:rPr>
+          <w:rFonts w:hint="eastAsia"/>
+        </w:rPr>
+        <w:t>系统开发</w:t>
       </w:r>
     </w:p>
     <w:p>
@@ -46,7 +74,77 @@
         <w:rPr>
           <w:rFonts w:hint="eastAsia"/>
         </w:rPr>
-        <w:t>随着个人内容创作与自媒体的发展，构建一套高可用、易扩展且具备良好交互体验的个人博客系统成为许多开发者和内容创作者的迫切需求。本文围绕基于Vue与Spring Boot的响应式个人博客系统展开研究与实现，旨在通过前后端分离架构、现代前端响应式设计与成熟的后端服务框架，提供一套兼顾性能、安全与易用性的全栈解决方案。系统再前端采用Vue.js生态，包括Vue Router、Vuex及组件化开发，实现了页面路由管理、状态管理与模块化组件服用；在后端基于Spring Boot构建RESTful API，结合Spring Security实现鉴权与权限控制，利用MySQL存储核心业务数据，并用Elasticsearch提升全文检索效率。为增强实时交互体验，系统引入WebSocket技术实现在线消息推送和实时评论功能；通过Docker容器化部署与CI/CD流水线，提升系统的可维护性与扩展性</w:t>
+        <w:t>随着个人内容创作与自媒体的发展，构建一套高可用、易扩展且具备良好交互体验的个人</w:t>
+      </w:r>
+      <w:proofErr w:type="gramStart"/>
+      <w:r>
+        <w:rPr>
+          <w:rFonts w:hint="eastAsia"/>
+        </w:rPr>
+        <w:t>博客系统</w:t>
+      </w:r>
+      <w:proofErr w:type="gramEnd"/>
+      <w:r>
+        <w:rPr>
+          <w:rFonts w:hint="eastAsia"/>
+        </w:rPr>
+        <w:t>成为许多开发者和内容创作者的迫切需求。本文围绕基于Vue与Spring Boot的响应式个人</w:t>
+      </w:r>
+      <w:proofErr w:type="gramStart"/>
+      <w:r>
+        <w:rPr>
+          <w:rFonts w:hint="eastAsia"/>
+        </w:rPr>
+        <w:t>博客系统</w:t>
+      </w:r>
+      <w:proofErr w:type="gramEnd"/>
+      <w:r>
+        <w:rPr>
+          <w:rFonts w:hint="eastAsia"/>
+        </w:rPr>
+        <w:t>展开研究与实现，旨在通过前后端分离架构、现代前端响应式设计与成熟的后端服务框架，提供一套兼顾性能、安全与易用性的全</w:t>
+      </w:r>
+      <w:proofErr w:type="gramStart"/>
+      <w:r>
+        <w:rPr>
+          <w:rFonts w:hint="eastAsia"/>
+        </w:rPr>
+        <w:t>栈</w:t>
+      </w:r>
+      <w:proofErr w:type="gramEnd"/>
+      <w:r>
+        <w:rPr>
+          <w:rFonts w:hint="eastAsia"/>
+        </w:rPr>
+        <w:t>解决方案。系统再前端采用Vue.js生态，包括Vue Router、</w:t>
+      </w:r>
+      <w:proofErr w:type="spellStart"/>
+      <w:r>
+        <w:rPr>
+          <w:rFonts w:hint="eastAsia"/>
+        </w:rPr>
+        <w:t>Vuex</w:t>
+      </w:r>
+      <w:proofErr w:type="spellEnd"/>
+      <w:r>
+        <w:rPr>
+          <w:rFonts w:hint="eastAsia"/>
+        </w:rPr>
+        <w:t>及组件化开发，实现了页面路由管理、状态管理与模块化组件服用；在后端基于Spring Boot构建RESTful API，结合Spring Security实现鉴权与权限控制，利用MySQL存储核心业务数据，并用Elasticsearch提升全文检索效率。为增强实时交互体验，系统引入WebSocket技术实现在线消息推送和实时评论功能；通过Docker容器</w:t>
+      </w:r>
+      <w:proofErr w:type="gramStart"/>
+      <w:r>
+        <w:rPr>
+          <w:rFonts w:hint="eastAsia"/>
+        </w:rPr>
+        <w:t>化部署</w:t>
+      </w:r>
+      <w:proofErr w:type="gramEnd"/>
+      <w:r>
+        <w:rPr>
+          <w:rFonts w:hint="eastAsia"/>
+        </w:rPr>
+        <w:t>与CI/CD流水线，提升系统的可维护性与扩展性</w:t>
       </w:r>
       <w:r>
         <w:rPr>
@@ -58,7 +156,21 @@
         <w:rPr>
           <w:rFonts w:hint="eastAsia"/>
         </w:rPr>
-        <w:t>本文详细阐述了需求分析、系统总体架构、数据库与索引设计、关键功能模块实现，包括Markdown编辑器集成、标签管理、用户认证、搜索与推荐、实时互动等，并针对性能瓶颈提出缓存策略、查询优化与并发处理方案。通过单元测试、集成测试与压力测试，对系统的功能完整性与性能表现进行了验证，案例分析与用户体验评估表明系统在响应速度、并发处理能力和交互体验上均达到预期目标。最后总结了本系统创新点与不足，并对未来在智能推荐、多媒体支持、跨平台同步与更完善的运维体系等方面的改进方向提出了展望，为博客系统的工程化提供了一套可参考的实现路径和技术沉淀</w:t>
+        <w:t>本文详细阐述了需求分析、系统总体架构、数据库与索引设计、关键功能模块实现，包括Markdown编辑器集成、标签管理、用户认证、搜索与推荐、实时互动等，并针对性能瓶颈提出缓存策略、查询优化与并发处理方案。通过单元测试、集成测试与压力测试，对系统的功能完整性与性能表现进行了验证，案例分析与用户体验评估表明系统在响应速度、并发处理能力和交互体验上均达到预期目标。最后总结了本系统创新点与不足，并对未来在智能推荐、多媒体支持、跨平台同步与更完善的运维体系等方面的改进方向提出了展望，为</w:t>
+      </w:r>
+      <w:proofErr w:type="gramStart"/>
+      <w:r>
+        <w:rPr>
+          <w:rFonts w:hint="eastAsia"/>
+        </w:rPr>
+        <w:t>博客系统</w:t>
+      </w:r>
+      <w:proofErr w:type="gramEnd"/>
+      <w:r>
+        <w:rPr>
+          <w:rFonts w:hint="eastAsia"/>
+        </w:rPr>
+        <w:t>的工程化提供了一套可参考的实现路径和技术沉淀</w:t>
       </w:r>
     </w:p>
     <w:p>
@@ -119,20 +231,48 @@
         <w:rPr>
           <w:rFonts w:hint="eastAsia"/>
         </w:rPr>
-        <w:t>With the rise of personal content creation and independent media, building a highly available, easily scalable personal blog system with a good interactive experience has become an urgent need for many developers and content creators. This paper studies and implements a responsive personal blogging system based on Vue and Spring Boot, aiming to deliver a full-stack solution that balances performance, security, and usability through a front-end/back-end separated architecture, modern front-end responsive design, and a mature back-end service framework.</w:t>
-      </w:r>
-    </w:p>
-    <w:p>
-      <w:pPr>
-        <w:rPr>
-          <w:rFonts w:hint="eastAsia"/>
-        </w:rPr>
-      </w:pPr>
-      <w:r>
-        <w:rPr>
-          <w:rFonts w:hint="eastAsia"/>
-        </w:rPr>
-        <w:t xml:space="preserve">On the front end, the system uses the Vue.js ecosystem (including Vue Router, Vuex, and component-based development) to implement page routing, state management, and modular component reuse; on the back end, it builds RESTful APIs with Spring Boot, integrates Spring Security for authentication and authorization, uses MySQL to store core business data, and leverages Elasticsearch to improve full-text search efficiency. To enhance real-time interaction, the system introduces WebSocket technology to implement online message push </w:t>
+        <w:t xml:space="preserve">With the rise of personal content creation and independent media, building a highly available, easily scalable personal blog system with </w:t>
+      </w:r>
+      <w:proofErr w:type="gramStart"/>
+      <w:r>
+        <w:rPr>
+          <w:rFonts w:hint="eastAsia"/>
+        </w:rPr>
+        <w:t>a good</w:t>
+      </w:r>
+      <w:proofErr w:type="gramEnd"/>
+      <w:r>
+        <w:rPr>
+          <w:rFonts w:hint="eastAsia"/>
+        </w:rPr>
+        <w:t xml:space="preserve"> interactive experience has become an urgent need for many developers and content creators. This paper studies and implements a responsive personal blogging system based on Vue and Spring Boot, aiming to deliver a full-stack solution that balances performance, security, and usability through a front-end/back-end separated architecture, modern front-end responsive design, and a mature back-end service framework.</w:t>
+      </w:r>
+    </w:p>
+    <w:p>
+      <w:pPr>
+        <w:rPr>
+          <w:rFonts w:hint="eastAsia"/>
+        </w:rPr>
+      </w:pPr>
+      <w:r>
+        <w:rPr>
+          <w:rFonts w:hint="eastAsia"/>
+        </w:rPr>
+        <w:t xml:space="preserve">On the front end, the system uses the Vue.js ecosystem (including Vue Router, </w:t>
+      </w:r>
+      <w:proofErr w:type="spellStart"/>
+      <w:r>
+        <w:rPr>
+          <w:rFonts w:hint="eastAsia"/>
+        </w:rPr>
+        <w:t>Vuex</w:t>
+      </w:r>
+      <w:proofErr w:type="spellEnd"/>
+      <w:r>
+        <w:rPr>
+          <w:rFonts w:hint="eastAsia"/>
+        </w:rPr>
+        <w:t xml:space="preserve">, and component-based development) to implement page routing, state management, and modular component reuse; on the back end, it builds RESTful APIs with Spring Boot, integrates Spring Security for authentication and authorization, uses MySQL to store core business data, and leverages Elasticsearch to improve full-text search efficiency. To enhance real-time interaction, the system introduces WebSocket technology to implement online message push </w:t>
       </w:r>
       <w:r>
         <w:rPr>
@@ -152,20 +292,48 @@
         <w:rPr>
           <w:rFonts w:hint="eastAsia"/>
         </w:rPr>
-        <w:t>This paper elaborates on requirements analysis, overall system architecture, database and index design, and implementation of key functional modules (including Markdown editor integration, tag management, user authentication, search and recommendation, real-time interaction, etc.), and proposes caching strategies, query optimization, and concurrency handling schemes to address performance bottlenecks. Through unit testing, integration testing, and stress testing, the system’s functional completeness and performance were validated. Case studies and user experience evaluations indicate the system meets expected goals in response speed, concurrency handling capability, and interaction experience.</w:t>
-      </w:r>
-    </w:p>
-    <w:p>
-      <w:pPr>
-        <w:rPr>
-          <w:rFonts w:hint="eastAsia"/>
-        </w:rPr>
-      </w:pPr>
-      <w:r>
-        <w:rPr>
-          <w:rFonts w:hint="eastAsia"/>
-        </w:rPr>
-        <w:t>Finally, the paper summarizes the system’s innovations and limitations and discusses future improvements in intelligent recommendation, multimedia support, cross-platform synchronization, and a more complete operations system, providing a reference implementation path and technical foundation for the engineering practice of personal blog systems.</w:t>
+        <w:t>This paper elaborates on requirements analysis, overall system architecture, database and index design, and implementation of key functional modules (including Markdown editor integration, tag management, user authentication, search and recommendation, real-time interaction, etc.), and proposes caching strategies, query optimization, and concurrency handling schemes to address performance bottlenecks. Through unit testing, integration testing, and stress testing, the system</w:t>
+      </w:r>
+      <w:proofErr w:type="gramStart"/>
+      <w:r>
+        <w:rPr>
+          <w:rFonts w:hint="eastAsia"/>
+        </w:rPr>
+        <w:t>’</w:t>
+      </w:r>
+      <w:proofErr w:type="gramEnd"/>
+      <w:r>
+        <w:rPr>
+          <w:rFonts w:hint="eastAsia"/>
+        </w:rPr>
+        <w:t>s functional completeness and performance were validated. Case studies and user experience evaluations indicate the system meets expected goals in response speed, concurrency handling capability, and interaction experience.</w:t>
+      </w:r>
+    </w:p>
+    <w:p>
+      <w:pPr>
+        <w:rPr>
+          <w:rFonts w:hint="eastAsia"/>
+        </w:rPr>
+      </w:pPr>
+      <w:r>
+        <w:rPr>
+          <w:rFonts w:hint="eastAsia"/>
+        </w:rPr>
+        <w:t>Finally, the paper summarizes the system</w:t>
+      </w:r>
+      <w:proofErr w:type="gramStart"/>
+      <w:r>
+        <w:rPr>
+          <w:rFonts w:hint="eastAsia"/>
+        </w:rPr>
+        <w:t>’</w:t>
+      </w:r>
+      <w:proofErr w:type="gramEnd"/>
+      <w:r>
+        <w:rPr>
+          <w:rFonts w:hint="eastAsia"/>
+        </w:rPr>
+        <w:t>s innovations and limitations and discusses future improvements in intelligent recommendation, multimedia support, cross-platform synchronization, and a more complete operations system, providing a reference implementation path and technical foundation for the engineering practice of personal blog systems.</w:t>
       </w:r>
     </w:p>
     <w:p>
@@ -302,20 +470,90 @@
         <w:rPr>
           <w:rFonts w:hint="eastAsia"/>
         </w:rPr>
-        <w:t>互联网内容创作的普及与个人博客需求增长</w:t>
-      </w:r>
-    </w:p>
-    <w:p>
-      <w:pPr>
-        <w:rPr>
-          <w:rFonts w:hint="eastAsia"/>
-        </w:rPr>
-      </w:pPr>
-      <w:r>
-        <w:rPr>
-          <w:rFonts w:hint="eastAsia"/>
-        </w:rPr>
-        <w:t xml:space="preserve">  随着Web2.0向Web3.0演进，互联网内容创作已从“平台主导”渐渐转向“个人主导”：截至2025年，国内个人呢日哦你创作者国模已经很多，短视频、图文等创作形式的普及，推动用户对“自主内容载体”的需求提升。而传统社交平台又存在“算法限流”“内容版权模糊”“展示形式受限”等问题，使得个人博客成为了创作者的另外一个选择——一方面，个人博客脱离了平台算法逻辑，处于网络洪流中，可实现内容的长期沉淀与自主分发；另一方面，Z世代创作者对“个性化内容空间”的诉求（如自定义页面风格、嵌入独立功能模块），让“独立部署的个人博客”可逐渐替代第三方博客平台，成为个人IP建设的核心载体之一</w:t>
+        <w:t>互联网内容创作的普及与个人</w:t>
+      </w:r>
+      <w:proofErr w:type="gramStart"/>
+      <w:r>
+        <w:rPr>
+          <w:rFonts w:hint="eastAsia"/>
+        </w:rPr>
+        <w:t>博客需求</w:t>
+      </w:r>
+      <w:proofErr w:type="gramEnd"/>
+      <w:r>
+        <w:rPr>
+          <w:rFonts w:hint="eastAsia"/>
+        </w:rPr>
+        <w:t>增长</w:t>
+      </w:r>
+    </w:p>
+    <w:p>
+      <w:pPr>
+        <w:rPr>
+          <w:rFonts w:hint="eastAsia"/>
+        </w:rPr>
+      </w:pPr>
+      <w:r>
+        <w:rPr>
+          <w:rFonts w:hint="eastAsia"/>
+        </w:rPr>
+        <w:t xml:space="preserve">  随着Web2.0向Web3.0演进，互联网内容创作已从“平台主导”渐渐转向“个人主导”：截至2025年，国内个人</w:t>
+      </w:r>
+      <w:proofErr w:type="gramStart"/>
+      <w:r>
+        <w:rPr>
+          <w:rFonts w:hint="eastAsia"/>
+        </w:rPr>
+        <w:t>呢日哦</w:t>
+      </w:r>
+      <w:proofErr w:type="gramEnd"/>
+      <w:r>
+        <w:rPr>
+          <w:rFonts w:hint="eastAsia"/>
+        </w:rPr>
+        <w:t>你创作者国模已经很多，短视频、图文等创作形式的普及，推动用户对“自主内容载体”的需求提升。而传统社交平台又存在“算法限流”“内容版权模糊”“展示形式受限”等问题，使得个人</w:t>
+      </w:r>
+      <w:proofErr w:type="gramStart"/>
+      <w:r>
+        <w:rPr>
+          <w:rFonts w:hint="eastAsia"/>
+        </w:rPr>
+        <w:t>博客成</w:t>
+      </w:r>
+      <w:proofErr w:type="gramEnd"/>
+      <w:r>
+        <w:rPr>
+          <w:rFonts w:hint="eastAsia"/>
+        </w:rPr>
+        <w:t>为了创作者的另外一个选择——一方面，</w:t>
+      </w:r>
+      <w:proofErr w:type="gramStart"/>
+      <w:r>
+        <w:rPr>
+          <w:rFonts w:hint="eastAsia"/>
+        </w:rPr>
+        <w:t>个人博客脱离</w:t>
+      </w:r>
+      <w:proofErr w:type="gramEnd"/>
+      <w:r>
+        <w:rPr>
+          <w:rFonts w:hint="eastAsia"/>
+        </w:rPr>
+        <w:t>了平台算法逻辑，处于网络洪流中，可实现内容的长期沉淀与自主分发；另一方面，Z世代创作者对“个性化内容空间”的诉求（如自定义页面风格、嵌入独立功能模块），让“独立部署的个人博客”可逐渐替代第三</w:t>
+      </w:r>
+      <w:proofErr w:type="gramStart"/>
+      <w:r>
+        <w:rPr>
+          <w:rFonts w:hint="eastAsia"/>
+        </w:rPr>
+        <w:t>方博客</w:t>
+      </w:r>
+      <w:proofErr w:type="gramEnd"/>
+      <w:r>
+        <w:rPr>
+          <w:rFonts w:hint="eastAsia"/>
+        </w:rPr>
+        <w:t>平台，成为个人IP建设的核心载体之一</w:t>
       </w:r>
       <w:r>
         <w:rPr>
@@ -347,27 +585,77 @@
         <w:rPr>
           <w:rFonts w:hint="eastAsia"/>
         </w:rPr>
-        <w:t>现有博客系统存在的问题与不足</w:t>
-      </w:r>
-    </w:p>
-    <w:p>
-      <w:pPr>
-        <w:rPr>
-          <w:rFonts w:hint="eastAsia"/>
-        </w:rPr>
-      </w:pPr>
-      <w:r>
-        <w:rPr>
-          <w:rFonts w:hint="eastAsia"/>
-        </w:rPr>
-        <w:t>目前博客平台的局限性正逐渐侵蚀创作者的信任和体验。CSDN和知乎专栏这类第三方平台常使用强制广告打断阅读连贯性，模板设计千篇一律，创作者对内容，数据存放都难自主掌控——这直接打击了创作者分享创作的积极性，对创作内容的维护，也埋下了内容被平台随</w:t>
+        <w:t>现有</w:t>
+      </w:r>
+      <w:proofErr w:type="gramStart"/>
+      <w:r>
+        <w:rPr>
+          <w:rFonts w:hint="eastAsia"/>
+        </w:rPr>
+        <w:t>博客系统</w:t>
+      </w:r>
+      <w:proofErr w:type="gramEnd"/>
+      <w:r>
+        <w:rPr>
+          <w:rFonts w:hint="eastAsia"/>
+        </w:rPr>
+        <w:t>存在的问题与不足</w:t>
+      </w:r>
+    </w:p>
+    <w:p>
+      <w:pPr>
+        <w:rPr>
+          <w:rFonts w:hint="eastAsia"/>
+        </w:rPr>
+      </w:pPr>
+      <w:proofErr w:type="gramStart"/>
+      <w:r>
+        <w:rPr>
+          <w:rFonts w:hint="eastAsia"/>
+        </w:rPr>
+        <w:t>目前博客</w:t>
+      </w:r>
+      <w:proofErr w:type="gramEnd"/>
+      <w:r>
+        <w:rPr>
+          <w:rFonts w:hint="eastAsia"/>
+        </w:rPr>
+        <w:t>平台的局限性正逐渐侵蚀创作者的信任和体验。CSDN和知乎专栏这类第三方平台常使用强制广告打断阅读连贯性，模板设计千篇一律，创作者对内容，数据存放都难自主掌控——这直接打击了创作者分享创作的积极性，对创作内容的维护，也埋下了内容被平台随</w:t>
       </w:r>
       <w:r>
         <w:rPr>
           <w:rFonts w:hint="eastAsia"/>
         </w:rPr>
         <w:lastRenderedPageBreak/>
-        <w:t>意处置的风险。更麻烦的是工具选择的两极分化：新浪博客这样的非技术工具功能固化，连简单的交互自定义都做不到；而Hexo或WordPress等技术框架要求掌握前端部署与服务器配置，无形中把创作者挡在门外。·最后多数系统只支持图文，无法和笔记或作品展示页联动，一旦平台关停，精心积累的内容可能彻底消失</w:t>
+        <w:t>意处置的风险。更麻烦的是工具选择的两极分化：新</w:t>
+      </w:r>
+      <w:proofErr w:type="gramStart"/>
+      <w:r>
+        <w:rPr>
+          <w:rFonts w:hint="eastAsia"/>
+        </w:rPr>
+        <w:t>浪博客这样</w:t>
+      </w:r>
+      <w:proofErr w:type="gramEnd"/>
+      <w:r>
+        <w:rPr>
+          <w:rFonts w:hint="eastAsia"/>
+        </w:rPr>
+        <w:t>的非技术工具功能固化，连简单的交互自定义都做不到；而</w:t>
+      </w:r>
+      <w:proofErr w:type="spellStart"/>
+      <w:r>
+        <w:rPr>
+          <w:rFonts w:hint="eastAsia"/>
+        </w:rPr>
+        <w:t>Hexo</w:t>
+      </w:r>
+      <w:proofErr w:type="spellEnd"/>
+      <w:r>
+        <w:rPr>
+          <w:rFonts w:hint="eastAsia"/>
+        </w:rPr>
+        <w:t>或WordPress等技术框架要求掌握前端部署与服务器配置，无形中把创作者挡在门外。·最后多数系统只支持图文，无法和笔记或作品展示页联动，一旦平台关停，精心积累的内容可能彻底消失</w:t>
       </w:r>
     </w:p>
     <w:p>
@@ -393,20 +681,76 @@
         <w:rPr>
           <w:rFonts w:hint="eastAsia"/>
         </w:rPr>
-        <w:t>构建全栈博客解决方案的必要性与意义</w:t>
-      </w:r>
-    </w:p>
-    <w:p>
-      <w:pPr>
-        <w:rPr>
-          <w:rFonts w:hint="eastAsia"/>
-        </w:rPr>
-      </w:pPr>
-      <w:r>
-        <w:rPr>
-          <w:rFonts w:hint="eastAsia"/>
-        </w:rPr>
-        <w:t>针对现有博客平台存在的问题，为自主构建一个全栈个人博客系统提供了一个切实可行的替代路径：通过前后端一体化开发，不仅能够去除广告干扰、实现界面的高度个性化，还可以将内容数据完全掌握在自己本地或自有的服务器上；</w:t>
+        <w:t>构建全</w:t>
+      </w:r>
+      <w:proofErr w:type="gramStart"/>
+      <w:r>
+        <w:rPr>
+          <w:rFonts w:hint="eastAsia"/>
+        </w:rPr>
+        <w:t>栈博客解决</w:t>
+      </w:r>
+      <w:proofErr w:type="gramEnd"/>
+      <w:r>
+        <w:rPr>
+          <w:rFonts w:hint="eastAsia"/>
+        </w:rPr>
+        <w:t>方案的必要性与意义</w:t>
+      </w:r>
+    </w:p>
+    <w:p>
+      <w:pPr>
+        <w:rPr>
+          <w:rFonts w:hint="eastAsia"/>
+        </w:rPr>
+      </w:pPr>
+      <w:r>
+        <w:rPr>
+          <w:rFonts w:hint="eastAsia"/>
+        </w:rPr>
+        <w:t>针对</w:t>
+      </w:r>
+      <w:proofErr w:type="gramStart"/>
+      <w:r>
+        <w:rPr>
+          <w:rFonts w:hint="eastAsia"/>
+        </w:rPr>
+        <w:t>现有博客平台</w:t>
+      </w:r>
+      <w:proofErr w:type="gramEnd"/>
+      <w:r>
+        <w:rPr>
+          <w:rFonts w:hint="eastAsia"/>
+        </w:rPr>
+        <w:t>存在的问题，为自主构建一个全</w:t>
+      </w:r>
+      <w:proofErr w:type="gramStart"/>
+      <w:r>
+        <w:rPr>
+          <w:rFonts w:hint="eastAsia"/>
+        </w:rPr>
+        <w:t>栈</w:t>
+      </w:r>
+      <w:proofErr w:type="gramEnd"/>
+      <w:r>
+        <w:rPr>
+          <w:rFonts w:hint="eastAsia"/>
+        </w:rPr>
+        <w:t>个人</w:t>
+      </w:r>
+      <w:proofErr w:type="gramStart"/>
+      <w:r>
+        <w:rPr>
+          <w:rFonts w:hint="eastAsia"/>
+        </w:rPr>
+        <w:t>博客系统</w:t>
+      </w:r>
+      <w:proofErr w:type="gramEnd"/>
+      <w:r>
+        <w:rPr>
+          <w:rFonts w:hint="eastAsia"/>
+        </w:rPr>
+        <w:t>提供了一个切实可行的替代路径：通过前后端一体化开发，不仅能够去除广告干扰、实现界面的高度个性化，还可以将内容数据完全掌握在自己本地或自有的服务器上；</w:t>
       </w:r>
       <w:r>
         <w:rPr>
@@ -439,7 +783,21 @@
         <w:rPr>
           <w:rFonts w:hint="eastAsia"/>
         </w:rPr>
-        <w:t>从数据库选型（Mysql或MongoDB）及后续部署运维，为开发者提供了需求分析到产品上线的全流程锻炼机会。更重要的</w:t>
+        <w:t>从数据库选型（</w:t>
+      </w:r>
+      <w:proofErr w:type="spellStart"/>
+      <w:r>
+        <w:rPr>
+          <w:rFonts w:hint="eastAsia"/>
+        </w:rPr>
+        <w:t>Mysql</w:t>
+      </w:r>
+      <w:proofErr w:type="spellEnd"/>
+      <w:r>
+        <w:rPr>
+          <w:rFonts w:hint="eastAsia"/>
+        </w:rPr>
+        <w:t>或MongoDB）及后续部署运维，为开发者提供了需求分析到产品上线的全流程锻炼机会。更重要的</w:t>
       </w:r>
       <w:r>
         <w:rPr>
@@ -529,6 +887,9 @@
           <w:ilvl w:val="2"/>
           <w:numId w:val="4"/>
         </w:numPr>
+        <w:rPr>
+          <w:rFonts w:hint="eastAsia"/>
+        </w:rPr>
       </w:pPr>
       <w:r>
         <w:rPr>
@@ -538,12 +899,25 @@
       </w:r>
     </w:p>
     <w:p>
-      <w:r>
-        <w:rPr>
-          <w:rFonts w:hint="eastAsia"/>
-        </w:rPr>
-        <w:t>本系统以解决个人博客平台</w:t>
-      </w:r>
+      <w:pPr>
+        <w:rPr>
+          <w:rFonts w:hint="eastAsia"/>
+        </w:rPr>
+      </w:pPr>
+      <w:r>
+        <w:rPr>
+          <w:rFonts w:hint="eastAsia"/>
+        </w:rPr>
+        <w:t>本系统以解决</w:t>
+      </w:r>
+      <w:proofErr w:type="gramStart"/>
+      <w:r>
+        <w:rPr>
+          <w:rFonts w:hint="eastAsia"/>
+        </w:rPr>
+        <w:t>个人博客平台</w:t>
+      </w:r>
+      <w:proofErr w:type="gramEnd"/>
       <w:r>
         <w:rPr>
           <w:rFonts w:hint="eastAsia"/>
@@ -578,7 +952,25 @@
           <w:b/>
           <w:bCs/>
         </w:rPr>
-        <w:t>运维复杂度高</w:t>
+        <w:t>运</w:t>
+      </w:r>
+      <w:proofErr w:type="gramStart"/>
+      <w:r>
+        <w:rPr>
+          <w:rFonts w:hint="eastAsia"/>
+          <w:b/>
+          <w:bCs/>
+        </w:rPr>
+        <w:t>维复杂</w:t>
+      </w:r>
+      <w:proofErr w:type="gramEnd"/>
+      <w:r>
+        <w:rPr>
+          <w:rFonts w:hint="eastAsia"/>
+          <w:b/>
+          <w:bCs/>
+        </w:rPr>
+        <w:t>度高</w:t>
       </w:r>
       <w:r>
         <w:rPr>
@@ -591,7 +983,21 @@
           <w:rFonts w:hint="eastAsia"/>
         </w:rPr>
         <w:br/>
-        <w:t>（1）通过自建MinIO对象存储服务替代第三方云存储，实现用户内容数据的完全自主管理，规避平台数据垄断与商业广告干扰；</w:t>
+        <w:t>（1）通过自建</w:t>
+      </w:r>
+      <w:proofErr w:type="spellStart"/>
+      <w:r>
+        <w:rPr>
+          <w:rFonts w:hint="eastAsia"/>
+        </w:rPr>
+        <w:t>MinIO</w:t>
+      </w:r>
+      <w:proofErr w:type="spellEnd"/>
+      <w:r>
+        <w:rPr>
+          <w:rFonts w:hint="eastAsia"/>
+        </w:rPr>
+        <w:t>对象存储服务替代第三方云存储，实现用户内容数据的完全自主管理，规避平台数据垄断与商业广告干扰；</w:t>
       </w:r>
       <w:r>
         <w:rPr>
@@ -605,7 +1011,35 @@
           <w:rFonts w:hint="eastAsia"/>
         </w:rPr>
         <w:br/>
-        <w:t>（3）利用Docker Compose实现全栈服务一键部署，配套可视化后台管理界面（含权限配置、操作日志、黑名单管理），使非专业运维人员可独立完成系统维护；</w:t>
+        <w:t>（3）利用Docker Compose实现全</w:t>
+      </w:r>
+      <w:proofErr w:type="gramStart"/>
+      <w:r>
+        <w:rPr>
+          <w:rFonts w:hint="eastAsia"/>
+        </w:rPr>
+        <w:t>栈</w:t>
+      </w:r>
+      <w:proofErr w:type="gramEnd"/>
+      <w:r>
+        <w:rPr>
+          <w:rFonts w:hint="eastAsia"/>
+        </w:rPr>
+        <w:t>服务一键部署，配套可视化后台管理界面（含权限配置、操作日志、黑名单管理），使非专业运</w:t>
+      </w:r>
+      <w:proofErr w:type="gramStart"/>
+      <w:r>
+        <w:rPr>
+          <w:rFonts w:hint="eastAsia"/>
+        </w:rPr>
+        <w:t>维人员</w:t>
+      </w:r>
+      <w:proofErr w:type="gramEnd"/>
+      <w:r>
+        <w:rPr>
+          <w:rFonts w:hint="eastAsia"/>
+        </w:rPr>
+        <w:t>可独立完成系统维护；</w:t>
       </w:r>
       <w:r>
         <w:rPr>
@@ -654,11 +1088,156 @@
       </w:r>
     </w:p>
     <w:p>
-      <w:r>
-        <w:rPr>
-          <w:rFonts w:hint="eastAsia"/>
-        </w:rPr>
-        <w:t>前端层采用Vue3+TypeScript构建响应式单页应用，集成md-editor-v3实现Markdown编辑功能，通过vue-danmaku支持评论区弹幕交互，移动端适配优化使加载时间稳定在2秒以内；后端层基于SpringBoot3+MyBatis-Plus构建服务框架，利用SpringSecurity实现动态权限控制（角色权限配置实时生效），通过Redis拦截器完成接口限流与热点数据缓存，结合Quartz定时任务实现友链申请自动邮件提醒；存储层采用MinIO自建对象存储替代阿里云OSS，配合WebP图片压缩技术使存储成本从月均300元降至0元，图片加载体积压缩率达65%；运维层通过Docker Compose配置包含MySQL/Redis/MinIO等6个服务容器的标准化部署方案，将环境配置时间从3小时缩短至5分钟。实测表明，在腾讯云2核4G服务器配置下，系统CPU占用率稳定在20%左右，单接口QPS维持在100以内，有效支撑日均5000+访问量的稳定运行</w:t>
+      <w:pPr>
+        <w:rPr>
+          <w:rFonts w:hint="eastAsia"/>
+        </w:rPr>
+      </w:pPr>
+      <w:r>
+        <w:rPr>
+          <w:rFonts w:hint="eastAsia"/>
+        </w:rPr>
+        <w:t>前端层采用Vue3+TypeScript构建响应式单页应用，集成md-editor-v3实现Markdown编辑功能，通过</w:t>
+      </w:r>
+      <w:proofErr w:type="spellStart"/>
+      <w:r>
+        <w:rPr>
+          <w:rFonts w:hint="eastAsia"/>
+        </w:rPr>
+        <w:t>vue-danmaku</w:t>
+      </w:r>
+      <w:proofErr w:type="spellEnd"/>
+      <w:r>
+        <w:rPr>
+          <w:rFonts w:hint="eastAsia"/>
+        </w:rPr>
+        <w:t>支持</w:t>
+      </w:r>
+      <w:proofErr w:type="gramStart"/>
+      <w:r>
+        <w:rPr>
+          <w:rFonts w:hint="eastAsia"/>
+        </w:rPr>
+        <w:t>评论区弹</w:t>
+      </w:r>
+      <w:proofErr w:type="gramEnd"/>
+      <w:r>
+        <w:rPr>
+          <w:rFonts w:hint="eastAsia"/>
+        </w:rPr>
+        <w:t>幕交互，移动端适配优化使加载时间稳定在2秒以内；后端层基于SpringBoot3+MyBatis-Plus构建服务框架，利用</w:t>
+      </w:r>
+      <w:proofErr w:type="spellStart"/>
+      <w:r>
+        <w:rPr>
+          <w:rFonts w:hint="eastAsia"/>
+        </w:rPr>
+        <w:t>SpringSecurity</w:t>
+      </w:r>
+      <w:proofErr w:type="spellEnd"/>
+      <w:r>
+        <w:rPr>
+          <w:rFonts w:hint="eastAsia"/>
+        </w:rPr>
+        <w:t>实现动态权限控制（角色权限配置实时生效），通过Redis拦截器完成接口限流与热点数据缓存，结合Quartz定时任务实现</w:t>
+      </w:r>
+      <w:proofErr w:type="gramStart"/>
+      <w:r>
+        <w:rPr>
+          <w:rFonts w:hint="eastAsia"/>
+        </w:rPr>
+        <w:t>友链申请</w:t>
+      </w:r>
+      <w:proofErr w:type="gramEnd"/>
+      <w:r>
+        <w:rPr>
+          <w:rFonts w:hint="eastAsia"/>
+        </w:rPr>
+        <w:t>自动邮件提醒；存储层采用</w:t>
+      </w:r>
+      <w:proofErr w:type="spellStart"/>
+      <w:r>
+        <w:rPr>
+          <w:rFonts w:hint="eastAsia"/>
+        </w:rPr>
+        <w:t>MinIO</w:t>
+      </w:r>
+      <w:proofErr w:type="spellEnd"/>
+      <w:r>
+        <w:rPr>
+          <w:rFonts w:hint="eastAsia"/>
+        </w:rPr>
+        <w:t>自</w:t>
+      </w:r>
+      <w:proofErr w:type="gramStart"/>
+      <w:r>
+        <w:rPr>
+          <w:rFonts w:hint="eastAsia"/>
+        </w:rPr>
+        <w:t>建对象</w:t>
+      </w:r>
+      <w:proofErr w:type="gramEnd"/>
+      <w:r>
+        <w:rPr>
+          <w:rFonts w:hint="eastAsia"/>
+        </w:rPr>
+        <w:t>存储替代阿里云OSS，配合</w:t>
+      </w:r>
+      <w:proofErr w:type="spellStart"/>
+      <w:r>
+        <w:rPr>
+          <w:rFonts w:hint="eastAsia"/>
+        </w:rPr>
+        <w:t>WebP</w:t>
+      </w:r>
+      <w:proofErr w:type="spellEnd"/>
+      <w:r>
+        <w:rPr>
+          <w:rFonts w:hint="eastAsia"/>
+        </w:rPr>
+        <w:t>图片压缩技术使存储成本从月均300元降至0元，图片加载体积压缩率达65%；</w:t>
+      </w:r>
+      <w:proofErr w:type="gramStart"/>
+      <w:r>
+        <w:rPr>
+          <w:rFonts w:hint="eastAsia"/>
+        </w:rPr>
+        <w:t>运维层通过</w:t>
+      </w:r>
+      <w:proofErr w:type="gramEnd"/>
+      <w:r>
+        <w:rPr>
+          <w:rFonts w:hint="eastAsia"/>
+        </w:rPr>
+        <w:t>Docker Compose配置包含MySQL/Redis/</w:t>
+      </w:r>
+      <w:proofErr w:type="spellStart"/>
+      <w:r>
+        <w:rPr>
+          <w:rFonts w:hint="eastAsia"/>
+        </w:rPr>
+        <w:t>MinIO</w:t>
+      </w:r>
+      <w:proofErr w:type="spellEnd"/>
+      <w:r>
+        <w:rPr>
+          <w:rFonts w:hint="eastAsia"/>
+        </w:rPr>
+        <w:t>等6个服务容器的标准化部署方案，将环境配置时间从3小时缩短至5分钟。实测表明，在</w:t>
+      </w:r>
+      <w:proofErr w:type="gramStart"/>
+      <w:r>
+        <w:rPr>
+          <w:rFonts w:hint="eastAsia"/>
+        </w:rPr>
+        <w:t>腾讯云</w:t>
+      </w:r>
+      <w:proofErr w:type="gramEnd"/>
+      <w:r>
+        <w:rPr>
+          <w:rFonts w:hint="eastAsia"/>
+        </w:rPr>
+        <w:t>2核4G服务器配置下，系统CPU占用率稳定在20%左右，单接口QPS维持在100以内，有效支撑日均5000+访问量的稳定运行</w:t>
       </w:r>
     </w:p>
     <w:p>
@@ -697,16 +1276,49 @@
         <w:rPr>
           <w:rFonts w:hint="eastAsia"/>
         </w:rPr>
-        <w:t>本技术文档按照系统功能实现逻辑与技术实现路径双维度组织内容，全文共分为六章，各章节内容紧密衔接，形成完整的技术闭环：</w:t>
-      </w:r>
-    </w:p>
-    <w:p>
+        <w:t>本技术文档按照系统功能实现逻辑与技术实现</w:t>
+      </w:r>
+      <w:proofErr w:type="gramStart"/>
+      <w:r>
+        <w:rPr>
+          <w:rFonts w:hint="eastAsia"/>
+        </w:rPr>
+        <w:t>路径双维度组织</w:t>
+      </w:r>
+      <w:proofErr w:type="gramEnd"/>
+      <w:r>
+        <w:rPr>
+          <w:rFonts w:hint="eastAsia"/>
+        </w:rPr>
+        <w:t>内容，全文共分为六章，各章节内容紧密衔接，形成完整的技术闭环：</w:t>
+      </w:r>
+    </w:p>
+    <w:p>
+      <w:pPr>
+        <w:rPr>
+          <w:rFonts w:hint="eastAsia"/>
+        </w:rPr>
+      </w:pPr>
       <w:r>
         <w:rPr>
           <w:rFonts w:hint="eastAsia"/>
         </w:rPr>
         <w:lastRenderedPageBreak/>
-        <w:t>第一章 绪论（当前章节）阐述研究背景、目标与内容，明确系统定位；第二章 系统架构设计 详细说明前后端分离架构、技术选型依据及分层设计原则，重点解析SpringBoot3+Vue3的集成方案；第三章 核心功能实现 聚焦文章管理、评论互动、树洞留言等模块的开发细节，包含动态权限控制（RBAC）、MinIO自建存储、表情包集成等关键技术点；第四章 系统部署与优化 以Docker Compose为核心，完整描述服务器配置（2核4G）、Nginx反向代理、性能调优（CPU占用率20%）及成本控制（存储成本从300元/月降至0元）的实施过程；第五章 系统测试与评估 通过实测数据（移动端加载&lt;2s、单接口QPS=100、日均5000+访问量）验证系统稳定性与性能指标；第六章 总结与展望 归纳技术成果，明确后续优化方向（后台导出功能、App版本开发）。全文内容严格遵循“目标-实现-验证-优化”逻辑链，确保技术细节与实际运行数据完全一致，为同类系统开发提供可复用的技术参考。</w:t>
+        <w:t>第一章 绪论（当前章节）阐述研究背景、目标与内容，明确系统定位；第二章 系统架构设计 详细说明前后端分离架构、技术选型依据及分层设计原则，重点解析SpringBoot3+Vue3的集成方案；第三章 核心功能实现 聚焦文章管理、评论互动、树洞留言等模块的开发细节，包含动态权限控制（RBAC）、</w:t>
+      </w:r>
+      <w:proofErr w:type="spellStart"/>
+      <w:r>
+        <w:rPr>
+          <w:rFonts w:hint="eastAsia"/>
+        </w:rPr>
+        <w:t>MinIO</w:t>
+      </w:r>
+      <w:proofErr w:type="spellEnd"/>
+      <w:r>
+        <w:rPr>
+          <w:rFonts w:hint="eastAsia"/>
+        </w:rPr>
+        <w:t>自建存储、表情包集成等关键技术点；第四章 系统部署与优化 以Docker Compose为核心，完整描述服务器配置（2核4G）、Nginx反向代理、性能调优（CPU占用率20%）及成本控制（存储成本从300元/月降至0元）的实施过程；第五章 系统测试与评估 通过实测数据（移动端加载&lt;2s、单接口QPS=100、日均5000+访问量）验证系统稳定性与性能指标；第六章 总结与展望 归纳技术成果，明确后续优化方向（后台导出功能、App版本开发）。全文内容严格遵循“目标-实现-验证-优化”逻辑链，确保技术细节与实际运行数据完全一致，为同类系统开发提供可复用的技术参考。</w:t>
       </w:r>
     </w:p>
     <w:p>
@@ -761,37 +1373,360 @@
       </w:r>
     </w:p>
     <w:p>
-      <w:pPr>
-        <w:rPr>
-          <w:rFonts w:hint="eastAsia"/>
-        </w:rPr>
-      </w:pPr>
-      <w:r>
-        <w:rPr>
-          <w:rFonts w:hint="eastAsia"/>
-        </w:rPr>
-        <w:t>2.1.1 Spring Boot技术栈</w:t>
-      </w:r>
-    </w:p>
-    <w:p>
-      <w:pPr>
-        <w:rPr>
-          <w:rFonts w:hint="eastAsia"/>
-        </w:rPr>
-      </w:pPr>
-      <w:r>
-        <w:rPr>
-          <w:rFonts w:hint="eastAsia"/>
-        </w:rPr>
-        <w:t>2.1.2 Vue.js技术栈</w:t>
-      </w:r>
-    </w:p>
-    <w:p>
-      <w:pPr>
-        <w:rPr>
-          <w:rFonts w:hint="eastAsia"/>
-        </w:rPr>
-      </w:pPr>
+      <w:r>
+        <w:rPr>
+          <w:rFonts w:hint="eastAsia"/>
+        </w:rPr>
+        <w:t>2.1.1 Spring Boot技术</w:t>
+      </w:r>
+      <w:proofErr w:type="gramStart"/>
+      <w:r>
+        <w:rPr>
+          <w:rFonts w:hint="eastAsia"/>
+        </w:rPr>
+        <w:t>栈</w:t>
+      </w:r>
+      <w:proofErr w:type="gramEnd"/>
+    </w:p>
+    <w:p>
+      <w:r>
+        <w:t>Spring Boot是Spring框架的延伸与简化版本,旨在降低Spring应用的初始搭建和开发难度。相较于传统的Spring框架需要大量XML配置文件,Spring Boot通过"约定优于配置"(Convention over Configuration)的设计理念,提供了自动配置机制和内嵌式服务器支持,使开发者能够快速构建独立运行的生产级应用</w:t>
+      </w:r>
+    </w:p>
+    <w:p>
+      <w:r>
+        <w:t>Spring Boot 3.x版本基于Java 17及以上版本,引入了对Jakarta EE规范的支持,提供了更好的性能优化和云原生特性。其核心优势包括:</w:t>
+      </w:r>
+    </w:p>
+    <w:p>
+      <w:pPr>
+        <w:numPr>
+          <w:ilvl w:val="0"/>
+          <w:numId w:val="8"/>
+        </w:numPr>
+      </w:pPr>
+      <w:r>
+        <w:rPr>
+          <w:b/>
+        </w:rPr>
+        <w:t>自动配置机制</w:t>
+      </w:r>
+      <w:r>
+        <w:t>:通过@SpringBootApplication注解,自动扫描并配置项目所需的Bean和组件,开发者只需关注业务逻辑实现。</w:t>
+      </w:r>
+    </w:p>
+    <w:p>
+      <w:pPr>
+        <w:numPr>
+          <w:ilvl w:val="0"/>
+          <w:numId w:val="8"/>
+        </w:numPr>
+      </w:pPr>
+      <w:r>
+        <w:rPr>
+          <w:b/>
+        </w:rPr>
+        <w:t>内嵌式服务器</w:t>
+      </w:r>
+      <w:r>
+        <w:t>:内置Tomcat、Jetty等服务器,应用程序可打包为独立的JAR文件直接运行,无需额外部署Web容器。</w:t>
+      </w:r>
+    </w:p>
+    <w:p>
+      <w:pPr>
+        <w:numPr>
+          <w:ilvl w:val="0"/>
+          <w:numId w:val="8"/>
+        </w:numPr>
+      </w:pPr>
+      <w:r>
+        <w:rPr>
+          <w:b/>
+        </w:rPr>
+        <w:t>Starter依赖管理</w:t>
+      </w:r>
+      <w:r>
+        <w:t>:提供一系列starter依赖包,如spring-boot-starter-web用于Web开发,spring-boot-starter-data-</w:t>
+      </w:r>
+      <w:proofErr w:type="spellStart"/>
+      <w:r>
+        <w:t>jpa</w:t>
+      </w:r>
+      <w:proofErr w:type="spellEnd"/>
+      <w:r>
+        <w:t>用于数据持久化,简化了依赖管理和版本控制。</w:t>
+      </w:r>
+    </w:p>
+    <w:p>
+      <w:pPr>
+        <w:numPr>
+          <w:ilvl w:val="0"/>
+          <w:numId w:val="8"/>
+        </w:numPr>
+      </w:pPr>
+      <w:r>
+        <w:rPr>
+          <w:b/>
+        </w:rPr>
+        <w:t>生产就绪特性</w:t>
+      </w:r>
+      <w:r>
+        <w:t>:集成Actuator模块,提供健康检查、指标监控、应用信息等端点,便于生产环境的运维管理。</w:t>
+      </w:r>
+    </w:p>
+    <w:p>
+      <w:r>
+        <w:t>在本系统中,后端采用Spring Boot 3.4.0作为核心框架,结合</w:t>
+      </w:r>
+      <w:proofErr w:type="spellStart"/>
+      <w:r>
+        <w:t>MyBatis</w:t>
+      </w:r>
+      <w:proofErr w:type="spellEnd"/>
+      <w:r>
+        <w:t>-Plus作为持久</w:t>
+      </w:r>
+      <w:proofErr w:type="gramStart"/>
+      <w:r>
+        <w:t>层解决</w:t>
+      </w:r>
+      <w:proofErr w:type="gramEnd"/>
+      <w:r>
+        <w:t>方案。</w:t>
+      </w:r>
+      <w:proofErr w:type="spellStart"/>
+      <w:r>
+        <w:t>MyBatis</w:t>
+      </w:r>
+      <w:proofErr w:type="spellEnd"/>
+      <w:r>
+        <w:t>-Plus是</w:t>
+      </w:r>
+      <w:proofErr w:type="spellStart"/>
+      <w:r>
+        <w:t>MyBatis</w:t>
+      </w:r>
+      <w:proofErr w:type="spellEnd"/>
+      <w:r>
+        <w:t>的增强工具,在</w:t>
+      </w:r>
+      <w:proofErr w:type="spellStart"/>
+      <w:r>
+        <w:t>MyBatis</w:t>
+      </w:r>
+      <w:proofErr w:type="spellEnd"/>
+      <w:r>
+        <w:t>的基础上只做增强不做改变,提供了通用的CRUD操作接口、条件构造器、分页插件等功能,大幅减少了样板代码的编写。通过继承</w:t>
+      </w:r>
+      <w:proofErr w:type="spellStart"/>
+      <w:r>
+        <w:t>BaseMapper</w:t>
+      </w:r>
+      <w:proofErr w:type="spellEnd"/>
+      <w:r>
+        <w:t>接口,即可获得常用的数据库操作方法,无需编写XML映射文件,极大提升了开发效率</w:t>
+      </w:r>
+    </w:p>
+    <w:p>
+      <w:pPr>
+        <w:rPr>
+          <w:rFonts w:hint="eastAsia"/>
+        </w:rPr>
+      </w:pPr>
+    </w:p>
+    <w:p>
+      <w:r>
+        <w:rPr>
+          <w:rFonts w:hint="eastAsia"/>
+        </w:rPr>
+        <w:t>2.1.2 Vue.js技术</w:t>
+      </w:r>
+      <w:proofErr w:type="gramStart"/>
+      <w:r>
+        <w:rPr>
+          <w:rFonts w:hint="eastAsia"/>
+        </w:rPr>
+        <w:t>栈</w:t>
+      </w:r>
+      <w:proofErr w:type="gramEnd"/>
+    </w:p>
+    <w:p>
+      <w:r>
+        <w:t>Vue.js是一套用于构建用户界面的渐进式JavaScript框架。与其他大型框架不同,Vue被设计为可以自底向上逐层应用,其</w:t>
+      </w:r>
+      <w:proofErr w:type="gramStart"/>
+      <w:r>
+        <w:t>核心库只关注</w:t>
+      </w:r>
+      <w:proofErr w:type="gramEnd"/>
+      <w:r>
+        <w:t>视图层,易于上手且便于与</w:t>
+      </w:r>
+      <w:proofErr w:type="gramStart"/>
+      <w:r>
+        <w:t>第三方库或</w:t>
+      </w:r>
+      <w:proofErr w:type="gramEnd"/>
+      <w:r>
+        <w:t>既有项目整合。</w:t>
+      </w:r>
+    </w:p>
+    <w:p>
+      <w:r>
+        <w:t>Vue 3是Vue.js的</w:t>
+      </w:r>
+      <w:proofErr w:type="gramStart"/>
+      <w:r>
+        <w:t>最新主</w:t>
+      </w:r>
+      <w:proofErr w:type="gramEnd"/>
+      <w:r>
+        <w:t>版本,于2020年9月正式发布。相较于Vue 2,Vue 3带来了诸多重大改进:</w:t>
+      </w:r>
+    </w:p>
+    <w:p>
+      <w:pPr>
+        <w:numPr>
+          <w:ilvl w:val="0"/>
+          <w:numId w:val="9"/>
+        </w:numPr>
+      </w:pPr>
+      <w:r>
+        <w:rPr>
+          <w:b/>
+        </w:rPr>
+        <w:t>Composition API</w:t>
+      </w:r>
+      <w:r>
+        <w:t>:提供了一种更灵活的代码组织方式,通过setup函数和响应式API(ref、reactive、computed等),实现了逻辑复用和代码组织的优化,解决了Vue 2中</w:t>
+      </w:r>
+      <w:proofErr w:type="spellStart"/>
+      <w:r>
+        <w:t>mixins</w:t>
+      </w:r>
+      <w:proofErr w:type="spellEnd"/>
+      <w:r>
+        <w:t>和HOC(高阶组件)带来的命名冲突和来源不清晰问题。</w:t>
+      </w:r>
+    </w:p>
+    <w:p>
+      <w:pPr>
+        <w:numPr>
+          <w:ilvl w:val="0"/>
+          <w:numId w:val="9"/>
+        </w:numPr>
+      </w:pPr>
+      <w:r>
+        <w:rPr>
+          <w:b/>
+        </w:rPr>
+        <w:lastRenderedPageBreak/>
+        <w:t>性能提升</w:t>
+      </w:r>
+      <w:r>
+        <w:t>:通过重写虚拟DOM和优化响应式系统,Vue 3的渲染性能相比Vue 2提升了1.3-2倍,内存占用减少了约54%。</w:t>
+      </w:r>
+    </w:p>
+    <w:p>
+      <w:pPr>
+        <w:numPr>
+          <w:ilvl w:val="0"/>
+          <w:numId w:val="9"/>
+        </w:numPr>
+      </w:pPr>
+      <w:r>
+        <w:rPr>
+          <w:b/>
+        </w:rPr>
+        <w:t>TypeScript支持</w:t>
+      </w:r>
+      <w:r>
+        <w:t>:Vue 3使用TypeScript重写,提供了更好的类型推导和IDE支持,使大型项目的开发更加可靠。</w:t>
+      </w:r>
+    </w:p>
+    <w:p>
+      <w:pPr>
+        <w:numPr>
+          <w:ilvl w:val="0"/>
+          <w:numId w:val="9"/>
+        </w:numPr>
+      </w:pPr>
+      <w:r>
+        <w:rPr>
+          <w:b/>
+        </w:rPr>
+        <w:t>Tree-shaking支持</w:t>
+      </w:r>
+      <w:r>
+        <w:t>:Vue 3的核心库采用模块化设计,支持按需引入,配合打包工具可以实现更小的包体积。</w:t>
+      </w:r>
+    </w:p>
+    <w:p>
+      <w:r>
+        <w:t>本系统前端采用Vue 3.5.22版本,配合TypeScript进行开发,确保代码的类型安全和可维护性。状态管理方面选用</w:t>
+      </w:r>
+      <w:proofErr w:type="spellStart"/>
+      <w:r>
+        <w:t>Pinia</w:t>
+      </w:r>
+      <w:proofErr w:type="spellEnd"/>
+      <w:r>
+        <w:t>作为全局状态管理库,</w:t>
+      </w:r>
+      <w:proofErr w:type="spellStart"/>
+      <w:r>
+        <w:t>Pinia</w:t>
+      </w:r>
+      <w:proofErr w:type="spellEnd"/>
+      <w:r>
+        <w:t>是Vue 3官方推荐的状态管理方案,相比</w:t>
+      </w:r>
+      <w:proofErr w:type="spellStart"/>
+      <w:r>
+        <w:t>Vuex</w:t>
+      </w:r>
+      <w:proofErr w:type="spellEnd"/>
+      <w:r>
+        <w:t>更加</w:t>
+      </w:r>
+      <w:proofErr w:type="gramStart"/>
+      <w:r>
+        <w:t>轻量且</w:t>
+      </w:r>
+      <w:proofErr w:type="gramEnd"/>
+      <w:r>
+        <w:t>API设计更符合Composition API风格。路由管理使用Vue Router 4.6,支持动态路由、路由守卫、懒加载等特性,为单页应用(SPA)提供了完整的路由解决方案。</w:t>
+      </w:r>
+    </w:p>
+    <w:p>
+      <w:r>
+        <w:t>UI组件</w:t>
+      </w:r>
+      <w:proofErr w:type="gramStart"/>
+      <w:r>
+        <w:t>库选择</w:t>
+      </w:r>
+      <w:proofErr w:type="gramEnd"/>
+      <w:r>
+        <w:t>Element Plus,这是基于Vue 3的桌面端组件库,提供了丰富的组件如表格、表单、对话框、分页等,支持按需引入和主题定制,能够快速构建美观且功能完善的管理界面。样式方面结合Tailwind CSS实用优先(Utility-First)的CSS框架,通过组合原子化的CSS类</w:t>
+      </w:r>
+      <w:proofErr w:type="gramStart"/>
+      <w:r>
+        <w:t>名快速</w:t>
+      </w:r>
+      <w:proofErr w:type="gramEnd"/>
+      <w:r>
+        <w:t>实现响应式布局和样式定制。</w:t>
+      </w:r>
+    </w:p>
+    <w:p>
+      <w:pPr>
+        <w:rPr>
+          <w:rFonts w:hint="eastAsia"/>
+        </w:rPr>
+      </w:pPr>
+    </w:p>
+    <w:p>
       <w:r>
         <w:rPr>
           <w:rFonts w:hint="eastAsia"/>
@@ -800,11 +1735,6 @@
       </w:r>
     </w:p>
     <w:p>
-      <w:pPr>
-        <w:rPr>
-          <w:rFonts w:hint="eastAsia"/>
-        </w:rPr>
-      </w:pPr>
       <w:r>
         <w:rPr>
           <w:rFonts w:hint="eastAsia"/>
@@ -813,11 +1743,160 @@
       </w:r>
     </w:p>
     <w:p>
-      <w:pPr>
-        <w:rPr>
-          <w:rFonts w:hint="eastAsia"/>
-        </w:rPr>
-      </w:pPr>
+      <w:r>
+        <w:t>WebSocket是一种在单个TCP连接上进行全双工通信的协议。与传统的HTTP请求-响应模式不同,WebSocket允许服务器主动向客户端推送消息,实现了真正的实时双向通信。</w:t>
+      </w:r>
+    </w:p>
+    <w:p>
+      <w:r>
+        <w:t>WebSocket的工作原理如下:</w:t>
+      </w:r>
+    </w:p>
+    <w:p>
+      <w:pPr>
+        <w:numPr>
+          <w:ilvl w:val="0"/>
+          <w:numId w:val="10"/>
+        </w:numPr>
+      </w:pPr>
+      <w:r>
+        <w:rPr>
+          <w:b/>
+        </w:rPr>
+        <w:t>握手阶段</w:t>
+      </w:r>
+      <w:r>
+        <w:t xml:space="preserve">:客户端通过HTTP发起WebSocket握手请求,请求头包含Upgrade: </w:t>
+      </w:r>
+      <w:proofErr w:type="spellStart"/>
+      <w:r>
+        <w:t>websocket</w:t>
+      </w:r>
+      <w:proofErr w:type="spellEnd"/>
+      <w:r>
+        <w:t>和Connection: Upgrade字段。服务器响应101 Switching Protocols状态码,表示协议切换成功。</w:t>
+      </w:r>
+    </w:p>
+    <w:p>
+      <w:pPr>
+        <w:numPr>
+          <w:ilvl w:val="0"/>
+          <w:numId w:val="10"/>
+        </w:numPr>
+      </w:pPr>
+      <w:r>
+        <w:rPr>
+          <w:b/>
+        </w:rPr>
+        <w:t>数据传输阶段</w:t>
+      </w:r>
+      <w:r>
+        <w:t>:握手成功后,客户端与服务器之间建立持久连接,双方可以随时发送数据帧,无需重新建立连接。</w:t>
+      </w:r>
+    </w:p>
+    <w:p>
+      <w:pPr>
+        <w:numPr>
+          <w:ilvl w:val="0"/>
+          <w:numId w:val="10"/>
+        </w:numPr>
+      </w:pPr>
+      <w:r>
+        <w:rPr>
+          <w:b/>
+        </w:rPr>
+        <w:t>连接关闭</w:t>
+      </w:r>
+      <w:r>
+        <w:t>:任意一方可以发送关闭帧(Close Frame)主动断开连接。</w:t>
+      </w:r>
+    </w:p>
+    <w:p>
+      <w:r>
+        <w:t>WebSocket相比传统轮询(Polling)和长轮询(Long Polling)的优势在于:</w:t>
+      </w:r>
+    </w:p>
+    <w:p>
+      <w:pPr>
+        <w:numPr>
+          <w:ilvl w:val="0"/>
+          <w:numId w:val="11"/>
+        </w:numPr>
+      </w:pPr>
+      <w:r>
+        <w:rPr>
+          <w:b/>
+        </w:rPr>
+        <w:t>低延迟</w:t>
+      </w:r>
+      <w:r>
+        <w:t>:消息实时推送,无需客户端周期性请求</w:t>
+      </w:r>
+    </w:p>
+    <w:p>
+      <w:pPr>
+        <w:numPr>
+          <w:ilvl w:val="0"/>
+          <w:numId w:val="11"/>
+        </w:numPr>
+      </w:pPr>
+      <w:r>
+        <w:rPr>
+          <w:b/>
+        </w:rPr>
+        <w:t>低开销</w:t>
+      </w:r>
+      <w:r>
+        <w:t>:建立连接后,数据传输仅需少量</w:t>
+      </w:r>
+      <w:proofErr w:type="gramStart"/>
+      <w:r>
+        <w:t>帧</w:t>
+      </w:r>
+      <w:proofErr w:type="gramEnd"/>
+      <w:r>
+        <w:t>开销,节省带宽</w:t>
+      </w:r>
+    </w:p>
+    <w:p>
+      <w:pPr>
+        <w:numPr>
+          <w:ilvl w:val="0"/>
+          <w:numId w:val="11"/>
+        </w:numPr>
+      </w:pPr>
+      <w:r>
+        <w:rPr>
+          <w:b/>
+        </w:rPr>
+        <w:t>全双工通信</w:t>
+      </w:r>
+      <w:r>
+        <w:t>:服务器和客户端可同时发送和接收消息</w:t>
+      </w:r>
+    </w:p>
+    <w:p>
+      <w:r>
+        <w:t>在Web应用中,WebSocket常用于实现实时聊天、消息通知、协同编辑、在线游戏等场景。Spring Boot通过spring-boot-starter-</w:t>
+      </w:r>
+      <w:proofErr w:type="spellStart"/>
+      <w:r>
+        <w:t>websocket</w:t>
+      </w:r>
+      <w:proofErr w:type="spellEnd"/>
+      <w:r>
+        <w:t>依赖提供了对WebSocket的支持,可以结合STOMP(Simple Text Oriented Messaging Protocol)协议实现更高层次的消息传递。</w:t>
+      </w:r>
+    </w:p>
+    <w:p/>
+    <w:p>
+      <w:pPr>
+        <w:rPr>
+          <w:rFonts w:hint="eastAsia"/>
+        </w:rPr>
+      </w:pPr>
+    </w:p>
+    <w:p>
       <w:r>
         <w:rPr>
           <w:rFonts w:hint="eastAsia"/>
@@ -826,6 +1905,129 @@
       </w:r>
     </w:p>
     <w:p>
+      <w:r>
+        <w:t>实时评论系统是</w:t>
+      </w:r>
+      <w:proofErr w:type="gramStart"/>
+      <w:r>
+        <w:t>现代博客</w:t>
+      </w:r>
+      <w:proofErr w:type="gramEnd"/>
+      <w:r>
+        <w:t>和内容平台的重要功能,能够提升用户参与度和内容互动性。设计实时评论功能需要考虑以下要点:</w:t>
+      </w:r>
+    </w:p>
+    <w:p>
+      <w:pPr>
+        <w:numPr>
+          <w:ilvl w:val="0"/>
+          <w:numId w:val="12"/>
+        </w:numPr>
+      </w:pPr>
+      <w:r>
+        <w:rPr>
+          <w:b/>
+        </w:rPr>
+        <w:t>消息推送机制</w:t>
+      </w:r>
+      <w:r>
+        <w:t>:当用户发表评论后,系统需要将评论内容实时推送给所有正在浏览该文章的用户,实现即时更新。传统的Ajax轮询会造成大量无效请求,WebSocket技术能够有效解决这一问题。</w:t>
+      </w:r>
+    </w:p>
+    <w:p>
+      <w:pPr>
+        <w:numPr>
+          <w:ilvl w:val="0"/>
+          <w:numId w:val="12"/>
+        </w:numPr>
+      </w:pPr>
+      <w:r>
+        <w:rPr>
+          <w:b/>
+        </w:rPr>
+        <w:t>评论数据结构</w:t>
+      </w:r>
+      <w:r>
+        <w:t>:评论通常包含评论ID、评论内容、发布者信息、发布时间、父评论ID(用于嵌套回复)等字段。设计时需要考虑评论的层级关系,支持多级嵌套回复。</w:t>
+      </w:r>
+    </w:p>
+    <w:p>
+      <w:pPr>
+        <w:numPr>
+          <w:ilvl w:val="0"/>
+          <w:numId w:val="12"/>
+        </w:numPr>
+      </w:pPr>
+      <w:r>
+        <w:rPr>
+          <w:b/>
+        </w:rPr>
+        <w:t>并发控制</w:t>
+      </w:r>
+      <w:r>
+        <w:t>:多用户同时发表评论时,需要确保数据一致性。可以通过数据库事务、乐观锁</w:t>
+      </w:r>
+      <w:r>
+        <w:lastRenderedPageBreak/>
+        <w:t>或悲观锁机制避免并发冲突。</w:t>
+      </w:r>
+    </w:p>
+    <w:p>
+      <w:pPr>
+        <w:numPr>
+          <w:ilvl w:val="0"/>
+          <w:numId w:val="12"/>
+        </w:numPr>
+      </w:pPr>
+      <w:r>
+        <w:rPr>
+          <w:b/>
+        </w:rPr>
+        <w:t>性能优化</w:t>
+      </w:r>
+      <w:r>
+        <w:t>:对于热门文章,评论数量可能非常庞大,需要实现分页加载、懒加载、虚拟滚动等技术减少单次数据传输量,提升页面响应速度。</w:t>
+      </w:r>
+    </w:p>
+    <w:p>
+      <w:pPr>
+        <w:numPr>
+          <w:ilvl w:val="0"/>
+          <w:numId w:val="12"/>
+        </w:numPr>
+      </w:pPr>
+      <w:r>
+        <w:rPr>
+          <w:b/>
+        </w:rPr>
+        <w:t>安全防护</w:t>
+      </w:r>
+      <w:r>
+        <w:t>:需要对用户输入进行过滤和转义,防止XSS攻击;设置评论频率限制,防止恶意刷屏;提供举报和审核机制,维护社区环境。</w:t>
+      </w:r>
+    </w:p>
+    <w:p>
+      <w:r>
+        <w:t>本系统当前实现了基础的评论存储和展示功能,评论数据通过RESTful API进行增删查</w:t>
+      </w:r>
+      <w:proofErr w:type="gramStart"/>
+      <w:r>
+        <w:t>改操作</w:t>
+      </w:r>
+      <w:proofErr w:type="gramEnd"/>
+      <w:r>
+        <w:t>,前端通过定时刷新获取最新评论列表。未来计划引入WebSocket技术,实现评论的实时推送和更新,为用户带来更流畅的交互体验。</w:t>
+      </w:r>
+    </w:p>
+    <w:p/>
+    <w:p>
+      <w:pPr>
+        <w:rPr>
+          <w:rFonts w:hint="eastAsia"/>
+        </w:rPr>
+      </w:pPr>
+    </w:p>
+    <w:p>
       <w:pPr>
         <w:rPr>
           <w:rFonts w:hint="eastAsia"/>
@@ -839,24 +2041,207 @@
       </w:r>
     </w:p>
     <w:p>
-      <w:pPr>
-        <w:rPr>
-          <w:rFonts w:hint="eastAsia"/>
-        </w:rPr>
-      </w:pPr>
-      <w:r>
-        <w:rPr>
-          <w:rFonts w:hint="eastAsia"/>
-        </w:rPr>
-        <w:t>2.3.1 Elasticserach 基本原理与检索优化</w:t>
-      </w:r>
-    </w:p>
-    <w:p>
-      <w:pPr>
-        <w:rPr>
-          <w:rFonts w:hint="eastAsia"/>
-        </w:rPr>
-      </w:pPr>
+      <w:r>
+        <w:rPr>
+          <w:rFonts w:hint="eastAsia"/>
+        </w:rPr>
+        <w:t xml:space="preserve">2.3.1 </w:t>
+      </w:r>
+      <w:proofErr w:type="spellStart"/>
+      <w:r>
+        <w:rPr>
+          <w:rFonts w:hint="eastAsia"/>
+        </w:rPr>
+        <w:t>Elasticserach</w:t>
+      </w:r>
+      <w:proofErr w:type="spellEnd"/>
+      <w:r>
+        <w:rPr>
+          <w:rFonts w:hint="eastAsia"/>
+        </w:rPr>
+        <w:t xml:space="preserve"> 基本原理与检索优化</w:t>
+      </w:r>
+    </w:p>
+    <w:p>
+      <w:r>
+        <w:t>Elasticsearch是一个基于Lucene的分布式搜索和分析引擎,以其高性能、可扩展性和近实时搜索能力广泛应用于全文检索、日志分析、数据可视化等场景。</w:t>
+      </w:r>
+    </w:p>
+    <w:p>
+      <w:r>
+        <w:t>Elasticsearch的核心概念包括:</w:t>
+      </w:r>
+    </w:p>
+    <w:p>
+      <w:pPr>
+        <w:numPr>
+          <w:ilvl w:val="0"/>
+          <w:numId w:val="13"/>
+        </w:numPr>
+      </w:pPr>
+      <w:r>
+        <w:rPr>
+          <w:b/>
+        </w:rPr>
+        <w:t>倒排索引(Inverted Index)</w:t>
+      </w:r>
+      <w:r>
+        <w:t>:Elasticsearch采用倒排索引技术,将文档中的词汇映射到包含这些词汇的文档列表,实现快速的全文检索。例如,索引"</w:t>
+      </w:r>
+      <w:proofErr w:type="gramStart"/>
+      <w:r>
+        <w:t>博客</w:t>
+      </w:r>
+      <w:proofErr w:type="gramEnd"/>
+      <w:r>
+        <w:t>"这个词时,会记录所有包含"</w:t>
+      </w:r>
+      <w:proofErr w:type="gramStart"/>
+      <w:r>
+        <w:t>博客</w:t>
+      </w:r>
+      <w:proofErr w:type="gramEnd"/>
+      <w:r>
+        <w:t>"的文档ID,查询时直接定位相关文档。</w:t>
+      </w:r>
+    </w:p>
+    <w:p>
+      <w:pPr>
+        <w:numPr>
+          <w:ilvl w:val="0"/>
+          <w:numId w:val="13"/>
+        </w:numPr>
+      </w:pPr>
+      <w:r>
+        <w:rPr>
+          <w:b/>
+        </w:rPr>
+        <w:t>分片与副本(Shards and Replicas)</w:t>
+      </w:r>
+      <w:r>
+        <w:t>:Elasticsearch将索引数据分割成多个分片(Shard),每个分片是一个独立的Lucene索引。分片可以分布在集群的不同节点上,实现水平扩展。副本(Replica)是分片的备份,提供数据冗余和查询负载均衡。</w:t>
+      </w:r>
+    </w:p>
+    <w:p>
+      <w:pPr>
+        <w:numPr>
+          <w:ilvl w:val="0"/>
+          <w:numId w:val="13"/>
+        </w:numPr>
+      </w:pPr>
+      <w:r>
+        <w:rPr>
+          <w:b/>
+        </w:rPr>
+        <w:t>分词器(Analyzer)</w:t>
+      </w:r>
+      <w:r>
+        <w:t>:分词器负责将文本分解为词条(Term)。对于中文检索,需要使用专门的中文分词器如IK Analyzer、</w:t>
+      </w:r>
+      <w:proofErr w:type="spellStart"/>
+      <w:r>
+        <w:t>jieba</w:t>
+      </w:r>
+      <w:proofErr w:type="spellEnd"/>
+      <w:r>
+        <w:t>等,将中文句子切分为有意义的词语。</w:t>
+      </w:r>
+    </w:p>
+    <w:p>
+      <w:pPr>
+        <w:numPr>
+          <w:ilvl w:val="0"/>
+          <w:numId w:val="13"/>
+        </w:numPr>
+      </w:pPr>
+      <w:r>
+        <w:rPr>
+          <w:b/>
+        </w:rPr>
+        <w:t>相关性评分(Relevance Scoring)</w:t>
+      </w:r>
+      <w:r>
+        <w:t>:Elasticsearch使用TF-IDF(词频-逆文档频率)和BM25等算法计算查询词与文档的相关性得分,返回最相关的结果。</w:t>
+      </w:r>
+    </w:p>
+    <w:p>
+      <w:r>
+        <w:t>检索优化策略:</w:t>
+      </w:r>
+    </w:p>
+    <w:p>
+      <w:pPr>
+        <w:numPr>
+          <w:ilvl w:val="0"/>
+          <w:numId w:val="14"/>
+        </w:numPr>
+      </w:pPr>
+      <w:r>
+        <w:rPr>
+          <w:b/>
+        </w:rPr>
+        <w:t>使用过滤器(Filter)</w:t>
+      </w:r>
+      <w:r>
+        <w:t>:对于精确匹配、范围查询等不需要计算相关性的场景,使用Filter替代</w:t>
+      </w:r>
+      <w:proofErr w:type="spellStart"/>
+      <w:r>
+        <w:t>Query,Filter</w:t>
+      </w:r>
+      <w:proofErr w:type="spellEnd"/>
+      <w:r>
+        <w:t>结果会被缓存,提升查询性能。</w:t>
+      </w:r>
+    </w:p>
+    <w:p>
+      <w:pPr>
+        <w:numPr>
+          <w:ilvl w:val="0"/>
+          <w:numId w:val="14"/>
+        </w:numPr>
+      </w:pPr>
+      <w:r>
+        <w:rPr>
+          <w:b/>
+        </w:rPr>
+        <w:t>合理设计Mapping</w:t>
+      </w:r>
+      <w:r>
+        <w:t>:根据字段类型和查询需求设置合适的映射,如日期字段使用date类型,数值字段使用integer或long类型,避免使用text类型存储不需要全文检索的字段。</w:t>
+      </w:r>
+    </w:p>
+    <w:p>
+      <w:pPr>
+        <w:numPr>
+          <w:ilvl w:val="0"/>
+          <w:numId w:val="14"/>
+        </w:numPr>
+      </w:pPr>
+      <w:r>
+        <w:rPr>
+          <w:b/>
+        </w:rPr>
+        <w:t>使用高亮显示</w:t>
+      </w:r>
+      <w:r>
+        <w:t>:在搜索结果中高亮显示匹配的关键词,提升用户体验。</w:t>
+      </w:r>
+    </w:p>
+    <w:p>
+      <w:r>
+        <w:t>本系统在未来规划中将集成Elasticsearch,为文章内容提供全文检索功能,支持按标题、内容、标签等多维度搜索,并根据相关性得分排序结果,帮助用户快速找到感兴趣的文章。</w:t>
+      </w:r>
+    </w:p>
+    <w:p/>
+    <w:p>
+      <w:pPr>
+        <w:rPr>
+          <w:rFonts w:hint="eastAsia"/>
+        </w:rPr>
+      </w:pPr>
+    </w:p>
+    <w:p>
       <w:r>
         <w:rPr>
           <w:rFonts w:hint="eastAsia"/>
@@ -865,16 +2250,255 @@
       </w:r>
     </w:p>
     <w:p>
-      <w:pPr>
-        <w:rPr>
-          <w:rFonts w:hint="eastAsia"/>
-        </w:rPr>
-      </w:pPr>
-      <w:r>
-        <w:rPr>
-          <w:rFonts w:hint="eastAsia"/>
-        </w:rPr>
-        <w:t>2.4 容器化与跨端开发技术</w:t>
+      <w:r>
+        <w:t>推荐系统是解决信息过载问题的有效手段,通过分析用户行为和内容特征,为用户推荐个性化内容。协同过滤(Collaborative Filtering)是推荐系统中</w:t>
+      </w:r>
+      <w:proofErr w:type="gramStart"/>
+      <w:r>
+        <w:t>最</w:t>
+      </w:r>
+      <w:proofErr w:type="gramEnd"/>
+      <w:r>
+        <w:t>经典的算法之一。</w:t>
+      </w:r>
+    </w:p>
+    <w:p>
+      <w:r>
+        <w:t>协同过滤算法分为两类:</w:t>
+      </w:r>
+    </w:p>
+    <w:p>
+      <w:pPr>
+        <w:numPr>
+          <w:ilvl w:val="0"/>
+          <w:numId w:val="15"/>
+        </w:numPr>
+      </w:pPr>
+      <w:r>
+        <w:rPr>
+          <w:b/>
+        </w:rPr>
+        <w:t>基于用户的协同过滤(User-Based CF)</w:t>
+      </w:r>
+      <w:r>
+        <w:t>:核心思想是"物以类聚,人以群分"。通过计算用户之间的相似度,找到与目标用户兴趣相似的邻居用户,将邻居用户喜欢但目标用户未接触的内容推荐给目标用户。</w:t>
+      </w:r>
+    </w:p>
+    <w:p>
+      <w:r>
+        <w:t>相似度计算常用方法:</w:t>
+      </w:r>
+    </w:p>
+    <w:p>
+      <w:pPr>
+        <w:numPr>
+          <w:ilvl w:val="1"/>
+          <w:numId w:val="15"/>
+        </w:numPr>
+      </w:pPr>
+      <w:r>
+        <w:rPr>
+          <w:b/>
+        </w:rPr>
+        <w:t>余弦相似度</w:t>
+      </w:r>
+      <w:r>
+        <w:t>:将用户对物品的评分向量化,计算向量夹角的余弦值</w:t>
+      </w:r>
+    </w:p>
+    <w:p>
+      <w:pPr>
+        <w:numPr>
+          <w:ilvl w:val="1"/>
+          <w:numId w:val="15"/>
+        </w:numPr>
+      </w:pPr>
+      <w:r>
+        <w:rPr>
+          <w:b/>
+        </w:rPr>
+        <w:lastRenderedPageBreak/>
+        <w:t>皮尔逊相关系数</w:t>
+      </w:r>
+      <w:r>
+        <w:t>:衡量两个用户评分的线性相关程度</w:t>
+      </w:r>
+    </w:p>
+    <w:p>
+      <w:pPr>
+        <w:numPr>
+          <w:ilvl w:val="1"/>
+          <w:numId w:val="15"/>
+        </w:numPr>
+      </w:pPr>
+      <w:r>
+        <w:rPr>
+          <w:b/>
+        </w:rPr>
+        <w:t>Jaccard相似系数</w:t>
+      </w:r>
+      <w:r>
+        <w:t>:基于用户共同评分物品的集合计算相似度</w:t>
+      </w:r>
+    </w:p>
+    <w:p>
+      <w:pPr>
+        <w:numPr>
+          <w:ilvl w:val="0"/>
+          <w:numId w:val="15"/>
+        </w:numPr>
+      </w:pPr>
+      <w:r>
+        <w:rPr>
+          <w:b/>
+        </w:rPr>
+        <w:t>基于物品的协同过滤(Item-Based CF)</w:t>
+      </w:r>
+      <w:r>
+        <w:t>:通过分析物品之间的相似性进行推荐。如果用户喜欢物品A,系统会推荐与A相似的物品B。物品相似度通常根据用户对物品的共同评分计算得出。</w:t>
+      </w:r>
+    </w:p>
+    <w:p>
+      <w:r>
+        <w:t>协同过滤算法的优势在于无需理解内容的语义信息,完全基于用户行为数据进行推荐,具有较强的通用性。但也存在冷启动(Cold Start)、数据稀疏性(Sparsity)等问题:</w:t>
+      </w:r>
+    </w:p>
+    <w:p>
+      <w:pPr>
+        <w:numPr>
+          <w:ilvl w:val="0"/>
+          <w:numId w:val="16"/>
+        </w:numPr>
+      </w:pPr>
+      <w:r>
+        <w:rPr>
+          <w:b/>
+        </w:rPr>
+        <w:t>冷启动问题</w:t>
+      </w:r>
+      <w:r>
+        <w:t>:新用户或新物品缺乏历史数据,难以计算相似度</w:t>
+      </w:r>
+    </w:p>
+    <w:p>
+      <w:pPr>
+        <w:numPr>
+          <w:ilvl w:val="0"/>
+          <w:numId w:val="16"/>
+        </w:numPr>
+      </w:pPr>
+      <w:r>
+        <w:rPr>
+          <w:b/>
+        </w:rPr>
+        <w:t>数据稀疏性</w:t>
+      </w:r>
+      <w:r>
+        <w:t>:用户-物品评分矩阵通常非常稀疏,影响推荐准确性</w:t>
+      </w:r>
+    </w:p>
+    <w:p>
+      <w:r>
+        <w:t>改进方法包括:</w:t>
+      </w:r>
+    </w:p>
+    <w:p>
+      <w:pPr>
+        <w:numPr>
+          <w:ilvl w:val="0"/>
+          <w:numId w:val="17"/>
+        </w:numPr>
+      </w:pPr>
+      <w:r>
+        <w:rPr>
+          <w:b/>
+        </w:rPr>
+        <w:t>矩阵分解</w:t>
+      </w:r>
+      <w:r>
+        <w:t>:通过SVD、ALS</w:t>
+      </w:r>
+      <w:proofErr w:type="gramStart"/>
+      <w:r>
+        <w:t>等矩</w:t>
+      </w:r>
+      <w:proofErr w:type="gramEnd"/>
+      <w:r>
+        <w:t>阵分解技术,将稀疏矩阵分解为用户特征矩阵和物品特征矩阵,降低数据维度并填补缺失值</w:t>
+      </w:r>
+    </w:p>
+    <w:p>
+      <w:pPr>
+        <w:numPr>
+          <w:ilvl w:val="0"/>
+          <w:numId w:val="17"/>
+        </w:numPr>
+      </w:pPr>
+      <w:r>
+        <w:rPr>
+          <w:b/>
+        </w:rPr>
+        <w:t>混合推荐</w:t>
+      </w:r>
+      <w:r>
+        <w:t>:结合协同过滤和基于内容的推荐(Content-Based),优势互补</w:t>
+      </w:r>
+    </w:p>
+    <w:p>
+      <w:pPr>
+        <w:numPr>
+          <w:ilvl w:val="0"/>
+          <w:numId w:val="17"/>
+        </w:numPr>
+      </w:pPr>
+      <w:r>
+        <w:rPr>
+          <w:b/>
+        </w:rPr>
+        <w:t>引入上下文信息</w:t>
+      </w:r>
+      <w:r>
+        <w:t>:考虑时间、地点、设备等上下文因素,提升推荐精准度</w:t>
+      </w:r>
+    </w:p>
+    <w:p>
+      <w:r>
+        <w:t>本系统当前采用基于文章浏览量和发布时间的热度推荐策略,通过统计文章的访问次数和时效性计算热度分数,将热门文章展示在推荐位。未来计划引入基于协同过滤的推荐算法,通过分析用户的浏览历史、收藏行为、评论互动等数据,为用户提供个性化的文章推荐,提升内容分发效率和用户留存率。</w:t>
+      </w:r>
+    </w:p>
+    <w:p/>
+    <w:p>
+      <w:pPr>
+        <w:rPr>
+          <w:rFonts w:hint="eastAsia"/>
+        </w:rPr>
+      </w:pPr>
+    </w:p>
+    <w:p>
+      <w:pPr>
+        <w:rPr>
+          <w:rFonts w:hint="eastAsia"/>
+        </w:rPr>
+      </w:pPr>
+      <w:r>
+        <w:rPr>
+          <w:rFonts w:hint="eastAsia"/>
+        </w:rPr>
+        <w:t>2.4 容器化与</w:t>
+      </w:r>
+      <w:proofErr w:type="gramStart"/>
+      <w:r>
+        <w:rPr>
+          <w:rFonts w:hint="eastAsia"/>
+        </w:rPr>
+        <w:t>跨端开发</w:t>
+      </w:r>
+      <w:proofErr w:type="gramEnd"/>
+      <w:r>
+        <w:rPr>
+          <w:rFonts w:hint="eastAsia"/>
+        </w:rPr>
+        <w:t>技术</w:t>
       </w:r>
       <w:r>
         <w:rPr>
@@ -884,30 +2508,276 @@
       </w:r>
     </w:p>
     <w:p>
-      <w:pPr>
-        <w:rPr>
-          <w:rFonts w:hint="eastAsia"/>
-        </w:rPr>
-      </w:pPr>
-      <w:r>
-        <w:rPr>
-          <w:rFonts w:hint="eastAsia"/>
-        </w:rPr>
-        <w:t>2.4.1 Docker容器化部署概述</w:t>
-      </w:r>
-    </w:p>
-    <w:p>
-      <w:pPr>
-        <w:rPr>
-          <w:rFonts w:hint="eastAsia"/>
-        </w:rPr>
-      </w:pPr>
-      <w:r>
-        <w:rPr>
-          <w:rFonts w:hint="eastAsia"/>
-        </w:rPr>
-        <w:t>2.4.2 跨端开发与多端适配策略</w:t>
-      </w:r>
+      <w:r>
+        <w:rPr>
+          <w:rFonts w:hint="eastAsia"/>
+        </w:rPr>
+        <w:t>2.4.1 Docker容器</w:t>
+      </w:r>
+      <w:proofErr w:type="gramStart"/>
+      <w:r>
+        <w:rPr>
+          <w:rFonts w:hint="eastAsia"/>
+        </w:rPr>
+        <w:t>化部署</w:t>
+      </w:r>
+      <w:proofErr w:type="gramEnd"/>
+      <w:r>
+        <w:rPr>
+          <w:rFonts w:hint="eastAsia"/>
+        </w:rPr>
+        <w:t>概述</w:t>
+      </w:r>
+    </w:p>
+    <w:p>
+      <w:r>
+        <w:t>Docker是一个开源的容器化平台,通过将应用程序及其依赖打包到轻量级、可移植的容器中,实现"一次构建,到处运行"的目标。容器技术相比传统虚拟机具有以下优势:</w:t>
+      </w:r>
+    </w:p>
+    <w:p>
+      <w:pPr>
+        <w:numPr>
+          <w:ilvl w:val="0"/>
+          <w:numId w:val="18"/>
+        </w:numPr>
+      </w:pPr>
+      <w:r>
+        <w:rPr>
+          <w:b/>
+        </w:rPr>
+        <w:t>轻量级</w:t>
+      </w:r>
+      <w:r>
+        <w:t>:容器共享宿主机的操作系统内核,无需运行完整的操作系统,启动速度快(秒级),资源占用少。</w:t>
+      </w:r>
+    </w:p>
+    <w:p>
+      <w:pPr>
+        <w:numPr>
+          <w:ilvl w:val="0"/>
+          <w:numId w:val="18"/>
+        </w:numPr>
+      </w:pPr>
+      <w:r>
+        <w:rPr>
+          <w:b/>
+        </w:rPr>
+        <w:t>一致性</w:t>
+      </w:r>
+      <w:r>
+        <w:t>:开发、测试、生产环境使用相同的容器镜像,消除了"在我机器上能跑"的问题,确保环境一致性。</w:t>
+      </w:r>
+    </w:p>
+    <w:p>
+      <w:pPr>
+        <w:numPr>
+          <w:ilvl w:val="0"/>
+          <w:numId w:val="18"/>
+        </w:numPr>
+      </w:pPr>
+      <w:r>
+        <w:rPr>
+          <w:b/>
+        </w:rPr>
+        <w:t>可移植性</w:t>
+      </w:r>
+      <w:r>
+        <w:t>:容器镜像可以在任何支持Docker的平台上运行,无论是本地开发机、云服务器还是不同的Linux发行版。</w:t>
+      </w:r>
+    </w:p>
+    <w:p>
+      <w:pPr>
+        <w:numPr>
+          <w:ilvl w:val="0"/>
+          <w:numId w:val="18"/>
+        </w:numPr>
+      </w:pPr>
+      <w:r>
+        <w:rPr>
+          <w:b/>
+        </w:rPr>
+        <w:t>易于管理</w:t>
+      </w:r>
+      <w:r>
+        <w:t>:通过Docker Compose或Kubernetes等编排工具,可以方便地管理多容器应用,实现服务的自动化部署、扩缩容和故障恢复。</w:t>
+      </w:r>
+    </w:p>
+    <w:p>
+      <w:r>
+        <w:t>Docker的核心概念:</w:t>
+      </w:r>
+    </w:p>
+    <w:p>
+      <w:pPr>
+        <w:numPr>
+          <w:ilvl w:val="0"/>
+          <w:numId w:val="19"/>
+        </w:numPr>
+      </w:pPr>
+      <w:r>
+        <w:rPr>
+          <w:b/>
+        </w:rPr>
+        <w:t>镜像(Image)</w:t>
+      </w:r>
+      <w:r>
+        <w:t>:只读的模板,包含运行容器所需的文件系统和配置。镜像通过</w:t>
+      </w:r>
+      <w:proofErr w:type="spellStart"/>
+      <w:r>
+        <w:t>Dockerfile</w:t>
+      </w:r>
+      <w:proofErr w:type="spellEnd"/>
+      <w:r>
+        <w:t>定义构建过程。</w:t>
+      </w:r>
+    </w:p>
+    <w:p>
+      <w:pPr>
+        <w:numPr>
+          <w:ilvl w:val="0"/>
+          <w:numId w:val="19"/>
+        </w:numPr>
+      </w:pPr>
+      <w:r>
+        <w:rPr>
+          <w:b/>
+        </w:rPr>
+        <w:t>容器(Container)</w:t>
+      </w:r>
+      <w:r>
+        <w:t>:镜像的运行实例,可以启动、停止、删除。容器之间相互隔离。</w:t>
+      </w:r>
+    </w:p>
+    <w:p>
+      <w:pPr>
+        <w:numPr>
+          <w:ilvl w:val="0"/>
+          <w:numId w:val="19"/>
+        </w:numPr>
+      </w:pPr>
+      <w:r>
+        <w:rPr>
+          <w:b/>
+        </w:rPr>
+        <w:t>仓库(Registry)</w:t>
+      </w:r>
+      <w:r>
+        <w:t>:存储和分发镜像的服务,Docker Hub是最大的公共镜像仓库。</w:t>
+      </w:r>
+    </w:p>
+    <w:p>
+      <w:r>
+        <w:t>在</w:t>
+      </w:r>
+      <w:proofErr w:type="gramStart"/>
+      <w:r>
+        <w:t>博客系统</w:t>
+      </w:r>
+      <w:proofErr w:type="gramEnd"/>
+      <w:r>
+        <w:t>的部署中,可以将前端应用、后端服务、数据库、Redis缓存等组件分别打包为独立的容器,通过Docker Compose编排这些容器,实现一键部署</w:t>
+      </w:r>
+    </w:p>
+    <w:p>
+      <w:pPr>
+        <w:rPr>
+          <w:rFonts w:hint="eastAsia"/>
+        </w:rPr>
+      </w:pPr>
+    </w:p>
+    <w:p>
+      <w:r>
+        <w:rPr>
+          <w:rFonts w:hint="eastAsia"/>
+        </w:rPr>
+        <w:t xml:space="preserve">2.4.2 </w:t>
+      </w:r>
+      <w:proofErr w:type="gramStart"/>
+      <w:r>
+        <w:rPr>
+          <w:rFonts w:hint="eastAsia"/>
+        </w:rPr>
+        <w:t>跨端开发</w:t>
+      </w:r>
+      <w:proofErr w:type="gramEnd"/>
+      <w:r>
+        <w:rPr>
+          <w:rFonts w:hint="eastAsia"/>
+        </w:rPr>
+        <w:t>与多端适配策略</w:t>
+      </w:r>
+    </w:p>
+    <w:p>
+      <w:r>
+        <w:t>随着移动互联网的普及,用户对跨设备访问的需求日益增长。</w:t>
+      </w:r>
+      <w:proofErr w:type="gramStart"/>
+      <w:r>
+        <w:t>博客系统</w:t>
+      </w:r>
+      <w:proofErr w:type="gramEnd"/>
+      <w:r>
+        <w:t>不仅需要在桌面浏览器中提供良好体验,还需要适配手机、平板等移动设备,甚至开发独立的移动应用。</w:t>
+      </w:r>
+      <w:proofErr w:type="gramStart"/>
+      <w:r>
+        <w:t>跨端开发</w:t>
+      </w:r>
+      <w:proofErr w:type="gramEnd"/>
+      <w:r>
+        <w:t>技术主要包括:</w:t>
+      </w:r>
+    </w:p>
+    <w:p>
+      <w:pPr>
+        <w:numPr>
+          <w:ilvl w:val="0"/>
+          <w:numId w:val="20"/>
+        </w:numPr>
+      </w:pPr>
+      <w:r>
+        <w:rPr>
+          <w:b/>
+        </w:rPr>
+        <w:lastRenderedPageBreak/>
+        <w:t>响应式Web设计(Responsive Web Design)</w:t>
+      </w:r>
+      <w:r>
+        <w:t>:通过CSS媒体查询(Media Query)、弹性布局(Flexbox)、网格布局(Grid)等技术,使网页在不同屏幕尺寸下自动调整布局和样式。Tailwind CSS等实用优先的CSS框架提供了丰富的响应式类名,如</w:t>
+      </w:r>
+      <w:proofErr w:type="spellStart"/>
+      <w:r>
+        <w:t>sm</w:t>
+      </w:r>
+      <w:proofErr w:type="spellEnd"/>
+      <w:r>
+        <w:t>:、md:、lg:等断点前缀,简化了响应式开发。</w:t>
+      </w:r>
+    </w:p>
+    <w:p>
+      <w:pPr>
+        <w:numPr>
+          <w:ilvl w:val="0"/>
+          <w:numId w:val="20"/>
+        </w:numPr>
+      </w:pPr>
+      <w:r>
+        <w:rPr>
+          <w:b/>
+        </w:rPr>
+        <w:t>渐进式Web应用(Progressive Web App, PWA)</w:t>
+      </w:r>
+      <w:r>
+        <w:t>:PWA是一种结合Web和Native App优势的技术。通过Service Worker实现离线缓存、后台同步;通过Web App Manifest支持添加到主屏幕、全屏显示;通过Push API实现消息推送。PWA无需应用商店审核,用户通过浏览器即可安装使用,降低了分发成本。</w:t>
+      </w:r>
+    </w:p>
+    <w:p>
+      <w:pPr>
+        <w:rPr>
+          <w:rFonts w:hint="eastAsia"/>
+        </w:rPr>
+      </w:pPr>
     </w:p>
     <w:p>
       <w:pPr>
@@ -1107,7 +2977,21 @@
         <w:rPr>
           <w:rFonts w:hint="eastAsia"/>
         </w:rPr>
-        <w:t>第四章关键功能实现</w:t>
+        <w:t>第四</w:t>
+      </w:r>
+      <w:proofErr w:type="gramStart"/>
+      <w:r>
+        <w:rPr>
+          <w:rFonts w:hint="eastAsia"/>
+        </w:rPr>
+        <w:t>章关键</w:t>
+      </w:r>
+      <w:proofErr w:type="gramEnd"/>
+      <w:r>
+        <w:rPr>
+          <w:rFonts w:hint="eastAsia"/>
+        </w:rPr>
+        <w:t>功能实现</w:t>
       </w:r>
     </w:p>
     <w:p>
@@ -1159,7 +3043,6 @@
         <w:rPr>
           <w:rFonts w:hint="eastAsia"/>
         </w:rPr>
-        <w:lastRenderedPageBreak/>
         <w:t>4.2 用户管理与权限控制</w:t>
       </w:r>
     </w:p>
@@ -1304,11 +3187,19 @@
           <w:rFonts w:hint="eastAsia"/>
         </w:rPr>
       </w:pPr>
-      <w:r>
-        <w:rPr>
-          <w:rFonts w:hint="eastAsia"/>
-        </w:rPr>
-        <w:t>跨端数据同步方案</w:t>
+      <w:proofErr w:type="gramStart"/>
+      <w:r>
+        <w:rPr>
+          <w:rFonts w:hint="eastAsia"/>
+        </w:rPr>
+        <w:t>跨端数据</w:t>
+      </w:r>
+      <w:proofErr w:type="gramEnd"/>
+      <w:r>
+        <w:rPr>
+          <w:rFonts w:hint="eastAsia"/>
+        </w:rPr>
+        <w:t>同步方案</w:t>
       </w:r>
     </w:p>
     <w:p>
@@ -1373,6 +3264,7 @@
         <w:rPr>
           <w:rFonts w:hint="eastAsia"/>
         </w:rPr>
+        <w:lastRenderedPageBreak/>
         <w:t>5.1.2 查询优化与并发处理</w:t>
       </w:r>
     </w:p>
@@ -1386,7 +3278,21 @@
         <w:rPr>
           <w:rFonts w:hint="eastAsia"/>
         </w:rPr>
-        <w:t>5.2 容器化部署与持续集成</w:t>
+        <w:t>5.2 容器</w:t>
+      </w:r>
+      <w:proofErr w:type="gramStart"/>
+      <w:r>
+        <w:rPr>
+          <w:rFonts w:hint="eastAsia"/>
+        </w:rPr>
+        <w:t>化部署</w:t>
+      </w:r>
+      <w:proofErr w:type="gramEnd"/>
+      <w:r>
+        <w:rPr>
+          <w:rFonts w:hint="eastAsia"/>
+        </w:rPr>
+        <w:t>与持续集成</w:t>
       </w:r>
     </w:p>
     <w:p>
@@ -1795,6 +3701,178 @@
     </w:lvl>
   </w:abstractNum>
   <w:abstractNum w:abstractNumId="1" w15:restartNumberingAfterBreak="0">
+    <w:nsid w:val="0AEC3241"/>
+    <w:multiLevelType w:val="hybridMultilevel"/>
+    <w:tmpl w:val="4A5ABD78"/>
+    <w:lvl w:ilvl="0" w:tplc="466C05CE">
+      <w:start w:val="1"/>
+      <w:numFmt w:val="bullet"/>
+      <w:lvlText w:val=""/>
+      <w:lvlJc w:val="left"/>
+      <w:pPr>
+        <w:tabs>
+          <w:tab w:val="num" w:pos="900"/>
+        </w:tabs>
+        <w:ind w:left="540" w:hanging="360"/>
+      </w:pPr>
+      <w:rPr>
+        <w:rFonts w:ascii="Symbol" w:hAnsi="Symbol" w:hint="default"/>
+      </w:rPr>
+    </w:lvl>
+    <w:lvl w:ilvl="1" w:tplc="0106B878">
+      <w:numFmt w:val="decimal"/>
+      <w:lvlText w:val=""/>
+      <w:lvlJc w:val="left"/>
+      <w:pPr>
+        <w:ind w:left="0" w:firstLine="0"/>
+      </w:pPr>
+    </w:lvl>
+    <w:lvl w:ilvl="2" w:tplc="7FE26C6E">
+      <w:numFmt w:val="decimal"/>
+      <w:lvlText w:val=""/>
+      <w:lvlJc w:val="left"/>
+      <w:pPr>
+        <w:ind w:left="0" w:firstLine="0"/>
+      </w:pPr>
+    </w:lvl>
+    <w:lvl w:ilvl="3" w:tplc="4134DA52">
+      <w:numFmt w:val="decimal"/>
+      <w:lvlText w:val=""/>
+      <w:lvlJc w:val="left"/>
+      <w:pPr>
+        <w:ind w:left="0" w:firstLine="0"/>
+      </w:pPr>
+    </w:lvl>
+    <w:lvl w:ilvl="4" w:tplc="05667E10">
+      <w:numFmt w:val="decimal"/>
+      <w:lvlText w:val=""/>
+      <w:lvlJc w:val="left"/>
+      <w:pPr>
+        <w:ind w:left="0" w:firstLine="0"/>
+      </w:pPr>
+    </w:lvl>
+    <w:lvl w:ilvl="5" w:tplc="B1D4B0F4">
+      <w:numFmt w:val="decimal"/>
+      <w:lvlText w:val=""/>
+      <w:lvlJc w:val="left"/>
+      <w:pPr>
+        <w:ind w:left="0" w:firstLine="0"/>
+      </w:pPr>
+    </w:lvl>
+    <w:lvl w:ilvl="6" w:tplc="17A8CBAC">
+      <w:numFmt w:val="decimal"/>
+      <w:lvlText w:val=""/>
+      <w:lvlJc w:val="left"/>
+      <w:pPr>
+        <w:ind w:left="0" w:firstLine="0"/>
+      </w:pPr>
+    </w:lvl>
+    <w:lvl w:ilvl="7" w:tplc="221AB184">
+      <w:numFmt w:val="decimal"/>
+      <w:lvlText w:val=""/>
+      <w:lvlJc w:val="left"/>
+      <w:pPr>
+        <w:ind w:left="0" w:firstLine="0"/>
+      </w:pPr>
+    </w:lvl>
+    <w:lvl w:ilvl="8" w:tplc="BE5ED11C">
+      <w:numFmt w:val="decimal"/>
+      <w:lvlText w:val=""/>
+      <w:lvlJc w:val="left"/>
+      <w:pPr>
+        <w:ind w:left="0" w:firstLine="0"/>
+      </w:pPr>
+    </w:lvl>
+  </w:abstractNum>
+  <w:abstractNum w:abstractNumId="2" w15:restartNumberingAfterBreak="0">
+    <w:nsid w:val="0E906F2E"/>
+    <w:multiLevelType w:val="hybridMultilevel"/>
+    <w:tmpl w:val="14A200E6"/>
+    <w:lvl w:ilvl="0" w:tplc="BC94FCFE">
+      <w:start w:val="1"/>
+      <w:numFmt w:val="decimal"/>
+      <w:lvlText w:val="%1."/>
+      <w:lvlJc w:val="left"/>
+      <w:pPr>
+        <w:tabs>
+          <w:tab w:val="num" w:pos="900"/>
+        </w:tabs>
+        <w:ind w:left="540" w:hanging="360"/>
+      </w:pPr>
+    </w:lvl>
+    <w:lvl w:ilvl="1" w:tplc="606EED10">
+      <w:start w:val="1"/>
+      <w:numFmt w:val="bullet"/>
+      <w:lvlText w:val="o"/>
+      <w:lvlJc w:val="left"/>
+      <w:pPr>
+        <w:tabs>
+          <w:tab w:val="num" w:pos="1440"/>
+        </w:tabs>
+        <w:ind w:left="1080" w:hanging="360"/>
+      </w:pPr>
+      <w:rPr>
+        <w:rFonts w:ascii="Courier New" w:hAnsi="Courier New" w:cs="Courier New" w:hint="default"/>
+      </w:rPr>
+    </w:lvl>
+    <w:lvl w:ilvl="2" w:tplc="04F2FAFA">
+      <w:numFmt w:val="decimal"/>
+      <w:lvlText w:val=""/>
+      <w:lvlJc w:val="left"/>
+      <w:pPr>
+        <w:ind w:left="0" w:firstLine="0"/>
+      </w:pPr>
+    </w:lvl>
+    <w:lvl w:ilvl="3" w:tplc="F9AC0548">
+      <w:numFmt w:val="decimal"/>
+      <w:lvlText w:val=""/>
+      <w:lvlJc w:val="left"/>
+      <w:pPr>
+        <w:ind w:left="0" w:firstLine="0"/>
+      </w:pPr>
+    </w:lvl>
+    <w:lvl w:ilvl="4" w:tplc="04708786">
+      <w:numFmt w:val="decimal"/>
+      <w:lvlText w:val=""/>
+      <w:lvlJc w:val="left"/>
+      <w:pPr>
+        <w:ind w:left="0" w:firstLine="0"/>
+      </w:pPr>
+    </w:lvl>
+    <w:lvl w:ilvl="5" w:tplc="C142A00C">
+      <w:numFmt w:val="decimal"/>
+      <w:lvlText w:val=""/>
+      <w:lvlJc w:val="left"/>
+      <w:pPr>
+        <w:ind w:left="0" w:firstLine="0"/>
+      </w:pPr>
+    </w:lvl>
+    <w:lvl w:ilvl="6" w:tplc="7CECCE3A">
+      <w:numFmt w:val="decimal"/>
+      <w:lvlText w:val=""/>
+      <w:lvlJc w:val="left"/>
+      <w:pPr>
+        <w:ind w:left="0" w:firstLine="0"/>
+      </w:pPr>
+    </w:lvl>
+    <w:lvl w:ilvl="7" w:tplc="282695F6">
+      <w:numFmt w:val="decimal"/>
+      <w:lvlText w:val=""/>
+      <w:lvlJc w:val="left"/>
+      <w:pPr>
+        <w:ind w:left="0" w:firstLine="0"/>
+      </w:pPr>
+    </w:lvl>
+    <w:lvl w:ilvl="8" w:tplc="AD820286">
+      <w:numFmt w:val="decimal"/>
+      <w:lvlText w:val=""/>
+      <w:lvlJc w:val="left"/>
+      <w:pPr>
+        <w:ind w:left="0" w:firstLine="0"/>
+      </w:pPr>
+    </w:lvl>
+  </w:abstractNum>
+  <w:abstractNum w:abstractNumId="3" w15:restartNumberingAfterBreak="0">
     <w:nsid w:val="116B5B1A"/>
     <w:multiLevelType w:val="hybridMultilevel"/>
     <w:tmpl w:val="332C9968"/>
@@ -1883,7 +3961,256 @@
       </w:pPr>
     </w:lvl>
   </w:abstractNum>
-  <w:abstractNum w:abstractNumId="2" w15:restartNumberingAfterBreak="0">
+  <w:abstractNum w:abstractNumId="4" w15:restartNumberingAfterBreak="0">
+    <w:nsid w:val="13501E14"/>
+    <w:multiLevelType w:val="hybridMultilevel"/>
+    <w:tmpl w:val="47F26EBA"/>
+    <w:lvl w:ilvl="0" w:tplc="51CEDDB2">
+      <w:start w:val="1"/>
+      <w:numFmt w:val="bullet"/>
+      <w:lvlText w:val=""/>
+      <w:lvlJc w:val="left"/>
+      <w:pPr>
+        <w:tabs>
+          <w:tab w:val="num" w:pos="900"/>
+        </w:tabs>
+        <w:ind w:left="540" w:hanging="360"/>
+      </w:pPr>
+      <w:rPr>
+        <w:rFonts w:ascii="Symbol" w:hAnsi="Symbol" w:hint="default"/>
+      </w:rPr>
+    </w:lvl>
+    <w:lvl w:ilvl="1" w:tplc="850A434E">
+      <w:numFmt w:val="decimal"/>
+      <w:lvlText w:val=""/>
+      <w:lvlJc w:val="left"/>
+      <w:pPr>
+        <w:ind w:left="0" w:firstLine="0"/>
+      </w:pPr>
+    </w:lvl>
+    <w:lvl w:ilvl="2" w:tplc="84949AAA">
+      <w:numFmt w:val="decimal"/>
+      <w:lvlText w:val=""/>
+      <w:lvlJc w:val="left"/>
+      <w:pPr>
+        <w:ind w:left="0" w:firstLine="0"/>
+      </w:pPr>
+    </w:lvl>
+    <w:lvl w:ilvl="3" w:tplc="07440A7C">
+      <w:numFmt w:val="decimal"/>
+      <w:lvlText w:val=""/>
+      <w:lvlJc w:val="left"/>
+      <w:pPr>
+        <w:ind w:left="0" w:firstLine="0"/>
+      </w:pPr>
+    </w:lvl>
+    <w:lvl w:ilvl="4" w:tplc="9488BFD2">
+      <w:numFmt w:val="decimal"/>
+      <w:lvlText w:val=""/>
+      <w:lvlJc w:val="left"/>
+      <w:pPr>
+        <w:ind w:left="0" w:firstLine="0"/>
+      </w:pPr>
+    </w:lvl>
+    <w:lvl w:ilvl="5" w:tplc="706E8432">
+      <w:numFmt w:val="decimal"/>
+      <w:lvlText w:val=""/>
+      <w:lvlJc w:val="left"/>
+      <w:pPr>
+        <w:ind w:left="0" w:firstLine="0"/>
+      </w:pPr>
+    </w:lvl>
+    <w:lvl w:ilvl="6" w:tplc="1A56BEFC">
+      <w:numFmt w:val="decimal"/>
+      <w:lvlText w:val=""/>
+      <w:lvlJc w:val="left"/>
+      <w:pPr>
+        <w:ind w:left="0" w:firstLine="0"/>
+      </w:pPr>
+    </w:lvl>
+    <w:lvl w:ilvl="7" w:tplc="64CC5664">
+      <w:numFmt w:val="decimal"/>
+      <w:lvlText w:val=""/>
+      <w:lvlJc w:val="left"/>
+      <w:pPr>
+        <w:ind w:left="0" w:firstLine="0"/>
+      </w:pPr>
+    </w:lvl>
+    <w:lvl w:ilvl="8" w:tplc="A77CBA34">
+      <w:numFmt w:val="decimal"/>
+      <w:lvlText w:val=""/>
+      <w:lvlJc w:val="left"/>
+      <w:pPr>
+        <w:ind w:left="0" w:firstLine="0"/>
+      </w:pPr>
+    </w:lvl>
+  </w:abstractNum>
+  <w:abstractNum w:abstractNumId="5" w15:restartNumberingAfterBreak="0">
+    <w:nsid w:val="14610065"/>
+    <w:multiLevelType w:val="hybridMultilevel"/>
+    <w:tmpl w:val="992A5954"/>
+    <w:lvl w:ilvl="0" w:tplc="6D62A886">
+      <w:start w:val="1"/>
+      <w:numFmt w:val="bullet"/>
+      <w:lvlText w:val=""/>
+      <w:lvlJc w:val="left"/>
+      <w:pPr>
+        <w:tabs>
+          <w:tab w:val="num" w:pos="900"/>
+        </w:tabs>
+        <w:ind w:left="540" w:hanging="360"/>
+      </w:pPr>
+      <w:rPr>
+        <w:rFonts w:ascii="Symbol" w:hAnsi="Symbol" w:hint="default"/>
+      </w:rPr>
+    </w:lvl>
+    <w:lvl w:ilvl="1" w:tplc="89F897C2">
+      <w:numFmt w:val="decimal"/>
+      <w:lvlText w:val=""/>
+      <w:lvlJc w:val="left"/>
+      <w:pPr>
+        <w:ind w:left="0" w:firstLine="0"/>
+      </w:pPr>
+    </w:lvl>
+    <w:lvl w:ilvl="2" w:tplc="7854A4C0">
+      <w:numFmt w:val="decimal"/>
+      <w:lvlText w:val=""/>
+      <w:lvlJc w:val="left"/>
+      <w:pPr>
+        <w:ind w:left="0" w:firstLine="0"/>
+      </w:pPr>
+    </w:lvl>
+    <w:lvl w:ilvl="3" w:tplc="CEFAEC30">
+      <w:numFmt w:val="decimal"/>
+      <w:lvlText w:val=""/>
+      <w:lvlJc w:val="left"/>
+      <w:pPr>
+        <w:ind w:left="0" w:firstLine="0"/>
+      </w:pPr>
+    </w:lvl>
+    <w:lvl w:ilvl="4" w:tplc="7FCC3FB6">
+      <w:numFmt w:val="decimal"/>
+      <w:lvlText w:val=""/>
+      <w:lvlJc w:val="left"/>
+      <w:pPr>
+        <w:ind w:left="0" w:firstLine="0"/>
+      </w:pPr>
+    </w:lvl>
+    <w:lvl w:ilvl="5" w:tplc="BA028474">
+      <w:numFmt w:val="decimal"/>
+      <w:lvlText w:val=""/>
+      <w:lvlJc w:val="left"/>
+      <w:pPr>
+        <w:ind w:left="0" w:firstLine="0"/>
+      </w:pPr>
+    </w:lvl>
+    <w:lvl w:ilvl="6" w:tplc="E7289646">
+      <w:numFmt w:val="decimal"/>
+      <w:lvlText w:val=""/>
+      <w:lvlJc w:val="left"/>
+      <w:pPr>
+        <w:ind w:left="0" w:firstLine="0"/>
+      </w:pPr>
+    </w:lvl>
+    <w:lvl w:ilvl="7" w:tplc="8AA0BD2A">
+      <w:numFmt w:val="decimal"/>
+      <w:lvlText w:val=""/>
+      <w:lvlJc w:val="left"/>
+      <w:pPr>
+        <w:ind w:left="0" w:firstLine="0"/>
+      </w:pPr>
+    </w:lvl>
+    <w:lvl w:ilvl="8" w:tplc="86EC8D24">
+      <w:numFmt w:val="decimal"/>
+      <w:lvlText w:val=""/>
+      <w:lvlJc w:val="left"/>
+      <w:pPr>
+        <w:ind w:left="0" w:firstLine="0"/>
+      </w:pPr>
+    </w:lvl>
+  </w:abstractNum>
+  <w:abstractNum w:abstractNumId="6" w15:restartNumberingAfterBreak="0">
+    <w:nsid w:val="1C2E365D"/>
+    <w:multiLevelType w:val="hybridMultilevel"/>
+    <w:tmpl w:val="BA583DA4"/>
+    <w:lvl w:ilvl="0" w:tplc="2F182FB8">
+      <w:start w:val="1"/>
+      <w:numFmt w:val="decimal"/>
+      <w:lvlText w:val="%1."/>
+      <w:lvlJc w:val="left"/>
+      <w:pPr>
+        <w:tabs>
+          <w:tab w:val="num" w:pos="900"/>
+        </w:tabs>
+        <w:ind w:left="540" w:hanging="360"/>
+      </w:pPr>
+    </w:lvl>
+    <w:lvl w:ilvl="1" w:tplc="3162C910">
+      <w:numFmt w:val="decimal"/>
+      <w:lvlText w:val=""/>
+      <w:lvlJc w:val="left"/>
+      <w:pPr>
+        <w:ind w:left="0" w:firstLine="0"/>
+      </w:pPr>
+    </w:lvl>
+    <w:lvl w:ilvl="2" w:tplc="272AFC76">
+      <w:numFmt w:val="decimal"/>
+      <w:lvlText w:val=""/>
+      <w:lvlJc w:val="left"/>
+      <w:pPr>
+        <w:ind w:left="0" w:firstLine="0"/>
+      </w:pPr>
+    </w:lvl>
+    <w:lvl w:ilvl="3" w:tplc="CBAC03E2">
+      <w:numFmt w:val="decimal"/>
+      <w:lvlText w:val=""/>
+      <w:lvlJc w:val="left"/>
+      <w:pPr>
+        <w:ind w:left="0" w:firstLine="0"/>
+      </w:pPr>
+    </w:lvl>
+    <w:lvl w:ilvl="4" w:tplc="6910294A">
+      <w:numFmt w:val="decimal"/>
+      <w:lvlText w:val=""/>
+      <w:lvlJc w:val="left"/>
+      <w:pPr>
+        <w:ind w:left="0" w:firstLine="0"/>
+      </w:pPr>
+    </w:lvl>
+    <w:lvl w:ilvl="5" w:tplc="7B8C2CB6">
+      <w:numFmt w:val="decimal"/>
+      <w:lvlText w:val=""/>
+      <w:lvlJc w:val="left"/>
+      <w:pPr>
+        <w:ind w:left="0" w:firstLine="0"/>
+      </w:pPr>
+    </w:lvl>
+    <w:lvl w:ilvl="6" w:tplc="9802FBA0">
+      <w:numFmt w:val="decimal"/>
+      <w:lvlText w:val=""/>
+      <w:lvlJc w:val="left"/>
+      <w:pPr>
+        <w:ind w:left="0" w:firstLine="0"/>
+      </w:pPr>
+    </w:lvl>
+    <w:lvl w:ilvl="7" w:tplc="C54680E8">
+      <w:numFmt w:val="decimal"/>
+      <w:lvlText w:val=""/>
+      <w:lvlJc w:val="left"/>
+      <w:pPr>
+        <w:ind w:left="0" w:firstLine="0"/>
+      </w:pPr>
+    </w:lvl>
+    <w:lvl w:ilvl="8" w:tplc="DE6C747A">
+      <w:numFmt w:val="decimal"/>
+      <w:lvlText w:val=""/>
+      <w:lvlJc w:val="left"/>
+      <w:pPr>
+        <w:ind w:left="0" w:firstLine="0"/>
+      </w:pPr>
+    </w:lvl>
+  </w:abstractNum>
+  <w:abstractNum w:abstractNumId="7" w15:restartNumberingAfterBreak="0">
     <w:nsid w:val="1D6F6588"/>
     <w:multiLevelType w:val="multilevel"/>
     <w:tmpl w:val="A7CE13E6"/>
@@ -1996,7 +4323,7 @@
       </w:rPr>
     </w:lvl>
   </w:abstractNum>
-  <w:abstractNum w:abstractNumId="3" w15:restartNumberingAfterBreak="0">
+  <w:abstractNum w:abstractNumId="8" w15:restartNumberingAfterBreak="0">
     <w:nsid w:val="3734126B"/>
     <w:multiLevelType w:val="multilevel"/>
     <w:tmpl w:val="7A2A4470"/>
@@ -2109,7 +4436,422 @@
       </w:rPr>
     </w:lvl>
   </w:abstractNum>
-  <w:abstractNum w:abstractNumId="4" w15:restartNumberingAfterBreak="0">
+  <w:abstractNum w:abstractNumId="9" w15:restartNumberingAfterBreak="0">
+    <w:nsid w:val="422E2463"/>
+    <w:multiLevelType w:val="hybridMultilevel"/>
+    <w:tmpl w:val="341A412E"/>
+    <w:lvl w:ilvl="0" w:tplc="E034DD14">
+      <w:start w:val="1"/>
+      <w:numFmt w:val="bullet"/>
+      <w:lvlText w:val=""/>
+      <w:lvlJc w:val="left"/>
+      <w:pPr>
+        <w:tabs>
+          <w:tab w:val="num" w:pos="900"/>
+        </w:tabs>
+        <w:ind w:left="540" w:hanging="360"/>
+      </w:pPr>
+      <w:rPr>
+        <w:rFonts w:ascii="Symbol" w:hAnsi="Symbol" w:hint="default"/>
+      </w:rPr>
+    </w:lvl>
+    <w:lvl w:ilvl="1" w:tplc="CEF661A4">
+      <w:numFmt w:val="decimal"/>
+      <w:lvlText w:val=""/>
+      <w:lvlJc w:val="left"/>
+      <w:pPr>
+        <w:ind w:left="0" w:firstLine="0"/>
+      </w:pPr>
+    </w:lvl>
+    <w:lvl w:ilvl="2" w:tplc="4372DAF8">
+      <w:numFmt w:val="decimal"/>
+      <w:lvlText w:val=""/>
+      <w:lvlJc w:val="left"/>
+      <w:pPr>
+        <w:ind w:left="0" w:firstLine="0"/>
+      </w:pPr>
+    </w:lvl>
+    <w:lvl w:ilvl="3" w:tplc="D940134C">
+      <w:numFmt w:val="decimal"/>
+      <w:lvlText w:val=""/>
+      <w:lvlJc w:val="left"/>
+      <w:pPr>
+        <w:ind w:left="0" w:firstLine="0"/>
+      </w:pPr>
+    </w:lvl>
+    <w:lvl w:ilvl="4" w:tplc="95708DB0">
+      <w:numFmt w:val="decimal"/>
+      <w:lvlText w:val=""/>
+      <w:lvlJc w:val="left"/>
+      <w:pPr>
+        <w:ind w:left="0" w:firstLine="0"/>
+      </w:pPr>
+    </w:lvl>
+    <w:lvl w:ilvl="5" w:tplc="FB26709E">
+      <w:numFmt w:val="decimal"/>
+      <w:lvlText w:val=""/>
+      <w:lvlJc w:val="left"/>
+      <w:pPr>
+        <w:ind w:left="0" w:firstLine="0"/>
+      </w:pPr>
+    </w:lvl>
+    <w:lvl w:ilvl="6" w:tplc="D6A2A450">
+      <w:numFmt w:val="decimal"/>
+      <w:lvlText w:val=""/>
+      <w:lvlJc w:val="left"/>
+      <w:pPr>
+        <w:ind w:left="0" w:firstLine="0"/>
+      </w:pPr>
+    </w:lvl>
+    <w:lvl w:ilvl="7" w:tplc="01DA4972">
+      <w:numFmt w:val="decimal"/>
+      <w:lvlText w:val=""/>
+      <w:lvlJc w:val="left"/>
+      <w:pPr>
+        <w:ind w:left="0" w:firstLine="0"/>
+      </w:pPr>
+    </w:lvl>
+    <w:lvl w:ilvl="8" w:tplc="2B70D344">
+      <w:numFmt w:val="decimal"/>
+      <w:lvlText w:val=""/>
+      <w:lvlJc w:val="left"/>
+      <w:pPr>
+        <w:ind w:left="0" w:firstLine="0"/>
+      </w:pPr>
+    </w:lvl>
+  </w:abstractNum>
+  <w:abstractNum w:abstractNumId="10" w15:restartNumberingAfterBreak="0">
+    <w:nsid w:val="42E22074"/>
+    <w:multiLevelType w:val="hybridMultilevel"/>
+    <w:tmpl w:val="7A0CC2C4"/>
+    <w:lvl w:ilvl="0" w:tplc="9538ED1C">
+      <w:start w:val="1"/>
+      <w:numFmt w:val="decimal"/>
+      <w:lvlText w:val="%1."/>
+      <w:lvlJc w:val="left"/>
+      <w:pPr>
+        <w:tabs>
+          <w:tab w:val="num" w:pos="900"/>
+        </w:tabs>
+        <w:ind w:left="540" w:hanging="360"/>
+      </w:pPr>
+    </w:lvl>
+    <w:lvl w:ilvl="1" w:tplc="0472F036">
+      <w:numFmt w:val="decimal"/>
+      <w:lvlText w:val=""/>
+      <w:lvlJc w:val="left"/>
+      <w:pPr>
+        <w:ind w:left="0" w:firstLine="0"/>
+      </w:pPr>
+    </w:lvl>
+    <w:lvl w:ilvl="2" w:tplc="E1EEE8B8">
+      <w:numFmt w:val="decimal"/>
+      <w:lvlText w:val=""/>
+      <w:lvlJc w:val="left"/>
+      <w:pPr>
+        <w:ind w:left="0" w:firstLine="0"/>
+      </w:pPr>
+    </w:lvl>
+    <w:lvl w:ilvl="3" w:tplc="61241080">
+      <w:numFmt w:val="decimal"/>
+      <w:lvlText w:val=""/>
+      <w:lvlJc w:val="left"/>
+      <w:pPr>
+        <w:ind w:left="0" w:firstLine="0"/>
+      </w:pPr>
+    </w:lvl>
+    <w:lvl w:ilvl="4" w:tplc="5B485F3A">
+      <w:numFmt w:val="decimal"/>
+      <w:lvlText w:val=""/>
+      <w:lvlJc w:val="left"/>
+      <w:pPr>
+        <w:ind w:left="0" w:firstLine="0"/>
+      </w:pPr>
+    </w:lvl>
+    <w:lvl w:ilvl="5" w:tplc="B9A6AE20">
+      <w:numFmt w:val="decimal"/>
+      <w:lvlText w:val=""/>
+      <w:lvlJc w:val="left"/>
+      <w:pPr>
+        <w:ind w:left="0" w:firstLine="0"/>
+      </w:pPr>
+    </w:lvl>
+    <w:lvl w:ilvl="6" w:tplc="9510236E">
+      <w:numFmt w:val="decimal"/>
+      <w:lvlText w:val=""/>
+      <w:lvlJc w:val="left"/>
+      <w:pPr>
+        <w:ind w:left="0" w:firstLine="0"/>
+      </w:pPr>
+    </w:lvl>
+    <w:lvl w:ilvl="7" w:tplc="B322D6CA">
+      <w:numFmt w:val="decimal"/>
+      <w:lvlText w:val=""/>
+      <w:lvlJc w:val="left"/>
+      <w:pPr>
+        <w:ind w:left="0" w:firstLine="0"/>
+      </w:pPr>
+    </w:lvl>
+    <w:lvl w:ilvl="8" w:tplc="A62A3448">
+      <w:numFmt w:val="decimal"/>
+      <w:lvlText w:val=""/>
+      <w:lvlJc w:val="left"/>
+      <w:pPr>
+        <w:ind w:left="0" w:firstLine="0"/>
+      </w:pPr>
+    </w:lvl>
+  </w:abstractNum>
+  <w:abstractNum w:abstractNumId="11" w15:restartNumberingAfterBreak="0">
+    <w:nsid w:val="431247A8"/>
+    <w:multiLevelType w:val="hybridMultilevel"/>
+    <w:tmpl w:val="8F263D8E"/>
+    <w:lvl w:ilvl="0" w:tplc="042C7B02">
+      <w:start w:val="1"/>
+      <w:numFmt w:val="decimal"/>
+      <w:lvlText w:val="%1."/>
+      <w:lvlJc w:val="left"/>
+      <w:pPr>
+        <w:tabs>
+          <w:tab w:val="num" w:pos="900"/>
+        </w:tabs>
+        <w:ind w:left="540" w:hanging="360"/>
+      </w:pPr>
+    </w:lvl>
+    <w:lvl w:ilvl="1" w:tplc="5DBC837C">
+      <w:numFmt w:val="decimal"/>
+      <w:lvlText w:val=""/>
+      <w:lvlJc w:val="left"/>
+      <w:pPr>
+        <w:ind w:left="0" w:firstLine="0"/>
+      </w:pPr>
+    </w:lvl>
+    <w:lvl w:ilvl="2" w:tplc="A57622CA">
+      <w:numFmt w:val="decimal"/>
+      <w:lvlText w:val=""/>
+      <w:lvlJc w:val="left"/>
+      <w:pPr>
+        <w:ind w:left="0" w:firstLine="0"/>
+      </w:pPr>
+    </w:lvl>
+    <w:lvl w:ilvl="3" w:tplc="15780948">
+      <w:numFmt w:val="decimal"/>
+      <w:lvlText w:val=""/>
+      <w:lvlJc w:val="left"/>
+      <w:pPr>
+        <w:ind w:left="0" w:firstLine="0"/>
+      </w:pPr>
+    </w:lvl>
+    <w:lvl w:ilvl="4" w:tplc="60BEB2D0">
+      <w:numFmt w:val="decimal"/>
+      <w:lvlText w:val=""/>
+      <w:lvlJc w:val="left"/>
+      <w:pPr>
+        <w:ind w:left="0" w:firstLine="0"/>
+      </w:pPr>
+    </w:lvl>
+    <w:lvl w:ilvl="5" w:tplc="75CC7970">
+      <w:numFmt w:val="decimal"/>
+      <w:lvlText w:val=""/>
+      <w:lvlJc w:val="left"/>
+      <w:pPr>
+        <w:ind w:left="0" w:firstLine="0"/>
+      </w:pPr>
+    </w:lvl>
+    <w:lvl w:ilvl="6" w:tplc="54300854">
+      <w:numFmt w:val="decimal"/>
+      <w:lvlText w:val=""/>
+      <w:lvlJc w:val="left"/>
+      <w:pPr>
+        <w:ind w:left="0" w:firstLine="0"/>
+      </w:pPr>
+    </w:lvl>
+    <w:lvl w:ilvl="7" w:tplc="B7388966">
+      <w:numFmt w:val="decimal"/>
+      <w:lvlText w:val=""/>
+      <w:lvlJc w:val="left"/>
+      <w:pPr>
+        <w:ind w:left="0" w:firstLine="0"/>
+      </w:pPr>
+    </w:lvl>
+    <w:lvl w:ilvl="8" w:tplc="9A4CFB22">
+      <w:numFmt w:val="decimal"/>
+      <w:lvlText w:val=""/>
+      <w:lvlJc w:val="left"/>
+      <w:pPr>
+        <w:ind w:left="0" w:firstLine="0"/>
+      </w:pPr>
+    </w:lvl>
+  </w:abstractNum>
+  <w:abstractNum w:abstractNumId="12" w15:restartNumberingAfterBreak="0">
+    <w:nsid w:val="589767FA"/>
+    <w:multiLevelType w:val="hybridMultilevel"/>
+    <w:tmpl w:val="42ECE03A"/>
+    <w:lvl w:ilvl="0" w:tplc="9C6C48D6">
+      <w:start w:val="1"/>
+      <w:numFmt w:val="decimal"/>
+      <w:lvlText w:val="%1."/>
+      <w:lvlJc w:val="left"/>
+      <w:pPr>
+        <w:tabs>
+          <w:tab w:val="num" w:pos="900"/>
+        </w:tabs>
+        <w:ind w:left="540" w:hanging="360"/>
+      </w:pPr>
+    </w:lvl>
+    <w:lvl w:ilvl="1" w:tplc="AD807786">
+      <w:numFmt w:val="decimal"/>
+      <w:lvlText w:val=""/>
+      <w:lvlJc w:val="left"/>
+      <w:pPr>
+        <w:ind w:left="0" w:firstLine="0"/>
+      </w:pPr>
+    </w:lvl>
+    <w:lvl w:ilvl="2" w:tplc="EFA072A8">
+      <w:numFmt w:val="decimal"/>
+      <w:lvlText w:val=""/>
+      <w:lvlJc w:val="left"/>
+      <w:pPr>
+        <w:ind w:left="0" w:firstLine="0"/>
+      </w:pPr>
+    </w:lvl>
+    <w:lvl w:ilvl="3" w:tplc="029420E8">
+      <w:numFmt w:val="decimal"/>
+      <w:lvlText w:val=""/>
+      <w:lvlJc w:val="left"/>
+      <w:pPr>
+        <w:ind w:left="0" w:firstLine="0"/>
+      </w:pPr>
+    </w:lvl>
+    <w:lvl w:ilvl="4" w:tplc="E7E6EBA6">
+      <w:numFmt w:val="decimal"/>
+      <w:lvlText w:val=""/>
+      <w:lvlJc w:val="left"/>
+      <w:pPr>
+        <w:ind w:left="0" w:firstLine="0"/>
+      </w:pPr>
+    </w:lvl>
+    <w:lvl w:ilvl="5" w:tplc="D2A21038">
+      <w:numFmt w:val="decimal"/>
+      <w:lvlText w:val=""/>
+      <w:lvlJc w:val="left"/>
+      <w:pPr>
+        <w:ind w:left="0" w:firstLine="0"/>
+      </w:pPr>
+    </w:lvl>
+    <w:lvl w:ilvl="6" w:tplc="9D4ACF92">
+      <w:numFmt w:val="decimal"/>
+      <w:lvlText w:val=""/>
+      <w:lvlJc w:val="left"/>
+      <w:pPr>
+        <w:ind w:left="0" w:firstLine="0"/>
+      </w:pPr>
+    </w:lvl>
+    <w:lvl w:ilvl="7" w:tplc="A8205CD8">
+      <w:numFmt w:val="decimal"/>
+      <w:lvlText w:val=""/>
+      <w:lvlJc w:val="left"/>
+      <w:pPr>
+        <w:ind w:left="0" w:firstLine="0"/>
+      </w:pPr>
+    </w:lvl>
+    <w:lvl w:ilvl="8" w:tplc="452E8844">
+      <w:numFmt w:val="decimal"/>
+      <w:lvlText w:val=""/>
+      <w:lvlJc w:val="left"/>
+      <w:pPr>
+        <w:ind w:left="0" w:firstLine="0"/>
+      </w:pPr>
+    </w:lvl>
+  </w:abstractNum>
+  <w:abstractNum w:abstractNumId="13" w15:restartNumberingAfterBreak="0">
+    <w:nsid w:val="604C7FF8"/>
+    <w:multiLevelType w:val="hybridMultilevel"/>
+    <w:tmpl w:val="6740742C"/>
+    <w:lvl w:ilvl="0" w:tplc="473C255A">
+      <w:start w:val="1"/>
+      <w:numFmt w:val="decimal"/>
+      <w:lvlText w:val="%1."/>
+      <w:lvlJc w:val="left"/>
+      <w:pPr>
+        <w:tabs>
+          <w:tab w:val="num" w:pos="900"/>
+        </w:tabs>
+        <w:ind w:left="540" w:hanging="360"/>
+      </w:pPr>
+    </w:lvl>
+    <w:lvl w:ilvl="1" w:tplc="4A24C252">
+      <w:start w:val="1"/>
+      <w:numFmt w:val="bullet"/>
+      <w:lvlText w:val="o"/>
+      <w:lvlJc w:val="left"/>
+      <w:pPr>
+        <w:tabs>
+          <w:tab w:val="num" w:pos="1440"/>
+        </w:tabs>
+        <w:ind w:left="1080" w:hanging="360"/>
+      </w:pPr>
+      <w:rPr>
+        <w:rFonts w:ascii="Courier New" w:hAnsi="Courier New" w:cs="Courier New" w:hint="default"/>
+      </w:rPr>
+    </w:lvl>
+    <w:lvl w:ilvl="2" w:tplc="46688CF6">
+      <w:numFmt w:val="decimal"/>
+      <w:lvlText w:val=""/>
+      <w:lvlJc w:val="left"/>
+      <w:pPr>
+        <w:ind w:left="0" w:firstLine="0"/>
+      </w:pPr>
+    </w:lvl>
+    <w:lvl w:ilvl="3" w:tplc="4D1E0F94">
+      <w:numFmt w:val="decimal"/>
+      <w:lvlText w:val=""/>
+      <w:lvlJc w:val="left"/>
+      <w:pPr>
+        <w:ind w:left="0" w:firstLine="0"/>
+      </w:pPr>
+    </w:lvl>
+    <w:lvl w:ilvl="4" w:tplc="000E8916">
+      <w:numFmt w:val="decimal"/>
+      <w:lvlText w:val=""/>
+      <w:lvlJc w:val="left"/>
+      <w:pPr>
+        <w:ind w:left="0" w:firstLine="0"/>
+      </w:pPr>
+    </w:lvl>
+    <w:lvl w:ilvl="5" w:tplc="A6106696">
+      <w:numFmt w:val="decimal"/>
+      <w:lvlText w:val=""/>
+      <w:lvlJc w:val="left"/>
+      <w:pPr>
+        <w:ind w:left="0" w:firstLine="0"/>
+      </w:pPr>
+    </w:lvl>
+    <w:lvl w:ilvl="6" w:tplc="FB00CA6A">
+      <w:numFmt w:val="decimal"/>
+      <w:lvlText w:val=""/>
+      <w:lvlJc w:val="left"/>
+      <w:pPr>
+        <w:ind w:left="0" w:firstLine="0"/>
+      </w:pPr>
+    </w:lvl>
+    <w:lvl w:ilvl="7" w:tplc="CC26694A">
+      <w:numFmt w:val="decimal"/>
+      <w:lvlText w:val=""/>
+      <w:lvlJc w:val="left"/>
+      <w:pPr>
+        <w:ind w:left="0" w:firstLine="0"/>
+      </w:pPr>
+    </w:lvl>
+    <w:lvl w:ilvl="8" w:tplc="B4A6DA10">
+      <w:numFmt w:val="decimal"/>
+      <w:lvlText w:val=""/>
+      <w:lvlJc w:val="left"/>
+      <w:pPr>
+        <w:ind w:left="0" w:firstLine="0"/>
+      </w:pPr>
+    </w:lvl>
+  </w:abstractNum>
+  <w:abstractNum w:abstractNumId="14" w15:restartNumberingAfterBreak="0">
     <w:nsid w:val="61140B4F"/>
     <w:multiLevelType w:val="multilevel"/>
     <w:tmpl w:val="24CC271C"/>
@@ -2222,7 +4964,7 @@
       </w:rPr>
     </w:lvl>
   </w:abstractNum>
-  <w:abstractNum w:abstractNumId="5" w15:restartNumberingAfterBreak="0">
+  <w:abstractNum w:abstractNumId="15" w15:restartNumberingAfterBreak="0">
     <w:nsid w:val="67FA3B9C"/>
     <w:multiLevelType w:val="multilevel"/>
     <w:tmpl w:val="0D4EB42E"/>
@@ -2335,7 +5077,7 @@
       </w:rPr>
     </w:lvl>
   </w:abstractNum>
-  <w:abstractNum w:abstractNumId="6" w15:restartNumberingAfterBreak="0">
+  <w:abstractNum w:abstractNumId="16" w15:restartNumberingAfterBreak="0">
     <w:nsid w:val="69453883"/>
     <w:multiLevelType w:val="multilevel"/>
     <w:tmpl w:val="5FBE56DA"/>
@@ -2448,26 +5190,444 @@
       </w:rPr>
     </w:lvl>
   </w:abstractNum>
+  <w:abstractNum w:abstractNumId="17" w15:restartNumberingAfterBreak="0">
+    <w:nsid w:val="6CC330B2"/>
+    <w:multiLevelType w:val="hybridMultilevel"/>
+    <w:tmpl w:val="B19672E0"/>
+    <w:lvl w:ilvl="0" w:tplc="9112048C">
+      <w:start w:val="1"/>
+      <w:numFmt w:val="bullet"/>
+      <w:lvlText w:val=""/>
+      <w:lvlJc w:val="left"/>
+      <w:pPr>
+        <w:tabs>
+          <w:tab w:val="num" w:pos="900"/>
+        </w:tabs>
+        <w:ind w:left="540" w:hanging="360"/>
+      </w:pPr>
+      <w:rPr>
+        <w:rFonts w:ascii="Symbol" w:hAnsi="Symbol" w:hint="default"/>
+      </w:rPr>
+    </w:lvl>
+    <w:lvl w:ilvl="1" w:tplc="D228043E">
+      <w:numFmt w:val="decimal"/>
+      <w:lvlText w:val=""/>
+      <w:lvlJc w:val="left"/>
+      <w:pPr>
+        <w:ind w:left="0" w:firstLine="0"/>
+      </w:pPr>
+    </w:lvl>
+    <w:lvl w:ilvl="2" w:tplc="05D63CCC">
+      <w:numFmt w:val="decimal"/>
+      <w:lvlText w:val=""/>
+      <w:lvlJc w:val="left"/>
+      <w:pPr>
+        <w:ind w:left="0" w:firstLine="0"/>
+      </w:pPr>
+    </w:lvl>
+    <w:lvl w:ilvl="3" w:tplc="AC18A1E2">
+      <w:numFmt w:val="decimal"/>
+      <w:lvlText w:val=""/>
+      <w:lvlJc w:val="left"/>
+      <w:pPr>
+        <w:ind w:left="0" w:firstLine="0"/>
+      </w:pPr>
+    </w:lvl>
+    <w:lvl w:ilvl="4" w:tplc="F94A2DBC">
+      <w:numFmt w:val="decimal"/>
+      <w:lvlText w:val=""/>
+      <w:lvlJc w:val="left"/>
+      <w:pPr>
+        <w:ind w:left="0" w:firstLine="0"/>
+      </w:pPr>
+    </w:lvl>
+    <w:lvl w:ilvl="5" w:tplc="E202F842">
+      <w:numFmt w:val="decimal"/>
+      <w:lvlText w:val=""/>
+      <w:lvlJc w:val="left"/>
+      <w:pPr>
+        <w:ind w:left="0" w:firstLine="0"/>
+      </w:pPr>
+    </w:lvl>
+    <w:lvl w:ilvl="6" w:tplc="8D2689BC">
+      <w:numFmt w:val="decimal"/>
+      <w:lvlText w:val=""/>
+      <w:lvlJc w:val="left"/>
+      <w:pPr>
+        <w:ind w:left="0" w:firstLine="0"/>
+      </w:pPr>
+    </w:lvl>
+    <w:lvl w:ilvl="7" w:tplc="8D3CD996">
+      <w:numFmt w:val="decimal"/>
+      <w:lvlText w:val=""/>
+      <w:lvlJc w:val="left"/>
+      <w:pPr>
+        <w:ind w:left="0" w:firstLine="0"/>
+      </w:pPr>
+    </w:lvl>
+    <w:lvl w:ilvl="8" w:tplc="CE00672C">
+      <w:numFmt w:val="decimal"/>
+      <w:lvlText w:val=""/>
+      <w:lvlJc w:val="left"/>
+      <w:pPr>
+        <w:ind w:left="0" w:firstLine="0"/>
+      </w:pPr>
+    </w:lvl>
+  </w:abstractNum>
+  <w:abstractNum w:abstractNumId="18" w15:restartNumberingAfterBreak="0">
+    <w:nsid w:val="6F723ED0"/>
+    <w:multiLevelType w:val="hybridMultilevel"/>
+    <w:tmpl w:val="E766F4D4"/>
+    <w:lvl w:ilvl="0" w:tplc="20523FBC">
+      <w:start w:val="1"/>
+      <w:numFmt w:val="decimal"/>
+      <w:lvlText w:val="%1."/>
+      <w:lvlJc w:val="left"/>
+      <w:pPr>
+        <w:tabs>
+          <w:tab w:val="num" w:pos="900"/>
+        </w:tabs>
+        <w:ind w:left="540" w:hanging="360"/>
+      </w:pPr>
+    </w:lvl>
+    <w:lvl w:ilvl="1" w:tplc="63067634">
+      <w:numFmt w:val="decimal"/>
+      <w:lvlText w:val=""/>
+      <w:lvlJc w:val="left"/>
+      <w:pPr>
+        <w:ind w:left="0" w:firstLine="0"/>
+      </w:pPr>
+    </w:lvl>
+    <w:lvl w:ilvl="2" w:tplc="084A5238">
+      <w:numFmt w:val="decimal"/>
+      <w:lvlText w:val=""/>
+      <w:lvlJc w:val="left"/>
+      <w:pPr>
+        <w:ind w:left="0" w:firstLine="0"/>
+      </w:pPr>
+    </w:lvl>
+    <w:lvl w:ilvl="3" w:tplc="C1F423CA">
+      <w:numFmt w:val="decimal"/>
+      <w:lvlText w:val=""/>
+      <w:lvlJc w:val="left"/>
+      <w:pPr>
+        <w:ind w:left="0" w:firstLine="0"/>
+      </w:pPr>
+    </w:lvl>
+    <w:lvl w:ilvl="4" w:tplc="4E080E4C">
+      <w:numFmt w:val="decimal"/>
+      <w:lvlText w:val=""/>
+      <w:lvlJc w:val="left"/>
+      <w:pPr>
+        <w:ind w:left="0" w:firstLine="0"/>
+      </w:pPr>
+    </w:lvl>
+    <w:lvl w:ilvl="5" w:tplc="CA26B4A8">
+      <w:numFmt w:val="decimal"/>
+      <w:lvlText w:val=""/>
+      <w:lvlJc w:val="left"/>
+      <w:pPr>
+        <w:ind w:left="0" w:firstLine="0"/>
+      </w:pPr>
+    </w:lvl>
+    <w:lvl w:ilvl="6" w:tplc="3F703A82">
+      <w:numFmt w:val="decimal"/>
+      <w:lvlText w:val=""/>
+      <w:lvlJc w:val="left"/>
+      <w:pPr>
+        <w:ind w:left="0" w:firstLine="0"/>
+      </w:pPr>
+    </w:lvl>
+    <w:lvl w:ilvl="7" w:tplc="079EA230">
+      <w:numFmt w:val="decimal"/>
+      <w:lvlText w:val=""/>
+      <w:lvlJc w:val="left"/>
+      <w:pPr>
+        <w:ind w:left="0" w:firstLine="0"/>
+      </w:pPr>
+    </w:lvl>
+    <w:lvl w:ilvl="8" w:tplc="99C2391E">
+      <w:numFmt w:val="decimal"/>
+      <w:lvlText w:val=""/>
+      <w:lvlJc w:val="left"/>
+      <w:pPr>
+        <w:ind w:left="0" w:firstLine="0"/>
+      </w:pPr>
+    </w:lvl>
+  </w:abstractNum>
+  <w:abstractNum w:abstractNumId="19" w15:restartNumberingAfterBreak="0">
+    <w:nsid w:val="75D54481"/>
+    <w:multiLevelType w:val="hybridMultilevel"/>
+    <w:tmpl w:val="84B4915C"/>
+    <w:lvl w:ilvl="0" w:tplc="077ECAB6">
+      <w:start w:val="1"/>
+      <w:numFmt w:val="decimal"/>
+      <w:lvlText w:val="%1."/>
+      <w:lvlJc w:val="left"/>
+      <w:pPr>
+        <w:tabs>
+          <w:tab w:val="num" w:pos="900"/>
+        </w:tabs>
+        <w:ind w:left="540" w:hanging="360"/>
+      </w:pPr>
+    </w:lvl>
+    <w:lvl w:ilvl="1" w:tplc="29306F28">
+      <w:numFmt w:val="decimal"/>
+      <w:lvlText w:val=""/>
+      <w:lvlJc w:val="left"/>
+      <w:pPr>
+        <w:ind w:left="0" w:firstLine="0"/>
+      </w:pPr>
+    </w:lvl>
+    <w:lvl w:ilvl="2" w:tplc="BC06E8B2">
+      <w:numFmt w:val="decimal"/>
+      <w:lvlText w:val=""/>
+      <w:lvlJc w:val="left"/>
+      <w:pPr>
+        <w:ind w:left="0" w:firstLine="0"/>
+      </w:pPr>
+    </w:lvl>
+    <w:lvl w:ilvl="3" w:tplc="99F6E5F2">
+      <w:numFmt w:val="decimal"/>
+      <w:lvlText w:val=""/>
+      <w:lvlJc w:val="left"/>
+      <w:pPr>
+        <w:ind w:left="0" w:firstLine="0"/>
+      </w:pPr>
+    </w:lvl>
+    <w:lvl w:ilvl="4" w:tplc="0262B5F8">
+      <w:numFmt w:val="decimal"/>
+      <w:lvlText w:val=""/>
+      <w:lvlJc w:val="left"/>
+      <w:pPr>
+        <w:ind w:left="0" w:firstLine="0"/>
+      </w:pPr>
+    </w:lvl>
+    <w:lvl w:ilvl="5" w:tplc="8F0AF9AC">
+      <w:numFmt w:val="decimal"/>
+      <w:lvlText w:val=""/>
+      <w:lvlJc w:val="left"/>
+      <w:pPr>
+        <w:ind w:left="0" w:firstLine="0"/>
+      </w:pPr>
+    </w:lvl>
+    <w:lvl w:ilvl="6" w:tplc="088AF4EE">
+      <w:numFmt w:val="decimal"/>
+      <w:lvlText w:val=""/>
+      <w:lvlJc w:val="left"/>
+      <w:pPr>
+        <w:ind w:left="0" w:firstLine="0"/>
+      </w:pPr>
+    </w:lvl>
+    <w:lvl w:ilvl="7" w:tplc="0C0EB342">
+      <w:numFmt w:val="decimal"/>
+      <w:lvlText w:val=""/>
+      <w:lvlJc w:val="left"/>
+      <w:pPr>
+        <w:ind w:left="0" w:firstLine="0"/>
+      </w:pPr>
+    </w:lvl>
+    <w:lvl w:ilvl="8" w:tplc="8A22D3E6">
+      <w:numFmt w:val="decimal"/>
+      <w:lvlText w:val=""/>
+      <w:lvlJc w:val="left"/>
+      <w:pPr>
+        <w:ind w:left="0" w:firstLine="0"/>
+      </w:pPr>
+    </w:lvl>
+  </w:abstractNum>
   <w:num w:numId="1" w16cid:durableId="1639189974">
-    <w:abstractNumId w:val="1"/>
+    <w:abstractNumId w:val="3"/>
   </w:num>
   <w:num w:numId="2" w16cid:durableId="64226896">
-    <w:abstractNumId w:val="3"/>
+    <w:abstractNumId w:val="8"/>
   </w:num>
   <w:num w:numId="3" w16cid:durableId="1366902649">
-    <w:abstractNumId w:val="4"/>
+    <w:abstractNumId w:val="14"/>
   </w:num>
   <w:num w:numId="4" w16cid:durableId="663630927">
-    <w:abstractNumId w:val="6"/>
+    <w:abstractNumId w:val="16"/>
   </w:num>
   <w:num w:numId="5" w16cid:durableId="1796022600">
-    <w:abstractNumId w:val="2"/>
+    <w:abstractNumId w:val="7"/>
   </w:num>
   <w:num w:numId="6" w16cid:durableId="2048139098">
-    <w:abstractNumId w:val="5"/>
+    <w:abstractNumId w:val="15"/>
   </w:num>
   <w:num w:numId="7" w16cid:durableId="352877903">
     <w:abstractNumId w:val="0"/>
+  </w:num>
+  <w:num w:numId="8" w16cid:durableId="2112700512">
+    <w:abstractNumId w:val="10"/>
+    <w:lvlOverride w:ilvl="0">
+      <w:startOverride w:val="1"/>
+    </w:lvlOverride>
+    <w:lvlOverride w:ilvl="1"/>
+    <w:lvlOverride w:ilvl="2"/>
+    <w:lvlOverride w:ilvl="3"/>
+    <w:lvlOverride w:ilvl="4"/>
+    <w:lvlOverride w:ilvl="5"/>
+    <w:lvlOverride w:ilvl="6"/>
+    <w:lvlOverride w:ilvl="7"/>
+    <w:lvlOverride w:ilvl="8"/>
+  </w:num>
+  <w:num w:numId="9" w16cid:durableId="282267660">
+    <w:abstractNumId w:val="6"/>
+    <w:lvlOverride w:ilvl="0">
+      <w:startOverride w:val="1"/>
+    </w:lvlOverride>
+    <w:lvlOverride w:ilvl="1"/>
+    <w:lvlOverride w:ilvl="2"/>
+    <w:lvlOverride w:ilvl="3"/>
+    <w:lvlOverride w:ilvl="4"/>
+    <w:lvlOverride w:ilvl="5"/>
+    <w:lvlOverride w:ilvl="6"/>
+    <w:lvlOverride w:ilvl="7"/>
+    <w:lvlOverride w:ilvl="8"/>
+  </w:num>
+  <w:num w:numId="10" w16cid:durableId="2051219813">
+    <w:abstractNumId w:val="19"/>
+    <w:lvlOverride w:ilvl="0">
+      <w:startOverride w:val="1"/>
+    </w:lvlOverride>
+    <w:lvlOverride w:ilvl="1"/>
+    <w:lvlOverride w:ilvl="2"/>
+    <w:lvlOverride w:ilvl="3"/>
+    <w:lvlOverride w:ilvl="4"/>
+    <w:lvlOverride w:ilvl="5"/>
+    <w:lvlOverride w:ilvl="6"/>
+    <w:lvlOverride w:ilvl="7"/>
+    <w:lvlOverride w:ilvl="8"/>
+  </w:num>
+  <w:num w:numId="11" w16cid:durableId="1620993959">
+    <w:abstractNumId w:val="9"/>
+    <w:lvlOverride w:ilvl="0"/>
+    <w:lvlOverride w:ilvl="1"/>
+    <w:lvlOverride w:ilvl="2"/>
+    <w:lvlOverride w:ilvl="3"/>
+    <w:lvlOverride w:ilvl="4"/>
+    <w:lvlOverride w:ilvl="5"/>
+    <w:lvlOverride w:ilvl="6"/>
+    <w:lvlOverride w:ilvl="7"/>
+    <w:lvlOverride w:ilvl="8"/>
+  </w:num>
+  <w:num w:numId="12" w16cid:durableId="1084256699">
+    <w:abstractNumId w:val="12"/>
+    <w:lvlOverride w:ilvl="0">
+      <w:startOverride w:val="1"/>
+    </w:lvlOverride>
+    <w:lvlOverride w:ilvl="1"/>
+    <w:lvlOverride w:ilvl="2"/>
+    <w:lvlOverride w:ilvl="3"/>
+    <w:lvlOverride w:ilvl="4"/>
+    <w:lvlOverride w:ilvl="5"/>
+    <w:lvlOverride w:ilvl="6"/>
+    <w:lvlOverride w:ilvl="7"/>
+    <w:lvlOverride w:ilvl="8"/>
+  </w:num>
+  <w:num w:numId="13" w16cid:durableId="624428020">
+    <w:abstractNumId w:val="11"/>
+    <w:lvlOverride w:ilvl="0">
+      <w:startOverride w:val="1"/>
+    </w:lvlOverride>
+    <w:lvlOverride w:ilvl="1"/>
+    <w:lvlOverride w:ilvl="2"/>
+    <w:lvlOverride w:ilvl="3"/>
+    <w:lvlOverride w:ilvl="4"/>
+    <w:lvlOverride w:ilvl="5"/>
+    <w:lvlOverride w:ilvl="6"/>
+    <w:lvlOverride w:ilvl="7"/>
+    <w:lvlOverride w:ilvl="8"/>
+  </w:num>
+  <w:num w:numId="14" w16cid:durableId="670639075">
+    <w:abstractNumId w:val="1"/>
+    <w:lvlOverride w:ilvl="0"/>
+    <w:lvlOverride w:ilvl="1"/>
+    <w:lvlOverride w:ilvl="2"/>
+    <w:lvlOverride w:ilvl="3"/>
+    <w:lvlOverride w:ilvl="4"/>
+    <w:lvlOverride w:ilvl="5"/>
+    <w:lvlOverride w:ilvl="6"/>
+    <w:lvlOverride w:ilvl="7"/>
+    <w:lvlOverride w:ilvl="8"/>
+  </w:num>
+  <w:num w:numId="15" w16cid:durableId="782382526">
+    <w:abstractNumId w:val="2"/>
+    <w:lvlOverride w:ilvl="0">
+      <w:startOverride w:val="1"/>
+    </w:lvlOverride>
+    <w:lvlOverride w:ilvl="1"/>
+    <w:lvlOverride w:ilvl="2"/>
+    <w:lvlOverride w:ilvl="3"/>
+    <w:lvlOverride w:ilvl="4"/>
+    <w:lvlOverride w:ilvl="5"/>
+    <w:lvlOverride w:ilvl="6"/>
+    <w:lvlOverride w:ilvl="7"/>
+    <w:lvlOverride w:ilvl="8"/>
+  </w:num>
+  <w:num w:numId="16" w16cid:durableId="1325015439">
+    <w:abstractNumId w:val="17"/>
+    <w:lvlOverride w:ilvl="0"/>
+    <w:lvlOverride w:ilvl="1"/>
+    <w:lvlOverride w:ilvl="2"/>
+    <w:lvlOverride w:ilvl="3"/>
+    <w:lvlOverride w:ilvl="4"/>
+    <w:lvlOverride w:ilvl="5"/>
+    <w:lvlOverride w:ilvl="6"/>
+    <w:lvlOverride w:ilvl="7"/>
+    <w:lvlOverride w:ilvl="8"/>
+  </w:num>
+  <w:num w:numId="17" w16cid:durableId="1046835494">
+    <w:abstractNumId w:val="4"/>
+    <w:lvlOverride w:ilvl="0"/>
+    <w:lvlOverride w:ilvl="1"/>
+    <w:lvlOverride w:ilvl="2"/>
+    <w:lvlOverride w:ilvl="3"/>
+    <w:lvlOverride w:ilvl="4"/>
+    <w:lvlOverride w:ilvl="5"/>
+    <w:lvlOverride w:ilvl="6"/>
+    <w:lvlOverride w:ilvl="7"/>
+    <w:lvlOverride w:ilvl="8"/>
+  </w:num>
+  <w:num w:numId="18" w16cid:durableId="761679103">
+    <w:abstractNumId w:val="18"/>
+    <w:lvlOverride w:ilvl="0">
+      <w:startOverride w:val="1"/>
+    </w:lvlOverride>
+    <w:lvlOverride w:ilvl="1"/>
+    <w:lvlOverride w:ilvl="2"/>
+    <w:lvlOverride w:ilvl="3"/>
+    <w:lvlOverride w:ilvl="4"/>
+    <w:lvlOverride w:ilvl="5"/>
+    <w:lvlOverride w:ilvl="6"/>
+    <w:lvlOverride w:ilvl="7"/>
+    <w:lvlOverride w:ilvl="8"/>
+  </w:num>
+  <w:num w:numId="19" w16cid:durableId="1078866882">
+    <w:abstractNumId w:val="5"/>
+    <w:lvlOverride w:ilvl="0"/>
+    <w:lvlOverride w:ilvl="1"/>
+    <w:lvlOverride w:ilvl="2"/>
+    <w:lvlOverride w:ilvl="3"/>
+    <w:lvlOverride w:ilvl="4"/>
+    <w:lvlOverride w:ilvl="5"/>
+    <w:lvlOverride w:ilvl="6"/>
+    <w:lvlOverride w:ilvl="7"/>
+    <w:lvlOverride w:ilvl="8"/>
+  </w:num>
+  <w:num w:numId="20" w16cid:durableId="293027768">
+    <w:abstractNumId w:val="13"/>
+    <w:lvlOverride w:ilvl="0">
+      <w:startOverride w:val="1"/>
+    </w:lvlOverride>
+    <w:lvlOverride w:ilvl="1"/>
+    <w:lvlOverride w:ilvl="2"/>
+    <w:lvlOverride w:ilvl="3"/>
+    <w:lvlOverride w:ilvl="4"/>
+    <w:lvlOverride w:ilvl="5"/>
+    <w:lvlOverride w:ilvl="6"/>
+    <w:lvlOverride w:ilvl="7"/>
+    <w:lvlOverride w:ilvl="8"/>
   </w:num>
 </w:numbering>
 </file>
